--- a/atlas/Patterns/Pattern Volume Registry.docx.docx
+++ b/atlas/Patterns/Pattern Volume Registry.docx.docx
@@ -2,33 +2,6 @@
 <file path=word/document.xml><?xml version="1.0" encoding="utf-8"?>
 <w:document xmlns:wpc="http://schemas.microsoft.com/office/word/2010/wordprocessingCanvas" xmlns:cx="http://schemas.microsoft.com/office/drawing/2014/chartex" xmlns:cx1="http://schemas.microsoft.com/office/drawing/2015/9/8/chartex" xmlns:cx2="http://schemas.microsoft.com/office/drawing/2015/10/21/chartex" xmlns:cx3="http://schemas.microsoft.com/office/drawing/2016/5/9/chartex" xmlns:cx4="http://schemas.microsoft.com/office/drawing/2016/5/10/chartex" xmlns:cx5="http://schemas.microsoft.com/office/drawing/2016/5/11/chartex" xmlns:cx6="http://schemas.microsoft.com/office/drawing/2016/5/12/chartex" xmlns:cx7="http://schemas.microsoft.com/office/drawing/2016/5/13/chartex" xmlns:cx8="http://schemas.microsoft.com/office/drawing/2016/5/14/chartex" xmlns:mc="http://schemas.openxmlformats.org/markup-compatibility/2006" xmlns:aink="http://schemas.microsoft.com/office/drawing/2016/ink" xmlns:am3d="http://schemas.microsoft.com/office/drawing/2017/model3d" xmlns:o="urn:schemas-microsoft-com:office:office" xmlns:oel="http://schemas.microsoft.com/office/2019/extlst" xmlns:r="http://schemas.openxmlformats.org/officeDocument/2006/relationships" xmlns:m="http://schemas.openxmlformats.org/officeDocument/2006/math" xmlns:v="urn:schemas-microsoft-com:vml" xmlns:wp14="http://schemas.microsoft.com/office/word/2010/wordprocessingDrawing" xmlns:wp="http://schemas.openxmlformats.org/drawingml/2006/wordprocessingDrawing" xmlns:w10="urn:schemas-microsoft-com:office:word" xmlns:w="http://schemas.openxmlformats.org/wordprocessingml/2006/main" xmlns:w14="http://schemas.microsoft.com/office/word/2010/wordml" xmlns:w15="http://schemas.microsoft.com/office/word/2012/wordml" xmlns:w16cei="http://schemas.microsoft.com/office/word/2026/wordml/cei" xmlns:w16cex="http://schemas.microsoft.com/office/word/2018/wordml/cex" xmlns:w16cid="http://schemas.microsoft.com/office/word/2016/wordml/cid" xmlns:w16="http://schemas.microsoft.com/office/word/2018/wordml" xmlns:w16du="http://schemas.microsoft.com/office/word/2023/wordml/word16du" xmlns:w16sdtdh="http://schemas.microsoft.com/office/word/2020/wordml/sdtdatahash" xmlns:w16sdtfl="http://schemas.microsoft.com/office/word/2024/wordml/sdtformatlock" xmlns:w16se="http://schemas.microsoft.com/office/word/2015/wordml/symex" xmlns:wpg="http://schemas.microsoft.com/office/word/2010/wordprocessingGroup" xmlns:wpi="http://schemas.microsoft.com/office/word/2010/wordprocessingInk" xmlns:wne="http://schemas.microsoft.com/office/word/2006/wordml" xmlns:wps="http://schemas.microsoft.com/office/word/2010/wordprocessingShape" mc:Ignorable="w14 w15 w16se w16cid w16 w16cex w16sdtdh w16sdtfl w16du wp14">
   <w:body>
-    <w:p>
-      <w:pPr>
-        <w:rPr>
-          <w:b/>
-          <w:bCs/>
-        </w:rPr>
-      </w:pPr>
-      <w:r>
-        <w:rPr>
-          <w:b/>
-          <w:bCs/>
-        </w:rPr>
-        <w:t>Pattern Volume Registry</w:t>
-      </w:r>
-    </w:p>
-    <w:p>
-      <w:r>
-        <w:t>This document becomes the navigation map for the entire Pattern Library.</w:t>
-      </w:r>
-    </w:p>
-    <w:p>
-      <w:r>
-        <w:pict w14:anchorId="5B2F398D">
-          <v:rect id="_x0000_i1057" style="width:0;height:1.5pt" o:hralign="center" o:hrstd="t" o:hr="t" fillcolor="#a0a0a0" stroked="f"/>
-        </w:pict>
-      </w:r>
-    </w:p>
     <w:p>
       <w:pPr>
         <w:rPr>
@@ -68,7 +41,7 @@
         <w:t>Version:</w:t>
       </w:r>
       <w:r>
-        <w:t xml:space="preserve"> 2.0</w:t>
+        <w:t xml:space="preserve"> 2.1</w:t>
       </w:r>
     </w:p>
     <w:p>
@@ -80,14 +53,7 @@
         <w:t>Last Updated:</w:t>
       </w:r>
       <w:r>
-        <w:t xml:space="preserve"> 05 August 2026</w:t>
-      </w:r>
-    </w:p>
-    <w:p>
-      <w:r>
-        <w:pict w14:anchorId="3DBFC9D6">
-          <v:rect id="_x0000_i1058" style="width:0;height:1.5pt" o:hralign="center" o:hrstd="t" o:hr="t" fillcolor="#a0a0a0" stroked="f"/>
-        </w:pict>
+        <w:t xml:space="preserve"> 06 August 2026</w:t>
       </w:r>
     </w:p>
     <w:p>
@@ -108,13 +74,6 @@
     <w:p>
       <w:r>
         <w:t>This registry maps every Pattern Identifier (PTID) to its corresponding Pattern Library Volume. The registry serves as the primary navigation index for locating Pattern documents while preserving permanent Pattern Identifiers across the entire ATLAS repository.</w:t>
-      </w:r>
-    </w:p>
-    <w:p>
-      <w:r>
-        <w:pict w14:anchorId="01AEFB00">
-          <v:rect id="_x0000_i1059" style="width:0;height:1.5pt" o:hralign="center" o:hrstd="t" o:hr="t" fillcolor="#a0a0a0" stroked="f"/>
-        </w:pict>
       </w:r>
     </w:p>
     <w:p>
@@ -145,11 +104,9 @@
         <w:tblLook w:val="04A0" w:firstRow="1" w:lastRow="0" w:firstColumn="1" w:lastColumn="0" w:noHBand="0" w:noVBand="1"/>
       </w:tblPr>
       <w:tblGrid>
-        <w:gridCol w:w="792"/>
-        <w:gridCol w:w="30"/>
-        <w:gridCol w:w="3431"/>
-        <w:gridCol w:w="3074"/>
-        <w:gridCol w:w="1699"/>
+        <w:gridCol w:w="1172"/>
+        <w:gridCol w:w="3643"/>
+        <w:gridCol w:w="4195"/>
       </w:tblGrid>
       <w:tr>
         <w:trPr>
@@ -159,16 +116,22 @@
         <w:tc>
           <w:tcPr>
             <w:tcW w:w="0" w:type="auto"/>
-            <w:vAlign w:val="center"/>
-            <w:hideMark/>
-          </w:tcPr>
-          <w:p>
-            <w:pPr>
-              <w:rPr>
-                <w:b/>
-                <w:bCs/>
-              </w:rPr>
-            </w:pPr>
+            <w:tcBorders>
+              <w:top w:val="single" w:sz="6" w:space="0" w:color="C4C7C5"/>
+              <w:left w:val="single" w:sz="6" w:space="0" w:color="C4C7C5"/>
+              <w:bottom w:val="single" w:sz="6" w:space="0" w:color="C4C7C5"/>
+              <w:right w:val="single" w:sz="6" w:space="0" w:color="C4C7C5"/>
+            </w:tcBorders>
+            <w:tcMar>
+              <w:top w:w="120" w:type="dxa"/>
+              <w:left w:w="180" w:type="dxa"/>
+              <w:bottom w:w="120" w:type="dxa"/>
+              <w:right w:w="180" w:type="dxa"/>
+            </w:tcMar>
+            <w:vAlign w:val="center"/>
+            <w:hideMark/>
+          </w:tcPr>
+          <w:p>
             <w:r>
               <w:rPr>
                 <w:b/>
@@ -180,18 +143,23 @@
         </w:tc>
         <w:tc>
           <w:tcPr>
-            <w:tcW w:w="3431" w:type="dxa"/>
-            <w:gridSpan w:val="2"/>
-            <w:vAlign w:val="center"/>
-            <w:hideMark/>
-          </w:tcPr>
-          <w:p>
-            <w:pPr>
-              <w:rPr>
-                <w:b/>
-                <w:bCs/>
-              </w:rPr>
-            </w:pPr>
+            <w:tcW w:w="0" w:type="auto"/>
+            <w:tcBorders>
+              <w:top w:val="single" w:sz="6" w:space="0" w:color="C4C7C5"/>
+              <w:left w:val="single" w:sz="6" w:space="0" w:color="C4C7C5"/>
+              <w:bottom w:val="single" w:sz="6" w:space="0" w:color="C4C7C5"/>
+              <w:right w:val="single" w:sz="6" w:space="0" w:color="C4C7C5"/>
+            </w:tcBorders>
+            <w:tcMar>
+              <w:top w:w="120" w:type="dxa"/>
+              <w:left w:w="180" w:type="dxa"/>
+              <w:bottom w:w="120" w:type="dxa"/>
+              <w:right w:w="180" w:type="dxa"/>
+            </w:tcMar>
+            <w:vAlign w:val="center"/>
+            <w:hideMark/>
+          </w:tcPr>
+          <w:p>
             <w:r>
               <w:rPr>
                 <w:b/>
@@ -203,18 +171,23 @@
         </w:tc>
         <w:tc>
           <w:tcPr>
-            <w:tcW w:w="4728" w:type="dxa"/>
-            <w:gridSpan w:val="2"/>
-            <w:vAlign w:val="center"/>
-            <w:hideMark/>
-          </w:tcPr>
-          <w:p>
-            <w:pPr>
-              <w:rPr>
-                <w:b/>
-                <w:bCs/>
-              </w:rPr>
-            </w:pPr>
+            <w:tcW w:w="0" w:type="auto"/>
+            <w:tcBorders>
+              <w:top w:val="single" w:sz="6" w:space="0" w:color="C4C7C5"/>
+              <w:left w:val="single" w:sz="6" w:space="0" w:color="C4C7C5"/>
+              <w:bottom w:val="single" w:sz="6" w:space="0" w:color="C4C7C5"/>
+              <w:right w:val="single" w:sz="6" w:space="0" w:color="C4C7C5"/>
+            </w:tcBorders>
+            <w:tcMar>
+              <w:top w:w="120" w:type="dxa"/>
+              <w:left w:w="180" w:type="dxa"/>
+              <w:bottom w:w="120" w:type="dxa"/>
+              <w:right w:w="180" w:type="dxa"/>
+            </w:tcMar>
+            <w:vAlign w:val="center"/>
+            <w:hideMark/>
+          </w:tcPr>
+          <w:p>
             <w:r>
               <w:rPr>
                 <w:b/>
@@ -232,19 +205,46 @@
         <w:tc>
           <w:tcPr>
             <w:tcW w:w="0" w:type="auto"/>
-            <w:vAlign w:val="center"/>
-            <w:hideMark/>
-          </w:tcPr>
-          <w:p>
-            <w:r>
+            <w:tcBorders>
+              <w:top w:val="single" w:sz="6" w:space="0" w:color="C4C7C5"/>
+              <w:left w:val="single" w:sz="6" w:space="0" w:color="C4C7C5"/>
+              <w:bottom w:val="single" w:sz="6" w:space="0" w:color="C4C7C5"/>
+              <w:right w:val="single" w:sz="6" w:space="0" w:color="C4C7C5"/>
+            </w:tcBorders>
+            <w:tcMar>
+              <w:top w:w="120" w:type="dxa"/>
+              <w:left w:w="180" w:type="dxa"/>
+              <w:bottom w:w="120" w:type="dxa"/>
+              <w:right w:w="180" w:type="dxa"/>
+            </w:tcMar>
+            <w:vAlign w:val="center"/>
+            <w:hideMark/>
+          </w:tcPr>
+          <w:p>
+            <w:r>
+              <w:rPr>
+                <w:b/>
+                <w:bCs/>
+              </w:rPr>
               <w:t>PAT-001</w:t>
             </w:r>
           </w:p>
         </w:tc>
         <w:tc>
           <w:tcPr>
-            <w:tcW w:w="3431" w:type="dxa"/>
-            <w:gridSpan w:val="2"/>
+            <w:tcW w:w="0" w:type="auto"/>
+            <w:tcBorders>
+              <w:top w:val="single" w:sz="6" w:space="0" w:color="C4C7C5"/>
+              <w:left w:val="single" w:sz="6" w:space="0" w:color="C4C7C5"/>
+              <w:bottom w:val="single" w:sz="6" w:space="0" w:color="C4C7C5"/>
+              <w:right w:val="single" w:sz="6" w:space="0" w:color="C4C7C5"/>
+            </w:tcBorders>
+            <w:tcMar>
+              <w:top w:w="120" w:type="dxa"/>
+              <w:left w:w="180" w:type="dxa"/>
+              <w:bottom w:w="120" w:type="dxa"/>
+              <w:right w:w="180" w:type="dxa"/>
+            </w:tcMar>
             <w:vAlign w:val="center"/>
             <w:hideMark/>
           </w:tcPr>
@@ -256,8 +256,19 @@
         </w:tc>
         <w:tc>
           <w:tcPr>
-            <w:tcW w:w="4728" w:type="dxa"/>
-            <w:gridSpan w:val="2"/>
+            <w:tcW w:w="0" w:type="auto"/>
+            <w:tcBorders>
+              <w:top w:val="single" w:sz="6" w:space="0" w:color="C4C7C5"/>
+              <w:left w:val="single" w:sz="6" w:space="0" w:color="C4C7C5"/>
+              <w:bottom w:val="single" w:sz="6" w:space="0" w:color="C4C7C5"/>
+              <w:right w:val="single" w:sz="6" w:space="0" w:color="C4C7C5"/>
+            </w:tcBorders>
+            <w:tcMar>
+              <w:top w:w="120" w:type="dxa"/>
+              <w:left w:w="180" w:type="dxa"/>
+              <w:bottom w:w="120" w:type="dxa"/>
+              <w:right w:w="180" w:type="dxa"/>
+            </w:tcMar>
             <w:vAlign w:val="center"/>
             <w:hideMark/>
           </w:tcPr>
@@ -275,19 +286,46 @@
         <w:tc>
           <w:tcPr>
             <w:tcW w:w="0" w:type="auto"/>
-            <w:vAlign w:val="center"/>
-            <w:hideMark/>
-          </w:tcPr>
-          <w:p>
-            <w:r>
+            <w:tcBorders>
+              <w:top w:val="single" w:sz="6" w:space="0" w:color="C4C7C5"/>
+              <w:left w:val="single" w:sz="6" w:space="0" w:color="C4C7C5"/>
+              <w:bottom w:val="single" w:sz="6" w:space="0" w:color="C4C7C5"/>
+              <w:right w:val="single" w:sz="6" w:space="0" w:color="C4C7C5"/>
+            </w:tcBorders>
+            <w:tcMar>
+              <w:top w:w="120" w:type="dxa"/>
+              <w:left w:w="180" w:type="dxa"/>
+              <w:bottom w:w="120" w:type="dxa"/>
+              <w:right w:w="180" w:type="dxa"/>
+            </w:tcMar>
+            <w:vAlign w:val="center"/>
+            <w:hideMark/>
+          </w:tcPr>
+          <w:p>
+            <w:r>
+              <w:rPr>
+                <w:b/>
+                <w:bCs/>
+              </w:rPr>
               <w:t>PAT-002</w:t>
             </w:r>
           </w:p>
         </w:tc>
         <w:tc>
           <w:tcPr>
-            <w:tcW w:w="3431" w:type="dxa"/>
-            <w:gridSpan w:val="2"/>
+            <w:tcW w:w="0" w:type="auto"/>
+            <w:tcBorders>
+              <w:top w:val="single" w:sz="6" w:space="0" w:color="C4C7C5"/>
+              <w:left w:val="single" w:sz="6" w:space="0" w:color="C4C7C5"/>
+              <w:bottom w:val="single" w:sz="6" w:space="0" w:color="C4C7C5"/>
+              <w:right w:val="single" w:sz="6" w:space="0" w:color="C4C7C5"/>
+            </w:tcBorders>
+            <w:tcMar>
+              <w:top w:w="120" w:type="dxa"/>
+              <w:left w:w="180" w:type="dxa"/>
+              <w:bottom w:w="120" w:type="dxa"/>
+              <w:right w:w="180" w:type="dxa"/>
+            </w:tcMar>
             <w:vAlign w:val="center"/>
             <w:hideMark/>
           </w:tcPr>
@@ -299,8 +337,19 @@
         </w:tc>
         <w:tc>
           <w:tcPr>
-            <w:tcW w:w="4728" w:type="dxa"/>
-            <w:gridSpan w:val="2"/>
+            <w:tcW w:w="0" w:type="auto"/>
+            <w:tcBorders>
+              <w:top w:val="single" w:sz="6" w:space="0" w:color="C4C7C5"/>
+              <w:left w:val="single" w:sz="6" w:space="0" w:color="C4C7C5"/>
+              <w:bottom w:val="single" w:sz="6" w:space="0" w:color="C4C7C5"/>
+              <w:right w:val="single" w:sz="6" w:space="0" w:color="C4C7C5"/>
+            </w:tcBorders>
+            <w:tcMar>
+              <w:top w:w="120" w:type="dxa"/>
+              <w:left w:w="180" w:type="dxa"/>
+              <w:bottom w:w="120" w:type="dxa"/>
+              <w:right w:w="180" w:type="dxa"/>
+            </w:tcMar>
             <w:vAlign w:val="center"/>
             <w:hideMark/>
           </w:tcPr>
@@ -318,19 +367,46 @@
         <w:tc>
           <w:tcPr>
             <w:tcW w:w="0" w:type="auto"/>
-            <w:vAlign w:val="center"/>
-            <w:hideMark/>
-          </w:tcPr>
-          <w:p>
-            <w:r>
+            <w:tcBorders>
+              <w:top w:val="single" w:sz="6" w:space="0" w:color="C4C7C5"/>
+              <w:left w:val="single" w:sz="6" w:space="0" w:color="C4C7C5"/>
+              <w:bottom w:val="single" w:sz="6" w:space="0" w:color="C4C7C5"/>
+              <w:right w:val="single" w:sz="6" w:space="0" w:color="C4C7C5"/>
+            </w:tcBorders>
+            <w:tcMar>
+              <w:top w:w="120" w:type="dxa"/>
+              <w:left w:w="180" w:type="dxa"/>
+              <w:bottom w:w="120" w:type="dxa"/>
+              <w:right w:w="180" w:type="dxa"/>
+            </w:tcMar>
+            <w:vAlign w:val="center"/>
+            <w:hideMark/>
+          </w:tcPr>
+          <w:p>
+            <w:r>
+              <w:rPr>
+                <w:b/>
+                <w:bCs/>
+              </w:rPr>
               <w:t>PAT-003</w:t>
             </w:r>
           </w:p>
         </w:tc>
         <w:tc>
           <w:tcPr>
-            <w:tcW w:w="3431" w:type="dxa"/>
-            <w:gridSpan w:val="2"/>
+            <w:tcW w:w="0" w:type="auto"/>
+            <w:tcBorders>
+              <w:top w:val="single" w:sz="6" w:space="0" w:color="C4C7C5"/>
+              <w:left w:val="single" w:sz="6" w:space="0" w:color="C4C7C5"/>
+              <w:bottom w:val="single" w:sz="6" w:space="0" w:color="C4C7C5"/>
+              <w:right w:val="single" w:sz="6" w:space="0" w:color="C4C7C5"/>
+            </w:tcBorders>
+            <w:tcMar>
+              <w:top w:w="120" w:type="dxa"/>
+              <w:left w:w="180" w:type="dxa"/>
+              <w:bottom w:w="120" w:type="dxa"/>
+              <w:right w:w="180" w:type="dxa"/>
+            </w:tcMar>
             <w:vAlign w:val="center"/>
             <w:hideMark/>
           </w:tcPr>
@@ -342,8 +418,19 @@
         </w:tc>
         <w:tc>
           <w:tcPr>
-            <w:tcW w:w="4728" w:type="dxa"/>
-            <w:gridSpan w:val="2"/>
+            <w:tcW w:w="0" w:type="auto"/>
+            <w:tcBorders>
+              <w:top w:val="single" w:sz="6" w:space="0" w:color="C4C7C5"/>
+              <w:left w:val="single" w:sz="6" w:space="0" w:color="C4C7C5"/>
+              <w:bottom w:val="single" w:sz="6" w:space="0" w:color="C4C7C5"/>
+              <w:right w:val="single" w:sz="6" w:space="0" w:color="C4C7C5"/>
+            </w:tcBorders>
+            <w:tcMar>
+              <w:top w:w="120" w:type="dxa"/>
+              <w:left w:w="180" w:type="dxa"/>
+              <w:bottom w:w="120" w:type="dxa"/>
+              <w:right w:w="180" w:type="dxa"/>
+            </w:tcMar>
             <w:vAlign w:val="center"/>
             <w:hideMark/>
           </w:tcPr>
@@ -361,19 +448,46 @@
         <w:tc>
           <w:tcPr>
             <w:tcW w:w="0" w:type="auto"/>
-            <w:vAlign w:val="center"/>
-            <w:hideMark/>
-          </w:tcPr>
-          <w:p>
-            <w:r>
+            <w:tcBorders>
+              <w:top w:val="single" w:sz="6" w:space="0" w:color="C4C7C5"/>
+              <w:left w:val="single" w:sz="6" w:space="0" w:color="C4C7C5"/>
+              <w:bottom w:val="single" w:sz="6" w:space="0" w:color="C4C7C5"/>
+              <w:right w:val="single" w:sz="6" w:space="0" w:color="C4C7C5"/>
+            </w:tcBorders>
+            <w:tcMar>
+              <w:top w:w="120" w:type="dxa"/>
+              <w:left w:w="180" w:type="dxa"/>
+              <w:bottom w:w="120" w:type="dxa"/>
+              <w:right w:w="180" w:type="dxa"/>
+            </w:tcMar>
+            <w:vAlign w:val="center"/>
+            <w:hideMark/>
+          </w:tcPr>
+          <w:p>
+            <w:r>
+              <w:rPr>
+                <w:b/>
+                <w:bCs/>
+              </w:rPr>
               <w:t>PAT-004</w:t>
             </w:r>
           </w:p>
         </w:tc>
         <w:tc>
           <w:tcPr>
-            <w:tcW w:w="3431" w:type="dxa"/>
-            <w:gridSpan w:val="2"/>
+            <w:tcW w:w="0" w:type="auto"/>
+            <w:tcBorders>
+              <w:top w:val="single" w:sz="6" w:space="0" w:color="C4C7C5"/>
+              <w:left w:val="single" w:sz="6" w:space="0" w:color="C4C7C5"/>
+              <w:bottom w:val="single" w:sz="6" w:space="0" w:color="C4C7C5"/>
+              <w:right w:val="single" w:sz="6" w:space="0" w:color="C4C7C5"/>
+            </w:tcBorders>
+            <w:tcMar>
+              <w:top w:w="120" w:type="dxa"/>
+              <w:left w:w="180" w:type="dxa"/>
+              <w:bottom w:w="120" w:type="dxa"/>
+              <w:right w:w="180" w:type="dxa"/>
+            </w:tcMar>
             <w:vAlign w:val="center"/>
             <w:hideMark/>
           </w:tcPr>
@@ -385,8 +499,19 @@
         </w:tc>
         <w:tc>
           <w:tcPr>
-            <w:tcW w:w="4728" w:type="dxa"/>
-            <w:gridSpan w:val="2"/>
+            <w:tcW w:w="0" w:type="auto"/>
+            <w:tcBorders>
+              <w:top w:val="single" w:sz="6" w:space="0" w:color="C4C7C5"/>
+              <w:left w:val="single" w:sz="6" w:space="0" w:color="C4C7C5"/>
+              <w:bottom w:val="single" w:sz="6" w:space="0" w:color="C4C7C5"/>
+              <w:right w:val="single" w:sz="6" w:space="0" w:color="C4C7C5"/>
+            </w:tcBorders>
+            <w:tcMar>
+              <w:top w:w="120" w:type="dxa"/>
+              <w:left w:w="180" w:type="dxa"/>
+              <w:bottom w:w="120" w:type="dxa"/>
+              <w:right w:w="180" w:type="dxa"/>
+            </w:tcMar>
             <w:vAlign w:val="center"/>
             <w:hideMark/>
           </w:tcPr>
@@ -404,19 +529,46 @@
         <w:tc>
           <w:tcPr>
             <w:tcW w:w="0" w:type="auto"/>
-            <w:vAlign w:val="center"/>
-            <w:hideMark/>
-          </w:tcPr>
-          <w:p>
-            <w:r>
+            <w:tcBorders>
+              <w:top w:val="single" w:sz="6" w:space="0" w:color="C4C7C5"/>
+              <w:left w:val="single" w:sz="6" w:space="0" w:color="C4C7C5"/>
+              <w:bottom w:val="single" w:sz="6" w:space="0" w:color="C4C7C5"/>
+              <w:right w:val="single" w:sz="6" w:space="0" w:color="C4C7C5"/>
+            </w:tcBorders>
+            <w:tcMar>
+              <w:top w:w="120" w:type="dxa"/>
+              <w:left w:w="180" w:type="dxa"/>
+              <w:bottom w:w="120" w:type="dxa"/>
+              <w:right w:w="180" w:type="dxa"/>
+            </w:tcMar>
+            <w:vAlign w:val="center"/>
+            <w:hideMark/>
+          </w:tcPr>
+          <w:p>
+            <w:r>
+              <w:rPr>
+                <w:b/>
+                <w:bCs/>
+              </w:rPr>
               <w:t>PAT-005</w:t>
             </w:r>
           </w:p>
         </w:tc>
         <w:tc>
           <w:tcPr>
-            <w:tcW w:w="3431" w:type="dxa"/>
-            <w:gridSpan w:val="2"/>
+            <w:tcW w:w="0" w:type="auto"/>
+            <w:tcBorders>
+              <w:top w:val="single" w:sz="6" w:space="0" w:color="C4C7C5"/>
+              <w:left w:val="single" w:sz="6" w:space="0" w:color="C4C7C5"/>
+              <w:bottom w:val="single" w:sz="6" w:space="0" w:color="C4C7C5"/>
+              <w:right w:val="single" w:sz="6" w:space="0" w:color="C4C7C5"/>
+            </w:tcBorders>
+            <w:tcMar>
+              <w:top w:w="120" w:type="dxa"/>
+              <w:left w:w="180" w:type="dxa"/>
+              <w:bottom w:w="120" w:type="dxa"/>
+              <w:right w:w="180" w:type="dxa"/>
+            </w:tcMar>
             <w:vAlign w:val="center"/>
             <w:hideMark/>
           </w:tcPr>
@@ -428,8 +580,19 @@
         </w:tc>
         <w:tc>
           <w:tcPr>
-            <w:tcW w:w="4728" w:type="dxa"/>
-            <w:gridSpan w:val="2"/>
+            <w:tcW w:w="0" w:type="auto"/>
+            <w:tcBorders>
+              <w:top w:val="single" w:sz="6" w:space="0" w:color="C4C7C5"/>
+              <w:left w:val="single" w:sz="6" w:space="0" w:color="C4C7C5"/>
+              <w:bottom w:val="single" w:sz="6" w:space="0" w:color="C4C7C5"/>
+              <w:right w:val="single" w:sz="6" w:space="0" w:color="C4C7C5"/>
+            </w:tcBorders>
+            <w:tcMar>
+              <w:top w:w="120" w:type="dxa"/>
+              <w:left w:w="180" w:type="dxa"/>
+              <w:bottom w:w="120" w:type="dxa"/>
+              <w:right w:w="180" w:type="dxa"/>
+            </w:tcMar>
             <w:vAlign w:val="center"/>
             <w:hideMark/>
           </w:tcPr>
@@ -447,19 +610,46 @@
         <w:tc>
           <w:tcPr>
             <w:tcW w:w="0" w:type="auto"/>
-            <w:vAlign w:val="center"/>
-            <w:hideMark/>
-          </w:tcPr>
-          <w:p>
-            <w:r>
+            <w:tcBorders>
+              <w:top w:val="single" w:sz="6" w:space="0" w:color="C4C7C5"/>
+              <w:left w:val="single" w:sz="6" w:space="0" w:color="C4C7C5"/>
+              <w:bottom w:val="single" w:sz="6" w:space="0" w:color="C4C7C5"/>
+              <w:right w:val="single" w:sz="6" w:space="0" w:color="C4C7C5"/>
+            </w:tcBorders>
+            <w:tcMar>
+              <w:top w:w="120" w:type="dxa"/>
+              <w:left w:w="180" w:type="dxa"/>
+              <w:bottom w:w="120" w:type="dxa"/>
+              <w:right w:w="180" w:type="dxa"/>
+            </w:tcMar>
+            <w:vAlign w:val="center"/>
+            <w:hideMark/>
+          </w:tcPr>
+          <w:p>
+            <w:r>
+              <w:rPr>
+                <w:b/>
+                <w:bCs/>
+              </w:rPr>
               <w:t>PAT-006</w:t>
             </w:r>
           </w:p>
         </w:tc>
         <w:tc>
           <w:tcPr>
-            <w:tcW w:w="3431" w:type="dxa"/>
-            <w:gridSpan w:val="2"/>
+            <w:tcW w:w="0" w:type="auto"/>
+            <w:tcBorders>
+              <w:top w:val="single" w:sz="6" w:space="0" w:color="C4C7C5"/>
+              <w:left w:val="single" w:sz="6" w:space="0" w:color="C4C7C5"/>
+              <w:bottom w:val="single" w:sz="6" w:space="0" w:color="C4C7C5"/>
+              <w:right w:val="single" w:sz="6" w:space="0" w:color="C4C7C5"/>
+            </w:tcBorders>
+            <w:tcMar>
+              <w:top w:w="120" w:type="dxa"/>
+              <w:left w:w="180" w:type="dxa"/>
+              <w:bottom w:w="120" w:type="dxa"/>
+              <w:right w:w="180" w:type="dxa"/>
+            </w:tcMar>
             <w:vAlign w:val="center"/>
             <w:hideMark/>
           </w:tcPr>
@@ -471,8 +661,19 @@
         </w:tc>
         <w:tc>
           <w:tcPr>
-            <w:tcW w:w="4728" w:type="dxa"/>
-            <w:gridSpan w:val="2"/>
+            <w:tcW w:w="0" w:type="auto"/>
+            <w:tcBorders>
+              <w:top w:val="single" w:sz="6" w:space="0" w:color="C4C7C5"/>
+              <w:left w:val="single" w:sz="6" w:space="0" w:color="C4C7C5"/>
+              <w:bottom w:val="single" w:sz="6" w:space="0" w:color="C4C7C5"/>
+              <w:right w:val="single" w:sz="6" w:space="0" w:color="C4C7C5"/>
+            </w:tcBorders>
+            <w:tcMar>
+              <w:top w:w="120" w:type="dxa"/>
+              <w:left w:w="180" w:type="dxa"/>
+              <w:bottom w:w="120" w:type="dxa"/>
+              <w:right w:w="180" w:type="dxa"/>
+            </w:tcMar>
             <w:vAlign w:val="center"/>
             <w:hideMark/>
           </w:tcPr>
@@ -490,19 +691,46 @@
         <w:tc>
           <w:tcPr>
             <w:tcW w:w="0" w:type="auto"/>
-            <w:vAlign w:val="center"/>
-            <w:hideMark/>
-          </w:tcPr>
-          <w:p>
-            <w:r>
+            <w:tcBorders>
+              <w:top w:val="single" w:sz="6" w:space="0" w:color="C4C7C5"/>
+              <w:left w:val="single" w:sz="6" w:space="0" w:color="C4C7C5"/>
+              <w:bottom w:val="single" w:sz="6" w:space="0" w:color="C4C7C5"/>
+              <w:right w:val="single" w:sz="6" w:space="0" w:color="C4C7C5"/>
+            </w:tcBorders>
+            <w:tcMar>
+              <w:top w:w="120" w:type="dxa"/>
+              <w:left w:w="180" w:type="dxa"/>
+              <w:bottom w:w="120" w:type="dxa"/>
+              <w:right w:w="180" w:type="dxa"/>
+            </w:tcMar>
+            <w:vAlign w:val="center"/>
+            <w:hideMark/>
+          </w:tcPr>
+          <w:p>
+            <w:r>
+              <w:rPr>
+                <w:b/>
+                <w:bCs/>
+              </w:rPr>
               <w:t>PAT-007</w:t>
             </w:r>
           </w:p>
         </w:tc>
         <w:tc>
           <w:tcPr>
-            <w:tcW w:w="3431" w:type="dxa"/>
-            <w:gridSpan w:val="2"/>
+            <w:tcW w:w="0" w:type="auto"/>
+            <w:tcBorders>
+              <w:top w:val="single" w:sz="6" w:space="0" w:color="C4C7C5"/>
+              <w:left w:val="single" w:sz="6" w:space="0" w:color="C4C7C5"/>
+              <w:bottom w:val="single" w:sz="6" w:space="0" w:color="C4C7C5"/>
+              <w:right w:val="single" w:sz="6" w:space="0" w:color="C4C7C5"/>
+            </w:tcBorders>
+            <w:tcMar>
+              <w:top w:w="120" w:type="dxa"/>
+              <w:left w:w="180" w:type="dxa"/>
+              <w:bottom w:w="120" w:type="dxa"/>
+              <w:right w:w="180" w:type="dxa"/>
+            </w:tcMar>
             <w:vAlign w:val="center"/>
             <w:hideMark/>
           </w:tcPr>
@@ -514,8 +742,19 @@
         </w:tc>
         <w:tc>
           <w:tcPr>
-            <w:tcW w:w="4728" w:type="dxa"/>
-            <w:gridSpan w:val="2"/>
+            <w:tcW w:w="0" w:type="auto"/>
+            <w:tcBorders>
+              <w:top w:val="single" w:sz="6" w:space="0" w:color="C4C7C5"/>
+              <w:left w:val="single" w:sz="6" w:space="0" w:color="C4C7C5"/>
+              <w:bottom w:val="single" w:sz="6" w:space="0" w:color="C4C7C5"/>
+              <w:right w:val="single" w:sz="6" w:space="0" w:color="C4C7C5"/>
+            </w:tcBorders>
+            <w:tcMar>
+              <w:top w:w="120" w:type="dxa"/>
+              <w:left w:w="180" w:type="dxa"/>
+              <w:bottom w:w="120" w:type="dxa"/>
+              <w:right w:w="180" w:type="dxa"/>
+            </w:tcMar>
             <w:vAlign w:val="center"/>
             <w:hideMark/>
           </w:tcPr>
@@ -533,11 +772,27 @@
         <w:tc>
           <w:tcPr>
             <w:tcW w:w="0" w:type="auto"/>
-            <w:vAlign w:val="center"/>
-            <w:hideMark/>
-          </w:tcPr>
-          <w:p>
-            <w:r>
+            <w:tcBorders>
+              <w:top w:val="single" w:sz="6" w:space="0" w:color="C4C7C5"/>
+              <w:left w:val="single" w:sz="6" w:space="0" w:color="C4C7C5"/>
+              <w:bottom w:val="single" w:sz="6" w:space="0" w:color="C4C7C5"/>
+              <w:right w:val="single" w:sz="6" w:space="0" w:color="C4C7C5"/>
+            </w:tcBorders>
+            <w:tcMar>
+              <w:top w:w="120" w:type="dxa"/>
+              <w:left w:w="180" w:type="dxa"/>
+              <w:bottom w:w="120" w:type="dxa"/>
+              <w:right w:w="180" w:type="dxa"/>
+            </w:tcMar>
+            <w:vAlign w:val="center"/>
+            <w:hideMark/>
+          </w:tcPr>
+          <w:p>
+            <w:r>
+              <w:rPr>
+                <w:b/>
+                <w:bCs/>
+              </w:rPr>
               <w:lastRenderedPageBreak/>
               <w:t>PAT-008</w:t>
             </w:r>
@@ -545,8 +800,19 @@
         </w:tc>
         <w:tc>
           <w:tcPr>
-            <w:tcW w:w="3431" w:type="dxa"/>
-            <w:gridSpan w:val="2"/>
+            <w:tcW w:w="0" w:type="auto"/>
+            <w:tcBorders>
+              <w:top w:val="single" w:sz="6" w:space="0" w:color="C4C7C5"/>
+              <w:left w:val="single" w:sz="6" w:space="0" w:color="C4C7C5"/>
+              <w:bottom w:val="single" w:sz="6" w:space="0" w:color="C4C7C5"/>
+              <w:right w:val="single" w:sz="6" w:space="0" w:color="C4C7C5"/>
+            </w:tcBorders>
+            <w:tcMar>
+              <w:top w:w="120" w:type="dxa"/>
+              <w:left w:w="180" w:type="dxa"/>
+              <w:bottom w:w="120" w:type="dxa"/>
+              <w:right w:w="180" w:type="dxa"/>
+            </w:tcMar>
             <w:vAlign w:val="center"/>
             <w:hideMark/>
           </w:tcPr>
@@ -558,8 +824,19 @@
         </w:tc>
         <w:tc>
           <w:tcPr>
-            <w:tcW w:w="4728" w:type="dxa"/>
-            <w:gridSpan w:val="2"/>
+            <w:tcW w:w="0" w:type="auto"/>
+            <w:tcBorders>
+              <w:top w:val="single" w:sz="6" w:space="0" w:color="C4C7C5"/>
+              <w:left w:val="single" w:sz="6" w:space="0" w:color="C4C7C5"/>
+              <w:bottom w:val="single" w:sz="6" w:space="0" w:color="C4C7C5"/>
+              <w:right w:val="single" w:sz="6" w:space="0" w:color="C4C7C5"/>
+            </w:tcBorders>
+            <w:tcMar>
+              <w:top w:w="120" w:type="dxa"/>
+              <w:left w:w="180" w:type="dxa"/>
+              <w:bottom w:w="120" w:type="dxa"/>
+              <w:right w:w="180" w:type="dxa"/>
+            </w:tcMar>
             <w:vAlign w:val="center"/>
             <w:hideMark/>
           </w:tcPr>
@@ -577,19 +854,46 @@
         <w:tc>
           <w:tcPr>
             <w:tcW w:w="0" w:type="auto"/>
-            <w:vAlign w:val="center"/>
-            <w:hideMark/>
-          </w:tcPr>
-          <w:p>
-            <w:r>
+            <w:tcBorders>
+              <w:top w:val="single" w:sz="6" w:space="0" w:color="C4C7C5"/>
+              <w:left w:val="single" w:sz="6" w:space="0" w:color="C4C7C5"/>
+              <w:bottom w:val="single" w:sz="6" w:space="0" w:color="C4C7C5"/>
+              <w:right w:val="single" w:sz="6" w:space="0" w:color="C4C7C5"/>
+            </w:tcBorders>
+            <w:tcMar>
+              <w:top w:w="120" w:type="dxa"/>
+              <w:left w:w="180" w:type="dxa"/>
+              <w:bottom w:w="120" w:type="dxa"/>
+              <w:right w:w="180" w:type="dxa"/>
+            </w:tcMar>
+            <w:vAlign w:val="center"/>
+            <w:hideMark/>
+          </w:tcPr>
+          <w:p>
+            <w:r>
+              <w:rPr>
+                <w:b/>
+                <w:bCs/>
+              </w:rPr>
               <w:t>PAT-009</w:t>
             </w:r>
           </w:p>
         </w:tc>
         <w:tc>
           <w:tcPr>
-            <w:tcW w:w="3431" w:type="dxa"/>
-            <w:gridSpan w:val="2"/>
+            <w:tcW w:w="0" w:type="auto"/>
+            <w:tcBorders>
+              <w:top w:val="single" w:sz="6" w:space="0" w:color="C4C7C5"/>
+              <w:left w:val="single" w:sz="6" w:space="0" w:color="C4C7C5"/>
+              <w:bottom w:val="single" w:sz="6" w:space="0" w:color="C4C7C5"/>
+              <w:right w:val="single" w:sz="6" w:space="0" w:color="C4C7C5"/>
+            </w:tcBorders>
+            <w:tcMar>
+              <w:top w:w="120" w:type="dxa"/>
+              <w:left w:w="180" w:type="dxa"/>
+              <w:bottom w:w="120" w:type="dxa"/>
+              <w:right w:w="180" w:type="dxa"/>
+            </w:tcMar>
             <w:vAlign w:val="center"/>
             <w:hideMark/>
           </w:tcPr>
@@ -601,8 +905,19 @@
         </w:tc>
         <w:tc>
           <w:tcPr>
-            <w:tcW w:w="4728" w:type="dxa"/>
-            <w:gridSpan w:val="2"/>
+            <w:tcW w:w="0" w:type="auto"/>
+            <w:tcBorders>
+              <w:top w:val="single" w:sz="6" w:space="0" w:color="C4C7C5"/>
+              <w:left w:val="single" w:sz="6" w:space="0" w:color="C4C7C5"/>
+              <w:bottom w:val="single" w:sz="6" w:space="0" w:color="C4C7C5"/>
+              <w:right w:val="single" w:sz="6" w:space="0" w:color="C4C7C5"/>
+            </w:tcBorders>
+            <w:tcMar>
+              <w:top w:w="120" w:type="dxa"/>
+              <w:left w:w="180" w:type="dxa"/>
+              <w:bottom w:w="120" w:type="dxa"/>
+              <w:right w:w="180" w:type="dxa"/>
+            </w:tcMar>
             <w:vAlign w:val="center"/>
             <w:hideMark/>
           </w:tcPr>
@@ -620,19 +935,46 @@
         <w:tc>
           <w:tcPr>
             <w:tcW w:w="0" w:type="auto"/>
-            <w:vAlign w:val="center"/>
-            <w:hideMark/>
-          </w:tcPr>
-          <w:p>
-            <w:r>
+            <w:tcBorders>
+              <w:top w:val="single" w:sz="6" w:space="0" w:color="C4C7C5"/>
+              <w:left w:val="single" w:sz="6" w:space="0" w:color="C4C7C5"/>
+              <w:bottom w:val="single" w:sz="6" w:space="0" w:color="C4C7C5"/>
+              <w:right w:val="single" w:sz="6" w:space="0" w:color="C4C7C5"/>
+            </w:tcBorders>
+            <w:tcMar>
+              <w:top w:w="120" w:type="dxa"/>
+              <w:left w:w="180" w:type="dxa"/>
+              <w:bottom w:w="120" w:type="dxa"/>
+              <w:right w:w="180" w:type="dxa"/>
+            </w:tcMar>
+            <w:vAlign w:val="center"/>
+            <w:hideMark/>
+          </w:tcPr>
+          <w:p>
+            <w:r>
+              <w:rPr>
+                <w:b/>
+                <w:bCs/>
+              </w:rPr>
               <w:t>PAT-010</w:t>
             </w:r>
           </w:p>
         </w:tc>
         <w:tc>
           <w:tcPr>
-            <w:tcW w:w="3431" w:type="dxa"/>
-            <w:gridSpan w:val="2"/>
+            <w:tcW w:w="0" w:type="auto"/>
+            <w:tcBorders>
+              <w:top w:val="single" w:sz="6" w:space="0" w:color="C4C7C5"/>
+              <w:left w:val="single" w:sz="6" w:space="0" w:color="C4C7C5"/>
+              <w:bottom w:val="single" w:sz="6" w:space="0" w:color="C4C7C5"/>
+              <w:right w:val="single" w:sz="6" w:space="0" w:color="C4C7C5"/>
+            </w:tcBorders>
+            <w:tcMar>
+              <w:top w:w="120" w:type="dxa"/>
+              <w:left w:w="180" w:type="dxa"/>
+              <w:bottom w:w="120" w:type="dxa"/>
+              <w:right w:w="180" w:type="dxa"/>
+            </w:tcMar>
             <w:vAlign w:val="center"/>
             <w:hideMark/>
           </w:tcPr>
@@ -644,8 +986,19 @@
         </w:tc>
         <w:tc>
           <w:tcPr>
-            <w:tcW w:w="4728" w:type="dxa"/>
-            <w:gridSpan w:val="2"/>
+            <w:tcW w:w="0" w:type="auto"/>
+            <w:tcBorders>
+              <w:top w:val="single" w:sz="6" w:space="0" w:color="C4C7C5"/>
+              <w:left w:val="single" w:sz="6" w:space="0" w:color="C4C7C5"/>
+              <w:bottom w:val="single" w:sz="6" w:space="0" w:color="C4C7C5"/>
+              <w:right w:val="single" w:sz="6" w:space="0" w:color="C4C7C5"/>
+            </w:tcBorders>
+            <w:tcMar>
+              <w:top w:w="120" w:type="dxa"/>
+              <w:left w:w="180" w:type="dxa"/>
+              <w:bottom w:w="120" w:type="dxa"/>
+              <w:right w:w="180" w:type="dxa"/>
+            </w:tcMar>
             <w:vAlign w:val="center"/>
             <w:hideMark/>
           </w:tcPr>
@@ -663,19 +1016,46 @@
         <w:tc>
           <w:tcPr>
             <w:tcW w:w="0" w:type="auto"/>
-            <w:vAlign w:val="center"/>
-            <w:hideMark/>
-          </w:tcPr>
-          <w:p>
-            <w:r>
+            <w:tcBorders>
+              <w:top w:val="single" w:sz="6" w:space="0" w:color="C4C7C5"/>
+              <w:left w:val="single" w:sz="6" w:space="0" w:color="C4C7C5"/>
+              <w:bottom w:val="single" w:sz="6" w:space="0" w:color="C4C7C5"/>
+              <w:right w:val="single" w:sz="6" w:space="0" w:color="C4C7C5"/>
+            </w:tcBorders>
+            <w:tcMar>
+              <w:top w:w="120" w:type="dxa"/>
+              <w:left w:w="180" w:type="dxa"/>
+              <w:bottom w:w="120" w:type="dxa"/>
+              <w:right w:w="180" w:type="dxa"/>
+            </w:tcMar>
+            <w:vAlign w:val="center"/>
+            <w:hideMark/>
+          </w:tcPr>
+          <w:p>
+            <w:r>
+              <w:rPr>
+                <w:b/>
+                <w:bCs/>
+              </w:rPr>
               <w:t>PAT-011</w:t>
             </w:r>
           </w:p>
         </w:tc>
         <w:tc>
           <w:tcPr>
-            <w:tcW w:w="3431" w:type="dxa"/>
-            <w:gridSpan w:val="2"/>
+            <w:tcW w:w="0" w:type="auto"/>
+            <w:tcBorders>
+              <w:top w:val="single" w:sz="6" w:space="0" w:color="C4C7C5"/>
+              <w:left w:val="single" w:sz="6" w:space="0" w:color="C4C7C5"/>
+              <w:bottom w:val="single" w:sz="6" w:space="0" w:color="C4C7C5"/>
+              <w:right w:val="single" w:sz="6" w:space="0" w:color="C4C7C5"/>
+            </w:tcBorders>
+            <w:tcMar>
+              <w:top w:w="120" w:type="dxa"/>
+              <w:left w:w="180" w:type="dxa"/>
+              <w:bottom w:w="120" w:type="dxa"/>
+              <w:right w:w="180" w:type="dxa"/>
+            </w:tcMar>
             <w:vAlign w:val="center"/>
             <w:hideMark/>
           </w:tcPr>
@@ -687,8 +1067,19 @@
         </w:tc>
         <w:tc>
           <w:tcPr>
-            <w:tcW w:w="4728" w:type="dxa"/>
-            <w:gridSpan w:val="2"/>
+            <w:tcW w:w="0" w:type="auto"/>
+            <w:tcBorders>
+              <w:top w:val="single" w:sz="6" w:space="0" w:color="C4C7C5"/>
+              <w:left w:val="single" w:sz="6" w:space="0" w:color="C4C7C5"/>
+              <w:bottom w:val="single" w:sz="6" w:space="0" w:color="C4C7C5"/>
+              <w:right w:val="single" w:sz="6" w:space="0" w:color="C4C7C5"/>
+            </w:tcBorders>
+            <w:tcMar>
+              <w:top w:w="120" w:type="dxa"/>
+              <w:left w:w="180" w:type="dxa"/>
+              <w:bottom w:w="120" w:type="dxa"/>
+              <w:right w:w="180" w:type="dxa"/>
+            </w:tcMar>
             <w:vAlign w:val="center"/>
             <w:hideMark/>
           </w:tcPr>
@@ -706,19 +1097,46 @@
         <w:tc>
           <w:tcPr>
             <w:tcW w:w="0" w:type="auto"/>
-            <w:vAlign w:val="center"/>
-            <w:hideMark/>
-          </w:tcPr>
-          <w:p>
-            <w:r>
+            <w:tcBorders>
+              <w:top w:val="single" w:sz="6" w:space="0" w:color="C4C7C5"/>
+              <w:left w:val="single" w:sz="6" w:space="0" w:color="C4C7C5"/>
+              <w:bottom w:val="single" w:sz="6" w:space="0" w:color="C4C7C5"/>
+              <w:right w:val="single" w:sz="6" w:space="0" w:color="C4C7C5"/>
+            </w:tcBorders>
+            <w:tcMar>
+              <w:top w:w="120" w:type="dxa"/>
+              <w:left w:w="180" w:type="dxa"/>
+              <w:bottom w:w="120" w:type="dxa"/>
+              <w:right w:w="180" w:type="dxa"/>
+            </w:tcMar>
+            <w:vAlign w:val="center"/>
+            <w:hideMark/>
+          </w:tcPr>
+          <w:p>
+            <w:r>
+              <w:rPr>
+                <w:b/>
+                <w:bCs/>
+              </w:rPr>
               <w:t>PAT-012</w:t>
             </w:r>
           </w:p>
         </w:tc>
         <w:tc>
           <w:tcPr>
-            <w:tcW w:w="3431" w:type="dxa"/>
-            <w:gridSpan w:val="2"/>
+            <w:tcW w:w="0" w:type="auto"/>
+            <w:tcBorders>
+              <w:top w:val="single" w:sz="6" w:space="0" w:color="C4C7C5"/>
+              <w:left w:val="single" w:sz="6" w:space="0" w:color="C4C7C5"/>
+              <w:bottom w:val="single" w:sz="6" w:space="0" w:color="C4C7C5"/>
+              <w:right w:val="single" w:sz="6" w:space="0" w:color="C4C7C5"/>
+            </w:tcBorders>
+            <w:tcMar>
+              <w:top w:w="120" w:type="dxa"/>
+              <w:left w:w="180" w:type="dxa"/>
+              <w:bottom w:w="120" w:type="dxa"/>
+              <w:right w:w="180" w:type="dxa"/>
+            </w:tcMar>
             <w:vAlign w:val="center"/>
             <w:hideMark/>
           </w:tcPr>
@@ -730,8 +1148,19 @@
         </w:tc>
         <w:tc>
           <w:tcPr>
-            <w:tcW w:w="4728" w:type="dxa"/>
-            <w:gridSpan w:val="2"/>
+            <w:tcW w:w="0" w:type="auto"/>
+            <w:tcBorders>
+              <w:top w:val="single" w:sz="6" w:space="0" w:color="C4C7C5"/>
+              <w:left w:val="single" w:sz="6" w:space="0" w:color="C4C7C5"/>
+              <w:bottom w:val="single" w:sz="6" w:space="0" w:color="C4C7C5"/>
+              <w:right w:val="single" w:sz="6" w:space="0" w:color="C4C7C5"/>
+            </w:tcBorders>
+            <w:tcMar>
+              <w:top w:w="120" w:type="dxa"/>
+              <w:left w:w="180" w:type="dxa"/>
+              <w:bottom w:w="120" w:type="dxa"/>
+              <w:right w:w="180" w:type="dxa"/>
+            </w:tcMar>
             <w:vAlign w:val="center"/>
             <w:hideMark/>
           </w:tcPr>
@@ -749,19 +1178,46 @@
         <w:tc>
           <w:tcPr>
             <w:tcW w:w="0" w:type="auto"/>
-            <w:vAlign w:val="center"/>
-            <w:hideMark/>
-          </w:tcPr>
-          <w:p>
-            <w:r>
+            <w:tcBorders>
+              <w:top w:val="single" w:sz="6" w:space="0" w:color="C4C7C5"/>
+              <w:left w:val="single" w:sz="6" w:space="0" w:color="C4C7C5"/>
+              <w:bottom w:val="single" w:sz="6" w:space="0" w:color="C4C7C5"/>
+              <w:right w:val="single" w:sz="6" w:space="0" w:color="C4C7C5"/>
+            </w:tcBorders>
+            <w:tcMar>
+              <w:top w:w="120" w:type="dxa"/>
+              <w:left w:w="180" w:type="dxa"/>
+              <w:bottom w:w="120" w:type="dxa"/>
+              <w:right w:w="180" w:type="dxa"/>
+            </w:tcMar>
+            <w:vAlign w:val="center"/>
+            <w:hideMark/>
+          </w:tcPr>
+          <w:p>
+            <w:r>
+              <w:rPr>
+                <w:b/>
+                <w:bCs/>
+              </w:rPr>
               <w:t>PAT-013</w:t>
             </w:r>
           </w:p>
         </w:tc>
         <w:tc>
           <w:tcPr>
-            <w:tcW w:w="3431" w:type="dxa"/>
-            <w:gridSpan w:val="2"/>
+            <w:tcW w:w="0" w:type="auto"/>
+            <w:tcBorders>
+              <w:top w:val="single" w:sz="6" w:space="0" w:color="C4C7C5"/>
+              <w:left w:val="single" w:sz="6" w:space="0" w:color="C4C7C5"/>
+              <w:bottom w:val="single" w:sz="6" w:space="0" w:color="C4C7C5"/>
+              <w:right w:val="single" w:sz="6" w:space="0" w:color="C4C7C5"/>
+            </w:tcBorders>
+            <w:tcMar>
+              <w:top w:w="120" w:type="dxa"/>
+              <w:left w:w="180" w:type="dxa"/>
+              <w:bottom w:w="120" w:type="dxa"/>
+              <w:right w:w="180" w:type="dxa"/>
+            </w:tcMar>
             <w:vAlign w:val="center"/>
             <w:hideMark/>
           </w:tcPr>
@@ -773,8 +1229,19 @@
         </w:tc>
         <w:tc>
           <w:tcPr>
-            <w:tcW w:w="4728" w:type="dxa"/>
-            <w:gridSpan w:val="2"/>
+            <w:tcW w:w="0" w:type="auto"/>
+            <w:tcBorders>
+              <w:top w:val="single" w:sz="6" w:space="0" w:color="C4C7C5"/>
+              <w:left w:val="single" w:sz="6" w:space="0" w:color="C4C7C5"/>
+              <w:bottom w:val="single" w:sz="6" w:space="0" w:color="C4C7C5"/>
+              <w:right w:val="single" w:sz="6" w:space="0" w:color="C4C7C5"/>
+            </w:tcBorders>
+            <w:tcMar>
+              <w:top w:w="120" w:type="dxa"/>
+              <w:left w:w="180" w:type="dxa"/>
+              <w:bottom w:w="120" w:type="dxa"/>
+              <w:right w:w="180" w:type="dxa"/>
+            </w:tcMar>
             <w:vAlign w:val="center"/>
             <w:hideMark/>
           </w:tcPr>
@@ -792,19 +1259,46 @@
         <w:tc>
           <w:tcPr>
             <w:tcW w:w="0" w:type="auto"/>
-            <w:vAlign w:val="center"/>
-            <w:hideMark/>
-          </w:tcPr>
-          <w:p>
-            <w:r>
+            <w:tcBorders>
+              <w:top w:val="single" w:sz="6" w:space="0" w:color="C4C7C5"/>
+              <w:left w:val="single" w:sz="6" w:space="0" w:color="C4C7C5"/>
+              <w:bottom w:val="single" w:sz="6" w:space="0" w:color="C4C7C5"/>
+              <w:right w:val="single" w:sz="6" w:space="0" w:color="C4C7C5"/>
+            </w:tcBorders>
+            <w:tcMar>
+              <w:top w:w="120" w:type="dxa"/>
+              <w:left w:w="180" w:type="dxa"/>
+              <w:bottom w:w="120" w:type="dxa"/>
+              <w:right w:w="180" w:type="dxa"/>
+            </w:tcMar>
+            <w:vAlign w:val="center"/>
+            <w:hideMark/>
+          </w:tcPr>
+          <w:p>
+            <w:r>
+              <w:rPr>
+                <w:b/>
+                <w:bCs/>
+              </w:rPr>
               <w:t>PAT-014</w:t>
             </w:r>
           </w:p>
         </w:tc>
         <w:tc>
           <w:tcPr>
-            <w:tcW w:w="3431" w:type="dxa"/>
-            <w:gridSpan w:val="2"/>
+            <w:tcW w:w="0" w:type="auto"/>
+            <w:tcBorders>
+              <w:top w:val="single" w:sz="6" w:space="0" w:color="C4C7C5"/>
+              <w:left w:val="single" w:sz="6" w:space="0" w:color="C4C7C5"/>
+              <w:bottom w:val="single" w:sz="6" w:space="0" w:color="C4C7C5"/>
+              <w:right w:val="single" w:sz="6" w:space="0" w:color="C4C7C5"/>
+            </w:tcBorders>
+            <w:tcMar>
+              <w:top w:w="120" w:type="dxa"/>
+              <w:left w:w="180" w:type="dxa"/>
+              <w:bottom w:w="120" w:type="dxa"/>
+              <w:right w:w="180" w:type="dxa"/>
+            </w:tcMar>
             <w:vAlign w:val="center"/>
             <w:hideMark/>
           </w:tcPr>
@@ -816,8 +1310,19 @@
         </w:tc>
         <w:tc>
           <w:tcPr>
-            <w:tcW w:w="4728" w:type="dxa"/>
-            <w:gridSpan w:val="2"/>
+            <w:tcW w:w="0" w:type="auto"/>
+            <w:tcBorders>
+              <w:top w:val="single" w:sz="6" w:space="0" w:color="C4C7C5"/>
+              <w:left w:val="single" w:sz="6" w:space="0" w:color="C4C7C5"/>
+              <w:bottom w:val="single" w:sz="6" w:space="0" w:color="C4C7C5"/>
+              <w:right w:val="single" w:sz="6" w:space="0" w:color="C4C7C5"/>
+            </w:tcBorders>
+            <w:tcMar>
+              <w:top w:w="120" w:type="dxa"/>
+              <w:left w:w="180" w:type="dxa"/>
+              <w:bottom w:w="120" w:type="dxa"/>
+              <w:right w:w="180" w:type="dxa"/>
+            </w:tcMar>
             <w:vAlign w:val="center"/>
             <w:hideMark/>
           </w:tcPr>
@@ -835,19 +1340,46 @@
         <w:tc>
           <w:tcPr>
             <w:tcW w:w="0" w:type="auto"/>
-            <w:vAlign w:val="center"/>
-            <w:hideMark/>
-          </w:tcPr>
-          <w:p>
-            <w:r>
+            <w:tcBorders>
+              <w:top w:val="single" w:sz="6" w:space="0" w:color="C4C7C5"/>
+              <w:left w:val="single" w:sz="6" w:space="0" w:color="C4C7C5"/>
+              <w:bottom w:val="single" w:sz="6" w:space="0" w:color="C4C7C5"/>
+              <w:right w:val="single" w:sz="6" w:space="0" w:color="C4C7C5"/>
+            </w:tcBorders>
+            <w:tcMar>
+              <w:top w:w="120" w:type="dxa"/>
+              <w:left w:w="180" w:type="dxa"/>
+              <w:bottom w:w="120" w:type="dxa"/>
+              <w:right w:w="180" w:type="dxa"/>
+            </w:tcMar>
+            <w:vAlign w:val="center"/>
+            <w:hideMark/>
+          </w:tcPr>
+          <w:p>
+            <w:r>
+              <w:rPr>
+                <w:b/>
+                <w:bCs/>
+              </w:rPr>
               <w:t>PAT-015</w:t>
             </w:r>
           </w:p>
         </w:tc>
         <w:tc>
           <w:tcPr>
-            <w:tcW w:w="3431" w:type="dxa"/>
-            <w:gridSpan w:val="2"/>
+            <w:tcW w:w="0" w:type="auto"/>
+            <w:tcBorders>
+              <w:top w:val="single" w:sz="6" w:space="0" w:color="C4C7C5"/>
+              <w:left w:val="single" w:sz="6" w:space="0" w:color="C4C7C5"/>
+              <w:bottom w:val="single" w:sz="6" w:space="0" w:color="C4C7C5"/>
+              <w:right w:val="single" w:sz="6" w:space="0" w:color="C4C7C5"/>
+            </w:tcBorders>
+            <w:tcMar>
+              <w:top w:w="120" w:type="dxa"/>
+              <w:left w:w="180" w:type="dxa"/>
+              <w:bottom w:w="120" w:type="dxa"/>
+              <w:right w:w="180" w:type="dxa"/>
+            </w:tcMar>
             <w:vAlign w:val="center"/>
             <w:hideMark/>
           </w:tcPr>
@@ -859,8 +1391,19 @@
         </w:tc>
         <w:tc>
           <w:tcPr>
-            <w:tcW w:w="4728" w:type="dxa"/>
-            <w:gridSpan w:val="2"/>
+            <w:tcW w:w="0" w:type="auto"/>
+            <w:tcBorders>
+              <w:top w:val="single" w:sz="6" w:space="0" w:color="C4C7C5"/>
+              <w:left w:val="single" w:sz="6" w:space="0" w:color="C4C7C5"/>
+              <w:bottom w:val="single" w:sz="6" w:space="0" w:color="C4C7C5"/>
+              <w:right w:val="single" w:sz="6" w:space="0" w:color="C4C7C5"/>
+            </w:tcBorders>
+            <w:tcMar>
+              <w:top w:w="120" w:type="dxa"/>
+              <w:left w:w="180" w:type="dxa"/>
+              <w:bottom w:w="120" w:type="dxa"/>
+              <w:right w:w="180" w:type="dxa"/>
+            </w:tcMar>
             <w:vAlign w:val="center"/>
             <w:hideMark/>
           </w:tcPr>
@@ -878,19 +1421,46 @@
         <w:tc>
           <w:tcPr>
             <w:tcW w:w="0" w:type="auto"/>
-            <w:vAlign w:val="center"/>
-            <w:hideMark/>
-          </w:tcPr>
-          <w:p>
-            <w:r>
+            <w:tcBorders>
+              <w:top w:val="single" w:sz="6" w:space="0" w:color="C4C7C5"/>
+              <w:left w:val="single" w:sz="6" w:space="0" w:color="C4C7C5"/>
+              <w:bottom w:val="single" w:sz="6" w:space="0" w:color="C4C7C5"/>
+              <w:right w:val="single" w:sz="6" w:space="0" w:color="C4C7C5"/>
+            </w:tcBorders>
+            <w:tcMar>
+              <w:top w:w="120" w:type="dxa"/>
+              <w:left w:w="180" w:type="dxa"/>
+              <w:bottom w:w="120" w:type="dxa"/>
+              <w:right w:w="180" w:type="dxa"/>
+            </w:tcMar>
+            <w:vAlign w:val="center"/>
+            <w:hideMark/>
+          </w:tcPr>
+          <w:p>
+            <w:r>
+              <w:rPr>
+                <w:b/>
+                <w:bCs/>
+              </w:rPr>
               <w:t>PAT-016</w:t>
             </w:r>
           </w:p>
         </w:tc>
         <w:tc>
           <w:tcPr>
-            <w:tcW w:w="3431" w:type="dxa"/>
-            <w:gridSpan w:val="2"/>
+            <w:tcW w:w="0" w:type="auto"/>
+            <w:tcBorders>
+              <w:top w:val="single" w:sz="6" w:space="0" w:color="C4C7C5"/>
+              <w:left w:val="single" w:sz="6" w:space="0" w:color="C4C7C5"/>
+              <w:bottom w:val="single" w:sz="6" w:space="0" w:color="C4C7C5"/>
+              <w:right w:val="single" w:sz="6" w:space="0" w:color="C4C7C5"/>
+            </w:tcBorders>
+            <w:tcMar>
+              <w:top w:w="120" w:type="dxa"/>
+              <w:left w:w="180" w:type="dxa"/>
+              <w:bottom w:w="120" w:type="dxa"/>
+              <w:right w:w="180" w:type="dxa"/>
+            </w:tcMar>
             <w:vAlign w:val="center"/>
             <w:hideMark/>
           </w:tcPr>
@@ -902,8 +1472,19 @@
         </w:tc>
         <w:tc>
           <w:tcPr>
-            <w:tcW w:w="4728" w:type="dxa"/>
-            <w:gridSpan w:val="2"/>
+            <w:tcW w:w="0" w:type="auto"/>
+            <w:tcBorders>
+              <w:top w:val="single" w:sz="6" w:space="0" w:color="C4C7C5"/>
+              <w:left w:val="single" w:sz="6" w:space="0" w:color="C4C7C5"/>
+              <w:bottom w:val="single" w:sz="6" w:space="0" w:color="C4C7C5"/>
+              <w:right w:val="single" w:sz="6" w:space="0" w:color="C4C7C5"/>
+            </w:tcBorders>
+            <w:tcMar>
+              <w:top w:w="120" w:type="dxa"/>
+              <w:left w:w="180" w:type="dxa"/>
+              <w:bottom w:w="120" w:type="dxa"/>
+              <w:right w:w="180" w:type="dxa"/>
+            </w:tcMar>
             <w:vAlign w:val="center"/>
             <w:hideMark/>
           </w:tcPr>
@@ -921,19 +1502,46 @@
         <w:tc>
           <w:tcPr>
             <w:tcW w:w="0" w:type="auto"/>
-            <w:vAlign w:val="center"/>
-            <w:hideMark/>
-          </w:tcPr>
-          <w:p>
-            <w:r>
+            <w:tcBorders>
+              <w:top w:val="single" w:sz="6" w:space="0" w:color="C4C7C5"/>
+              <w:left w:val="single" w:sz="6" w:space="0" w:color="C4C7C5"/>
+              <w:bottom w:val="single" w:sz="6" w:space="0" w:color="C4C7C5"/>
+              <w:right w:val="single" w:sz="6" w:space="0" w:color="C4C7C5"/>
+            </w:tcBorders>
+            <w:tcMar>
+              <w:top w:w="120" w:type="dxa"/>
+              <w:left w:w="180" w:type="dxa"/>
+              <w:bottom w:w="120" w:type="dxa"/>
+              <w:right w:w="180" w:type="dxa"/>
+            </w:tcMar>
+            <w:vAlign w:val="center"/>
+            <w:hideMark/>
+          </w:tcPr>
+          <w:p>
+            <w:r>
+              <w:rPr>
+                <w:b/>
+                <w:bCs/>
+              </w:rPr>
               <w:t>PAT-017</w:t>
             </w:r>
           </w:p>
         </w:tc>
         <w:tc>
           <w:tcPr>
-            <w:tcW w:w="3431" w:type="dxa"/>
-            <w:gridSpan w:val="2"/>
+            <w:tcW w:w="0" w:type="auto"/>
+            <w:tcBorders>
+              <w:top w:val="single" w:sz="6" w:space="0" w:color="C4C7C5"/>
+              <w:left w:val="single" w:sz="6" w:space="0" w:color="C4C7C5"/>
+              <w:bottom w:val="single" w:sz="6" w:space="0" w:color="C4C7C5"/>
+              <w:right w:val="single" w:sz="6" w:space="0" w:color="C4C7C5"/>
+            </w:tcBorders>
+            <w:tcMar>
+              <w:top w:w="120" w:type="dxa"/>
+              <w:left w:w="180" w:type="dxa"/>
+              <w:bottom w:w="120" w:type="dxa"/>
+              <w:right w:w="180" w:type="dxa"/>
+            </w:tcMar>
             <w:vAlign w:val="center"/>
             <w:hideMark/>
           </w:tcPr>
@@ -945,8 +1553,19 @@
         </w:tc>
         <w:tc>
           <w:tcPr>
-            <w:tcW w:w="4728" w:type="dxa"/>
-            <w:gridSpan w:val="2"/>
+            <w:tcW w:w="0" w:type="auto"/>
+            <w:tcBorders>
+              <w:top w:val="single" w:sz="6" w:space="0" w:color="C4C7C5"/>
+              <w:left w:val="single" w:sz="6" w:space="0" w:color="C4C7C5"/>
+              <w:bottom w:val="single" w:sz="6" w:space="0" w:color="C4C7C5"/>
+              <w:right w:val="single" w:sz="6" w:space="0" w:color="C4C7C5"/>
+            </w:tcBorders>
+            <w:tcMar>
+              <w:top w:w="120" w:type="dxa"/>
+              <w:left w:w="180" w:type="dxa"/>
+              <w:bottom w:w="120" w:type="dxa"/>
+              <w:right w:w="180" w:type="dxa"/>
+            </w:tcMar>
             <w:vAlign w:val="center"/>
             <w:hideMark/>
           </w:tcPr>
@@ -964,19 +1583,46 @@
         <w:tc>
           <w:tcPr>
             <w:tcW w:w="0" w:type="auto"/>
-            <w:vAlign w:val="center"/>
-            <w:hideMark/>
-          </w:tcPr>
-          <w:p>
-            <w:r>
+            <w:tcBorders>
+              <w:top w:val="single" w:sz="6" w:space="0" w:color="C4C7C5"/>
+              <w:left w:val="single" w:sz="6" w:space="0" w:color="C4C7C5"/>
+              <w:bottom w:val="single" w:sz="6" w:space="0" w:color="C4C7C5"/>
+              <w:right w:val="single" w:sz="6" w:space="0" w:color="C4C7C5"/>
+            </w:tcBorders>
+            <w:tcMar>
+              <w:top w:w="120" w:type="dxa"/>
+              <w:left w:w="180" w:type="dxa"/>
+              <w:bottom w:w="120" w:type="dxa"/>
+              <w:right w:w="180" w:type="dxa"/>
+            </w:tcMar>
+            <w:vAlign w:val="center"/>
+            <w:hideMark/>
+          </w:tcPr>
+          <w:p>
+            <w:r>
+              <w:rPr>
+                <w:b/>
+                <w:bCs/>
+              </w:rPr>
               <w:t>PAT-018</w:t>
             </w:r>
           </w:p>
         </w:tc>
         <w:tc>
           <w:tcPr>
-            <w:tcW w:w="3431" w:type="dxa"/>
-            <w:gridSpan w:val="2"/>
+            <w:tcW w:w="0" w:type="auto"/>
+            <w:tcBorders>
+              <w:top w:val="single" w:sz="6" w:space="0" w:color="C4C7C5"/>
+              <w:left w:val="single" w:sz="6" w:space="0" w:color="C4C7C5"/>
+              <w:bottom w:val="single" w:sz="6" w:space="0" w:color="C4C7C5"/>
+              <w:right w:val="single" w:sz="6" w:space="0" w:color="C4C7C5"/>
+            </w:tcBorders>
+            <w:tcMar>
+              <w:top w:w="120" w:type="dxa"/>
+              <w:left w:w="180" w:type="dxa"/>
+              <w:bottom w:w="120" w:type="dxa"/>
+              <w:right w:w="180" w:type="dxa"/>
+            </w:tcMar>
             <w:vAlign w:val="center"/>
             <w:hideMark/>
           </w:tcPr>
@@ -988,8 +1634,19 @@
         </w:tc>
         <w:tc>
           <w:tcPr>
-            <w:tcW w:w="4728" w:type="dxa"/>
-            <w:gridSpan w:val="2"/>
+            <w:tcW w:w="0" w:type="auto"/>
+            <w:tcBorders>
+              <w:top w:val="single" w:sz="6" w:space="0" w:color="C4C7C5"/>
+              <w:left w:val="single" w:sz="6" w:space="0" w:color="C4C7C5"/>
+              <w:bottom w:val="single" w:sz="6" w:space="0" w:color="C4C7C5"/>
+              <w:right w:val="single" w:sz="6" w:space="0" w:color="C4C7C5"/>
+            </w:tcBorders>
+            <w:tcMar>
+              <w:top w:w="120" w:type="dxa"/>
+              <w:left w:w="180" w:type="dxa"/>
+              <w:bottom w:w="120" w:type="dxa"/>
+              <w:right w:w="180" w:type="dxa"/>
+            </w:tcMar>
             <w:vAlign w:val="center"/>
             <w:hideMark/>
           </w:tcPr>
@@ -1007,19 +1664,47 @@
         <w:tc>
           <w:tcPr>
             <w:tcW w:w="0" w:type="auto"/>
-            <w:vAlign w:val="center"/>
-            <w:hideMark/>
-          </w:tcPr>
-          <w:p>
-            <w:r>
+            <w:tcBorders>
+              <w:top w:val="single" w:sz="6" w:space="0" w:color="C4C7C5"/>
+              <w:left w:val="single" w:sz="6" w:space="0" w:color="C4C7C5"/>
+              <w:bottom w:val="single" w:sz="6" w:space="0" w:color="C4C7C5"/>
+              <w:right w:val="single" w:sz="6" w:space="0" w:color="C4C7C5"/>
+            </w:tcBorders>
+            <w:tcMar>
+              <w:top w:w="120" w:type="dxa"/>
+              <w:left w:w="180" w:type="dxa"/>
+              <w:bottom w:w="120" w:type="dxa"/>
+              <w:right w:w="180" w:type="dxa"/>
+            </w:tcMar>
+            <w:vAlign w:val="center"/>
+            <w:hideMark/>
+          </w:tcPr>
+          <w:p>
+            <w:r>
+              <w:rPr>
+                <w:b/>
+                <w:bCs/>
+              </w:rPr>
+              <w:lastRenderedPageBreak/>
               <w:t>PAT-019</w:t>
             </w:r>
           </w:p>
         </w:tc>
         <w:tc>
           <w:tcPr>
-            <w:tcW w:w="3431" w:type="dxa"/>
-            <w:gridSpan w:val="2"/>
+            <w:tcW w:w="0" w:type="auto"/>
+            <w:tcBorders>
+              <w:top w:val="single" w:sz="6" w:space="0" w:color="C4C7C5"/>
+              <w:left w:val="single" w:sz="6" w:space="0" w:color="C4C7C5"/>
+              <w:bottom w:val="single" w:sz="6" w:space="0" w:color="C4C7C5"/>
+              <w:right w:val="single" w:sz="6" w:space="0" w:color="C4C7C5"/>
+            </w:tcBorders>
+            <w:tcMar>
+              <w:top w:w="120" w:type="dxa"/>
+              <w:left w:w="180" w:type="dxa"/>
+              <w:bottom w:w="120" w:type="dxa"/>
+              <w:right w:w="180" w:type="dxa"/>
+            </w:tcMar>
             <w:vAlign w:val="center"/>
             <w:hideMark/>
           </w:tcPr>
@@ -1031,8 +1716,19 @@
         </w:tc>
         <w:tc>
           <w:tcPr>
-            <w:tcW w:w="4728" w:type="dxa"/>
-            <w:gridSpan w:val="2"/>
+            <w:tcW w:w="0" w:type="auto"/>
+            <w:tcBorders>
+              <w:top w:val="single" w:sz="6" w:space="0" w:color="C4C7C5"/>
+              <w:left w:val="single" w:sz="6" w:space="0" w:color="C4C7C5"/>
+              <w:bottom w:val="single" w:sz="6" w:space="0" w:color="C4C7C5"/>
+              <w:right w:val="single" w:sz="6" w:space="0" w:color="C4C7C5"/>
+            </w:tcBorders>
+            <w:tcMar>
+              <w:top w:w="120" w:type="dxa"/>
+              <w:left w:w="180" w:type="dxa"/>
+              <w:bottom w:w="120" w:type="dxa"/>
+              <w:right w:w="180" w:type="dxa"/>
+            </w:tcMar>
             <w:vAlign w:val="center"/>
             <w:hideMark/>
           </w:tcPr>
@@ -1050,19 +1746,46 @@
         <w:tc>
           <w:tcPr>
             <w:tcW w:w="0" w:type="auto"/>
-            <w:vAlign w:val="center"/>
-            <w:hideMark/>
-          </w:tcPr>
-          <w:p>
-            <w:r>
+            <w:tcBorders>
+              <w:top w:val="single" w:sz="6" w:space="0" w:color="C4C7C5"/>
+              <w:left w:val="single" w:sz="6" w:space="0" w:color="C4C7C5"/>
+              <w:bottom w:val="single" w:sz="6" w:space="0" w:color="C4C7C5"/>
+              <w:right w:val="single" w:sz="6" w:space="0" w:color="C4C7C5"/>
+            </w:tcBorders>
+            <w:tcMar>
+              <w:top w:w="120" w:type="dxa"/>
+              <w:left w:w="180" w:type="dxa"/>
+              <w:bottom w:w="120" w:type="dxa"/>
+              <w:right w:w="180" w:type="dxa"/>
+            </w:tcMar>
+            <w:vAlign w:val="center"/>
+            <w:hideMark/>
+          </w:tcPr>
+          <w:p>
+            <w:r>
+              <w:rPr>
+                <w:b/>
+                <w:bCs/>
+              </w:rPr>
               <w:t>PAT-020</w:t>
             </w:r>
           </w:p>
         </w:tc>
         <w:tc>
           <w:tcPr>
-            <w:tcW w:w="3431" w:type="dxa"/>
-            <w:gridSpan w:val="2"/>
+            <w:tcW w:w="0" w:type="auto"/>
+            <w:tcBorders>
+              <w:top w:val="single" w:sz="6" w:space="0" w:color="C4C7C5"/>
+              <w:left w:val="single" w:sz="6" w:space="0" w:color="C4C7C5"/>
+              <w:bottom w:val="single" w:sz="6" w:space="0" w:color="C4C7C5"/>
+              <w:right w:val="single" w:sz="6" w:space="0" w:color="C4C7C5"/>
+            </w:tcBorders>
+            <w:tcMar>
+              <w:top w:w="120" w:type="dxa"/>
+              <w:left w:w="180" w:type="dxa"/>
+              <w:bottom w:w="120" w:type="dxa"/>
+              <w:right w:w="180" w:type="dxa"/>
+            </w:tcMar>
             <w:vAlign w:val="center"/>
             <w:hideMark/>
           </w:tcPr>
@@ -1074,8 +1797,19 @@
         </w:tc>
         <w:tc>
           <w:tcPr>
-            <w:tcW w:w="4728" w:type="dxa"/>
-            <w:gridSpan w:val="2"/>
+            <w:tcW w:w="0" w:type="auto"/>
+            <w:tcBorders>
+              <w:top w:val="single" w:sz="6" w:space="0" w:color="C4C7C5"/>
+              <w:left w:val="single" w:sz="6" w:space="0" w:color="C4C7C5"/>
+              <w:bottom w:val="single" w:sz="6" w:space="0" w:color="C4C7C5"/>
+              <w:right w:val="single" w:sz="6" w:space="0" w:color="C4C7C5"/>
+            </w:tcBorders>
+            <w:tcMar>
+              <w:top w:w="120" w:type="dxa"/>
+              <w:left w:w="180" w:type="dxa"/>
+              <w:bottom w:w="120" w:type="dxa"/>
+              <w:right w:w="180" w:type="dxa"/>
+            </w:tcMar>
             <w:vAlign w:val="center"/>
             <w:hideMark/>
           </w:tcPr>
@@ -1093,19 +1827,46 @@
         <w:tc>
           <w:tcPr>
             <w:tcW w:w="0" w:type="auto"/>
-            <w:vAlign w:val="center"/>
-            <w:hideMark/>
-          </w:tcPr>
-          <w:p>
-            <w:r>
+            <w:tcBorders>
+              <w:top w:val="single" w:sz="6" w:space="0" w:color="C4C7C5"/>
+              <w:left w:val="single" w:sz="6" w:space="0" w:color="C4C7C5"/>
+              <w:bottom w:val="single" w:sz="6" w:space="0" w:color="C4C7C5"/>
+              <w:right w:val="single" w:sz="6" w:space="0" w:color="C4C7C5"/>
+            </w:tcBorders>
+            <w:tcMar>
+              <w:top w:w="120" w:type="dxa"/>
+              <w:left w:w="180" w:type="dxa"/>
+              <w:bottom w:w="120" w:type="dxa"/>
+              <w:right w:w="180" w:type="dxa"/>
+            </w:tcMar>
+            <w:vAlign w:val="center"/>
+            <w:hideMark/>
+          </w:tcPr>
+          <w:p>
+            <w:r>
+              <w:rPr>
+                <w:b/>
+                <w:bCs/>
+              </w:rPr>
               <w:t>PAT-021</w:t>
             </w:r>
           </w:p>
         </w:tc>
         <w:tc>
           <w:tcPr>
-            <w:tcW w:w="3431" w:type="dxa"/>
-            <w:gridSpan w:val="2"/>
+            <w:tcW w:w="0" w:type="auto"/>
+            <w:tcBorders>
+              <w:top w:val="single" w:sz="6" w:space="0" w:color="C4C7C5"/>
+              <w:left w:val="single" w:sz="6" w:space="0" w:color="C4C7C5"/>
+              <w:bottom w:val="single" w:sz="6" w:space="0" w:color="C4C7C5"/>
+              <w:right w:val="single" w:sz="6" w:space="0" w:color="C4C7C5"/>
+            </w:tcBorders>
+            <w:tcMar>
+              <w:top w:w="120" w:type="dxa"/>
+              <w:left w:w="180" w:type="dxa"/>
+              <w:bottom w:w="120" w:type="dxa"/>
+              <w:right w:w="180" w:type="dxa"/>
+            </w:tcMar>
             <w:vAlign w:val="center"/>
             <w:hideMark/>
           </w:tcPr>
@@ -1117,8 +1878,19 @@
         </w:tc>
         <w:tc>
           <w:tcPr>
-            <w:tcW w:w="4728" w:type="dxa"/>
-            <w:gridSpan w:val="2"/>
+            <w:tcW w:w="0" w:type="auto"/>
+            <w:tcBorders>
+              <w:top w:val="single" w:sz="6" w:space="0" w:color="C4C7C5"/>
+              <w:left w:val="single" w:sz="6" w:space="0" w:color="C4C7C5"/>
+              <w:bottom w:val="single" w:sz="6" w:space="0" w:color="C4C7C5"/>
+              <w:right w:val="single" w:sz="6" w:space="0" w:color="C4C7C5"/>
+            </w:tcBorders>
+            <w:tcMar>
+              <w:top w:w="120" w:type="dxa"/>
+              <w:left w:w="180" w:type="dxa"/>
+              <w:bottom w:w="120" w:type="dxa"/>
+              <w:right w:w="180" w:type="dxa"/>
+            </w:tcMar>
             <w:vAlign w:val="center"/>
             <w:hideMark/>
           </w:tcPr>
@@ -1136,20 +1908,46 @@
         <w:tc>
           <w:tcPr>
             <w:tcW w:w="0" w:type="auto"/>
-            <w:vAlign w:val="center"/>
-            <w:hideMark/>
-          </w:tcPr>
-          <w:p>
-            <w:r>
-              <w:lastRenderedPageBreak/>
+            <w:tcBorders>
+              <w:top w:val="single" w:sz="6" w:space="0" w:color="C4C7C5"/>
+              <w:left w:val="single" w:sz="6" w:space="0" w:color="C4C7C5"/>
+              <w:bottom w:val="single" w:sz="6" w:space="0" w:color="C4C7C5"/>
+              <w:right w:val="single" w:sz="6" w:space="0" w:color="C4C7C5"/>
+            </w:tcBorders>
+            <w:tcMar>
+              <w:top w:w="120" w:type="dxa"/>
+              <w:left w:w="180" w:type="dxa"/>
+              <w:bottom w:w="120" w:type="dxa"/>
+              <w:right w:w="180" w:type="dxa"/>
+            </w:tcMar>
+            <w:vAlign w:val="center"/>
+            <w:hideMark/>
+          </w:tcPr>
+          <w:p>
+            <w:r>
+              <w:rPr>
+                <w:b/>
+                <w:bCs/>
+              </w:rPr>
               <w:t>PAT-022</w:t>
             </w:r>
           </w:p>
         </w:tc>
         <w:tc>
           <w:tcPr>
-            <w:tcW w:w="3431" w:type="dxa"/>
-            <w:gridSpan w:val="2"/>
+            <w:tcW w:w="0" w:type="auto"/>
+            <w:tcBorders>
+              <w:top w:val="single" w:sz="6" w:space="0" w:color="C4C7C5"/>
+              <w:left w:val="single" w:sz="6" w:space="0" w:color="C4C7C5"/>
+              <w:bottom w:val="single" w:sz="6" w:space="0" w:color="C4C7C5"/>
+              <w:right w:val="single" w:sz="6" w:space="0" w:color="C4C7C5"/>
+            </w:tcBorders>
+            <w:tcMar>
+              <w:top w:w="120" w:type="dxa"/>
+              <w:left w:w="180" w:type="dxa"/>
+              <w:bottom w:w="120" w:type="dxa"/>
+              <w:right w:w="180" w:type="dxa"/>
+            </w:tcMar>
             <w:vAlign w:val="center"/>
             <w:hideMark/>
           </w:tcPr>
@@ -1161,8 +1959,19 @@
         </w:tc>
         <w:tc>
           <w:tcPr>
-            <w:tcW w:w="4728" w:type="dxa"/>
-            <w:gridSpan w:val="2"/>
+            <w:tcW w:w="0" w:type="auto"/>
+            <w:tcBorders>
+              <w:top w:val="single" w:sz="6" w:space="0" w:color="C4C7C5"/>
+              <w:left w:val="single" w:sz="6" w:space="0" w:color="C4C7C5"/>
+              <w:bottom w:val="single" w:sz="6" w:space="0" w:color="C4C7C5"/>
+              <w:right w:val="single" w:sz="6" w:space="0" w:color="C4C7C5"/>
+            </w:tcBorders>
+            <w:tcMar>
+              <w:top w:w="120" w:type="dxa"/>
+              <w:left w:w="180" w:type="dxa"/>
+              <w:bottom w:w="120" w:type="dxa"/>
+              <w:right w:w="180" w:type="dxa"/>
+            </w:tcMar>
             <w:vAlign w:val="center"/>
             <w:hideMark/>
           </w:tcPr>
@@ -1180,19 +1989,46 @@
         <w:tc>
           <w:tcPr>
             <w:tcW w:w="0" w:type="auto"/>
-            <w:vAlign w:val="center"/>
-            <w:hideMark/>
-          </w:tcPr>
-          <w:p>
-            <w:r>
+            <w:tcBorders>
+              <w:top w:val="single" w:sz="6" w:space="0" w:color="C4C7C5"/>
+              <w:left w:val="single" w:sz="6" w:space="0" w:color="C4C7C5"/>
+              <w:bottom w:val="single" w:sz="6" w:space="0" w:color="C4C7C5"/>
+              <w:right w:val="single" w:sz="6" w:space="0" w:color="C4C7C5"/>
+            </w:tcBorders>
+            <w:tcMar>
+              <w:top w:w="120" w:type="dxa"/>
+              <w:left w:w="180" w:type="dxa"/>
+              <w:bottom w:w="120" w:type="dxa"/>
+              <w:right w:w="180" w:type="dxa"/>
+            </w:tcMar>
+            <w:vAlign w:val="center"/>
+            <w:hideMark/>
+          </w:tcPr>
+          <w:p>
+            <w:r>
+              <w:rPr>
+                <w:b/>
+                <w:bCs/>
+              </w:rPr>
               <w:t>PAT-023</w:t>
             </w:r>
           </w:p>
         </w:tc>
         <w:tc>
           <w:tcPr>
-            <w:tcW w:w="3431" w:type="dxa"/>
-            <w:gridSpan w:val="2"/>
+            <w:tcW w:w="0" w:type="auto"/>
+            <w:tcBorders>
+              <w:top w:val="single" w:sz="6" w:space="0" w:color="C4C7C5"/>
+              <w:left w:val="single" w:sz="6" w:space="0" w:color="C4C7C5"/>
+              <w:bottom w:val="single" w:sz="6" w:space="0" w:color="C4C7C5"/>
+              <w:right w:val="single" w:sz="6" w:space="0" w:color="C4C7C5"/>
+            </w:tcBorders>
+            <w:tcMar>
+              <w:top w:w="120" w:type="dxa"/>
+              <w:left w:w="180" w:type="dxa"/>
+              <w:bottom w:w="120" w:type="dxa"/>
+              <w:right w:w="180" w:type="dxa"/>
+            </w:tcMar>
             <w:vAlign w:val="center"/>
             <w:hideMark/>
           </w:tcPr>
@@ -1209,8 +2045,19 @@
         </w:tc>
         <w:tc>
           <w:tcPr>
-            <w:tcW w:w="4728" w:type="dxa"/>
-            <w:gridSpan w:val="2"/>
+            <w:tcW w:w="0" w:type="auto"/>
+            <w:tcBorders>
+              <w:top w:val="single" w:sz="6" w:space="0" w:color="C4C7C5"/>
+              <w:left w:val="single" w:sz="6" w:space="0" w:color="C4C7C5"/>
+              <w:bottom w:val="single" w:sz="6" w:space="0" w:color="C4C7C5"/>
+              <w:right w:val="single" w:sz="6" w:space="0" w:color="C4C7C5"/>
+            </w:tcBorders>
+            <w:tcMar>
+              <w:top w:w="120" w:type="dxa"/>
+              <w:left w:w="180" w:type="dxa"/>
+              <w:bottom w:w="120" w:type="dxa"/>
+              <w:right w:w="180" w:type="dxa"/>
+            </w:tcMar>
             <w:vAlign w:val="center"/>
             <w:hideMark/>
           </w:tcPr>
@@ -1228,19 +2075,46 @@
         <w:tc>
           <w:tcPr>
             <w:tcW w:w="0" w:type="auto"/>
-            <w:vAlign w:val="center"/>
-            <w:hideMark/>
-          </w:tcPr>
-          <w:p>
-            <w:r>
+            <w:tcBorders>
+              <w:top w:val="single" w:sz="6" w:space="0" w:color="C4C7C5"/>
+              <w:left w:val="single" w:sz="6" w:space="0" w:color="C4C7C5"/>
+              <w:bottom w:val="single" w:sz="6" w:space="0" w:color="C4C7C5"/>
+              <w:right w:val="single" w:sz="6" w:space="0" w:color="C4C7C5"/>
+            </w:tcBorders>
+            <w:tcMar>
+              <w:top w:w="120" w:type="dxa"/>
+              <w:left w:w="180" w:type="dxa"/>
+              <w:bottom w:w="120" w:type="dxa"/>
+              <w:right w:w="180" w:type="dxa"/>
+            </w:tcMar>
+            <w:vAlign w:val="center"/>
+            <w:hideMark/>
+          </w:tcPr>
+          <w:p>
+            <w:r>
+              <w:rPr>
+                <w:b/>
+                <w:bCs/>
+              </w:rPr>
               <w:t>PAT-024</w:t>
             </w:r>
           </w:p>
         </w:tc>
         <w:tc>
           <w:tcPr>
-            <w:tcW w:w="3431" w:type="dxa"/>
-            <w:gridSpan w:val="2"/>
+            <w:tcW w:w="0" w:type="auto"/>
+            <w:tcBorders>
+              <w:top w:val="single" w:sz="6" w:space="0" w:color="C4C7C5"/>
+              <w:left w:val="single" w:sz="6" w:space="0" w:color="C4C7C5"/>
+              <w:bottom w:val="single" w:sz="6" w:space="0" w:color="C4C7C5"/>
+              <w:right w:val="single" w:sz="6" w:space="0" w:color="C4C7C5"/>
+            </w:tcBorders>
+            <w:tcMar>
+              <w:top w:w="120" w:type="dxa"/>
+              <w:left w:w="180" w:type="dxa"/>
+              <w:bottom w:w="120" w:type="dxa"/>
+              <w:right w:w="180" w:type="dxa"/>
+            </w:tcMar>
             <w:vAlign w:val="center"/>
             <w:hideMark/>
           </w:tcPr>
@@ -1260,8 +2134,19 @@
         </w:tc>
         <w:tc>
           <w:tcPr>
-            <w:tcW w:w="4728" w:type="dxa"/>
-            <w:gridSpan w:val="2"/>
+            <w:tcW w:w="0" w:type="auto"/>
+            <w:tcBorders>
+              <w:top w:val="single" w:sz="6" w:space="0" w:color="C4C7C5"/>
+              <w:left w:val="single" w:sz="6" w:space="0" w:color="C4C7C5"/>
+              <w:bottom w:val="single" w:sz="6" w:space="0" w:color="C4C7C5"/>
+              <w:right w:val="single" w:sz="6" w:space="0" w:color="C4C7C5"/>
+            </w:tcBorders>
+            <w:tcMar>
+              <w:top w:w="120" w:type="dxa"/>
+              <w:left w:w="180" w:type="dxa"/>
+              <w:bottom w:w="120" w:type="dxa"/>
+              <w:right w:w="180" w:type="dxa"/>
+            </w:tcMar>
             <w:vAlign w:val="center"/>
             <w:hideMark/>
           </w:tcPr>
@@ -1279,19 +2164,46 @@
         <w:tc>
           <w:tcPr>
             <w:tcW w:w="0" w:type="auto"/>
-            <w:vAlign w:val="center"/>
-            <w:hideMark/>
-          </w:tcPr>
-          <w:p>
-            <w:r>
+            <w:tcBorders>
+              <w:top w:val="single" w:sz="6" w:space="0" w:color="C4C7C5"/>
+              <w:left w:val="single" w:sz="6" w:space="0" w:color="C4C7C5"/>
+              <w:bottom w:val="single" w:sz="6" w:space="0" w:color="C4C7C5"/>
+              <w:right w:val="single" w:sz="6" w:space="0" w:color="C4C7C5"/>
+            </w:tcBorders>
+            <w:tcMar>
+              <w:top w:w="120" w:type="dxa"/>
+              <w:left w:w="180" w:type="dxa"/>
+              <w:bottom w:w="120" w:type="dxa"/>
+              <w:right w:w="180" w:type="dxa"/>
+            </w:tcMar>
+            <w:vAlign w:val="center"/>
+            <w:hideMark/>
+          </w:tcPr>
+          <w:p>
+            <w:r>
+              <w:rPr>
+                <w:b/>
+                <w:bCs/>
+              </w:rPr>
               <w:t>PAT-025</w:t>
             </w:r>
           </w:p>
         </w:tc>
         <w:tc>
           <w:tcPr>
-            <w:tcW w:w="3431" w:type="dxa"/>
-            <w:gridSpan w:val="2"/>
+            <w:tcW w:w="0" w:type="auto"/>
+            <w:tcBorders>
+              <w:top w:val="single" w:sz="6" w:space="0" w:color="C4C7C5"/>
+              <w:left w:val="single" w:sz="6" w:space="0" w:color="C4C7C5"/>
+              <w:bottom w:val="single" w:sz="6" w:space="0" w:color="C4C7C5"/>
+              <w:right w:val="single" w:sz="6" w:space="0" w:color="C4C7C5"/>
+            </w:tcBorders>
+            <w:tcMar>
+              <w:top w:w="120" w:type="dxa"/>
+              <w:left w:w="180" w:type="dxa"/>
+              <w:bottom w:w="120" w:type="dxa"/>
+              <w:right w:w="180" w:type="dxa"/>
+            </w:tcMar>
             <w:vAlign w:val="center"/>
             <w:hideMark/>
           </w:tcPr>
@@ -1303,8 +2215,19 @@
         </w:tc>
         <w:tc>
           <w:tcPr>
-            <w:tcW w:w="4728" w:type="dxa"/>
-            <w:gridSpan w:val="2"/>
+            <w:tcW w:w="0" w:type="auto"/>
+            <w:tcBorders>
+              <w:top w:val="single" w:sz="6" w:space="0" w:color="C4C7C5"/>
+              <w:left w:val="single" w:sz="6" w:space="0" w:color="C4C7C5"/>
+              <w:bottom w:val="single" w:sz="6" w:space="0" w:color="C4C7C5"/>
+              <w:right w:val="single" w:sz="6" w:space="0" w:color="C4C7C5"/>
+            </w:tcBorders>
+            <w:tcMar>
+              <w:top w:w="120" w:type="dxa"/>
+              <w:left w:w="180" w:type="dxa"/>
+              <w:bottom w:w="120" w:type="dxa"/>
+              <w:right w:w="180" w:type="dxa"/>
+            </w:tcMar>
             <w:vAlign w:val="center"/>
             <w:hideMark/>
           </w:tcPr>
@@ -1322,19 +2245,46 @@
         <w:tc>
           <w:tcPr>
             <w:tcW w:w="0" w:type="auto"/>
-            <w:vAlign w:val="center"/>
-            <w:hideMark/>
-          </w:tcPr>
-          <w:p>
-            <w:r>
+            <w:tcBorders>
+              <w:top w:val="single" w:sz="6" w:space="0" w:color="C4C7C5"/>
+              <w:left w:val="single" w:sz="6" w:space="0" w:color="C4C7C5"/>
+              <w:bottom w:val="single" w:sz="6" w:space="0" w:color="C4C7C5"/>
+              <w:right w:val="single" w:sz="6" w:space="0" w:color="C4C7C5"/>
+            </w:tcBorders>
+            <w:tcMar>
+              <w:top w:w="120" w:type="dxa"/>
+              <w:left w:w="180" w:type="dxa"/>
+              <w:bottom w:w="120" w:type="dxa"/>
+              <w:right w:w="180" w:type="dxa"/>
+            </w:tcMar>
+            <w:vAlign w:val="center"/>
+            <w:hideMark/>
+          </w:tcPr>
+          <w:p>
+            <w:r>
+              <w:rPr>
+                <w:b/>
+                <w:bCs/>
+              </w:rPr>
               <w:t>PAT-026</w:t>
             </w:r>
           </w:p>
         </w:tc>
         <w:tc>
           <w:tcPr>
-            <w:tcW w:w="3431" w:type="dxa"/>
-            <w:gridSpan w:val="2"/>
+            <w:tcW w:w="0" w:type="auto"/>
+            <w:tcBorders>
+              <w:top w:val="single" w:sz="6" w:space="0" w:color="C4C7C5"/>
+              <w:left w:val="single" w:sz="6" w:space="0" w:color="C4C7C5"/>
+              <w:bottom w:val="single" w:sz="6" w:space="0" w:color="C4C7C5"/>
+              <w:right w:val="single" w:sz="6" w:space="0" w:color="C4C7C5"/>
+            </w:tcBorders>
+            <w:tcMar>
+              <w:top w:w="120" w:type="dxa"/>
+              <w:left w:w="180" w:type="dxa"/>
+              <w:bottom w:w="120" w:type="dxa"/>
+              <w:right w:w="180" w:type="dxa"/>
+            </w:tcMar>
             <w:vAlign w:val="center"/>
             <w:hideMark/>
           </w:tcPr>
@@ -1346,8 +2296,19 @@
         </w:tc>
         <w:tc>
           <w:tcPr>
-            <w:tcW w:w="4728" w:type="dxa"/>
-            <w:gridSpan w:val="2"/>
+            <w:tcW w:w="0" w:type="auto"/>
+            <w:tcBorders>
+              <w:top w:val="single" w:sz="6" w:space="0" w:color="C4C7C5"/>
+              <w:left w:val="single" w:sz="6" w:space="0" w:color="C4C7C5"/>
+              <w:bottom w:val="single" w:sz="6" w:space="0" w:color="C4C7C5"/>
+              <w:right w:val="single" w:sz="6" w:space="0" w:color="C4C7C5"/>
+            </w:tcBorders>
+            <w:tcMar>
+              <w:top w:w="120" w:type="dxa"/>
+              <w:left w:w="180" w:type="dxa"/>
+              <w:bottom w:w="120" w:type="dxa"/>
+              <w:right w:w="180" w:type="dxa"/>
+            </w:tcMar>
             <w:vAlign w:val="center"/>
             <w:hideMark/>
           </w:tcPr>
@@ -1365,19 +2326,46 @@
         <w:tc>
           <w:tcPr>
             <w:tcW w:w="0" w:type="auto"/>
-            <w:vAlign w:val="center"/>
-            <w:hideMark/>
-          </w:tcPr>
-          <w:p>
-            <w:r>
+            <w:tcBorders>
+              <w:top w:val="single" w:sz="6" w:space="0" w:color="C4C7C5"/>
+              <w:left w:val="single" w:sz="6" w:space="0" w:color="C4C7C5"/>
+              <w:bottom w:val="single" w:sz="6" w:space="0" w:color="C4C7C5"/>
+              <w:right w:val="single" w:sz="6" w:space="0" w:color="C4C7C5"/>
+            </w:tcBorders>
+            <w:tcMar>
+              <w:top w:w="120" w:type="dxa"/>
+              <w:left w:w="180" w:type="dxa"/>
+              <w:bottom w:w="120" w:type="dxa"/>
+              <w:right w:w="180" w:type="dxa"/>
+            </w:tcMar>
+            <w:vAlign w:val="center"/>
+            <w:hideMark/>
+          </w:tcPr>
+          <w:p>
+            <w:r>
+              <w:rPr>
+                <w:b/>
+                <w:bCs/>
+              </w:rPr>
               <w:t>PAT-027</w:t>
             </w:r>
           </w:p>
         </w:tc>
         <w:tc>
           <w:tcPr>
-            <w:tcW w:w="3431" w:type="dxa"/>
-            <w:gridSpan w:val="2"/>
+            <w:tcW w:w="0" w:type="auto"/>
+            <w:tcBorders>
+              <w:top w:val="single" w:sz="6" w:space="0" w:color="C4C7C5"/>
+              <w:left w:val="single" w:sz="6" w:space="0" w:color="C4C7C5"/>
+              <w:bottom w:val="single" w:sz="6" w:space="0" w:color="C4C7C5"/>
+              <w:right w:val="single" w:sz="6" w:space="0" w:color="C4C7C5"/>
+            </w:tcBorders>
+            <w:tcMar>
+              <w:top w:w="120" w:type="dxa"/>
+              <w:left w:w="180" w:type="dxa"/>
+              <w:bottom w:w="120" w:type="dxa"/>
+              <w:right w:w="180" w:type="dxa"/>
+            </w:tcMar>
             <w:vAlign w:val="center"/>
             <w:hideMark/>
           </w:tcPr>
@@ -1389,8 +2377,19 @@
         </w:tc>
         <w:tc>
           <w:tcPr>
-            <w:tcW w:w="4728" w:type="dxa"/>
-            <w:gridSpan w:val="2"/>
+            <w:tcW w:w="0" w:type="auto"/>
+            <w:tcBorders>
+              <w:top w:val="single" w:sz="6" w:space="0" w:color="C4C7C5"/>
+              <w:left w:val="single" w:sz="6" w:space="0" w:color="C4C7C5"/>
+              <w:bottom w:val="single" w:sz="6" w:space="0" w:color="C4C7C5"/>
+              <w:right w:val="single" w:sz="6" w:space="0" w:color="C4C7C5"/>
+            </w:tcBorders>
+            <w:tcMar>
+              <w:top w:w="120" w:type="dxa"/>
+              <w:left w:w="180" w:type="dxa"/>
+              <w:bottom w:w="120" w:type="dxa"/>
+              <w:right w:w="180" w:type="dxa"/>
+            </w:tcMar>
             <w:vAlign w:val="center"/>
             <w:hideMark/>
           </w:tcPr>
@@ -1408,19 +2407,46 @@
         <w:tc>
           <w:tcPr>
             <w:tcW w:w="0" w:type="auto"/>
-            <w:vAlign w:val="center"/>
-            <w:hideMark/>
-          </w:tcPr>
-          <w:p>
-            <w:r>
+            <w:tcBorders>
+              <w:top w:val="single" w:sz="6" w:space="0" w:color="C4C7C5"/>
+              <w:left w:val="single" w:sz="6" w:space="0" w:color="C4C7C5"/>
+              <w:bottom w:val="single" w:sz="6" w:space="0" w:color="C4C7C5"/>
+              <w:right w:val="single" w:sz="6" w:space="0" w:color="C4C7C5"/>
+            </w:tcBorders>
+            <w:tcMar>
+              <w:top w:w="120" w:type="dxa"/>
+              <w:left w:w="180" w:type="dxa"/>
+              <w:bottom w:w="120" w:type="dxa"/>
+              <w:right w:w="180" w:type="dxa"/>
+            </w:tcMar>
+            <w:vAlign w:val="center"/>
+            <w:hideMark/>
+          </w:tcPr>
+          <w:p>
+            <w:r>
+              <w:rPr>
+                <w:b/>
+                <w:bCs/>
+              </w:rPr>
               <w:t>PAT-028</w:t>
             </w:r>
           </w:p>
         </w:tc>
         <w:tc>
           <w:tcPr>
-            <w:tcW w:w="3431" w:type="dxa"/>
-            <w:gridSpan w:val="2"/>
+            <w:tcW w:w="0" w:type="auto"/>
+            <w:tcBorders>
+              <w:top w:val="single" w:sz="6" w:space="0" w:color="C4C7C5"/>
+              <w:left w:val="single" w:sz="6" w:space="0" w:color="C4C7C5"/>
+              <w:bottom w:val="single" w:sz="6" w:space="0" w:color="C4C7C5"/>
+              <w:right w:val="single" w:sz="6" w:space="0" w:color="C4C7C5"/>
+            </w:tcBorders>
+            <w:tcMar>
+              <w:top w:w="120" w:type="dxa"/>
+              <w:left w:w="180" w:type="dxa"/>
+              <w:bottom w:w="120" w:type="dxa"/>
+              <w:right w:w="180" w:type="dxa"/>
+            </w:tcMar>
             <w:vAlign w:val="center"/>
             <w:hideMark/>
           </w:tcPr>
@@ -1432,8 +2458,19 @@
         </w:tc>
         <w:tc>
           <w:tcPr>
-            <w:tcW w:w="4728" w:type="dxa"/>
-            <w:gridSpan w:val="2"/>
+            <w:tcW w:w="0" w:type="auto"/>
+            <w:tcBorders>
+              <w:top w:val="single" w:sz="6" w:space="0" w:color="C4C7C5"/>
+              <w:left w:val="single" w:sz="6" w:space="0" w:color="C4C7C5"/>
+              <w:bottom w:val="single" w:sz="6" w:space="0" w:color="C4C7C5"/>
+              <w:right w:val="single" w:sz="6" w:space="0" w:color="C4C7C5"/>
+            </w:tcBorders>
+            <w:tcMar>
+              <w:top w:w="120" w:type="dxa"/>
+              <w:left w:w="180" w:type="dxa"/>
+              <w:bottom w:w="120" w:type="dxa"/>
+              <w:right w:w="180" w:type="dxa"/>
+            </w:tcMar>
             <w:vAlign w:val="center"/>
             <w:hideMark/>
           </w:tcPr>
@@ -1451,19 +2488,46 @@
         <w:tc>
           <w:tcPr>
             <w:tcW w:w="0" w:type="auto"/>
-            <w:vAlign w:val="center"/>
-            <w:hideMark/>
-          </w:tcPr>
-          <w:p>
-            <w:r>
+            <w:tcBorders>
+              <w:top w:val="single" w:sz="6" w:space="0" w:color="C4C7C5"/>
+              <w:left w:val="single" w:sz="6" w:space="0" w:color="C4C7C5"/>
+              <w:bottom w:val="single" w:sz="6" w:space="0" w:color="C4C7C5"/>
+              <w:right w:val="single" w:sz="6" w:space="0" w:color="C4C7C5"/>
+            </w:tcBorders>
+            <w:tcMar>
+              <w:top w:w="120" w:type="dxa"/>
+              <w:left w:w="180" w:type="dxa"/>
+              <w:bottom w:w="120" w:type="dxa"/>
+              <w:right w:w="180" w:type="dxa"/>
+            </w:tcMar>
+            <w:vAlign w:val="center"/>
+            <w:hideMark/>
+          </w:tcPr>
+          <w:p>
+            <w:r>
+              <w:rPr>
+                <w:b/>
+                <w:bCs/>
+              </w:rPr>
               <w:t>PAT-029</w:t>
             </w:r>
           </w:p>
         </w:tc>
         <w:tc>
           <w:tcPr>
-            <w:tcW w:w="3431" w:type="dxa"/>
-            <w:gridSpan w:val="2"/>
+            <w:tcW w:w="0" w:type="auto"/>
+            <w:tcBorders>
+              <w:top w:val="single" w:sz="6" w:space="0" w:color="C4C7C5"/>
+              <w:left w:val="single" w:sz="6" w:space="0" w:color="C4C7C5"/>
+              <w:bottom w:val="single" w:sz="6" w:space="0" w:color="C4C7C5"/>
+              <w:right w:val="single" w:sz="6" w:space="0" w:color="C4C7C5"/>
+            </w:tcBorders>
+            <w:tcMar>
+              <w:top w:w="120" w:type="dxa"/>
+              <w:left w:w="180" w:type="dxa"/>
+              <w:bottom w:w="120" w:type="dxa"/>
+              <w:right w:w="180" w:type="dxa"/>
+            </w:tcMar>
             <w:vAlign w:val="center"/>
             <w:hideMark/>
           </w:tcPr>
@@ -1475,8 +2539,19 @@
         </w:tc>
         <w:tc>
           <w:tcPr>
-            <w:tcW w:w="4728" w:type="dxa"/>
-            <w:gridSpan w:val="2"/>
+            <w:tcW w:w="0" w:type="auto"/>
+            <w:tcBorders>
+              <w:top w:val="single" w:sz="6" w:space="0" w:color="C4C7C5"/>
+              <w:left w:val="single" w:sz="6" w:space="0" w:color="C4C7C5"/>
+              <w:bottom w:val="single" w:sz="6" w:space="0" w:color="C4C7C5"/>
+              <w:right w:val="single" w:sz="6" w:space="0" w:color="C4C7C5"/>
+            </w:tcBorders>
+            <w:tcMar>
+              <w:top w:w="120" w:type="dxa"/>
+              <w:left w:w="180" w:type="dxa"/>
+              <w:bottom w:w="120" w:type="dxa"/>
+              <w:right w:w="180" w:type="dxa"/>
+            </w:tcMar>
             <w:vAlign w:val="center"/>
             <w:hideMark/>
           </w:tcPr>
@@ -1494,19 +2569,47 @@
         <w:tc>
           <w:tcPr>
             <w:tcW w:w="0" w:type="auto"/>
-            <w:vAlign w:val="center"/>
-            <w:hideMark/>
-          </w:tcPr>
-          <w:p>
-            <w:r>
+            <w:tcBorders>
+              <w:top w:val="single" w:sz="6" w:space="0" w:color="C4C7C5"/>
+              <w:left w:val="single" w:sz="6" w:space="0" w:color="C4C7C5"/>
+              <w:bottom w:val="single" w:sz="6" w:space="0" w:color="C4C7C5"/>
+              <w:right w:val="single" w:sz="6" w:space="0" w:color="C4C7C5"/>
+            </w:tcBorders>
+            <w:tcMar>
+              <w:top w:w="120" w:type="dxa"/>
+              <w:left w:w="180" w:type="dxa"/>
+              <w:bottom w:w="120" w:type="dxa"/>
+              <w:right w:w="180" w:type="dxa"/>
+            </w:tcMar>
+            <w:vAlign w:val="center"/>
+            <w:hideMark/>
+          </w:tcPr>
+          <w:p>
+            <w:r>
+              <w:rPr>
+                <w:b/>
+                <w:bCs/>
+              </w:rPr>
+              <w:lastRenderedPageBreak/>
               <w:t>PAT-030</w:t>
             </w:r>
           </w:p>
         </w:tc>
         <w:tc>
           <w:tcPr>
-            <w:tcW w:w="3431" w:type="dxa"/>
-            <w:gridSpan w:val="2"/>
+            <w:tcW w:w="0" w:type="auto"/>
+            <w:tcBorders>
+              <w:top w:val="single" w:sz="6" w:space="0" w:color="C4C7C5"/>
+              <w:left w:val="single" w:sz="6" w:space="0" w:color="C4C7C5"/>
+              <w:bottom w:val="single" w:sz="6" w:space="0" w:color="C4C7C5"/>
+              <w:right w:val="single" w:sz="6" w:space="0" w:color="C4C7C5"/>
+            </w:tcBorders>
+            <w:tcMar>
+              <w:top w:w="120" w:type="dxa"/>
+              <w:left w:w="180" w:type="dxa"/>
+              <w:bottom w:w="120" w:type="dxa"/>
+              <w:right w:w="180" w:type="dxa"/>
+            </w:tcMar>
             <w:vAlign w:val="center"/>
             <w:hideMark/>
           </w:tcPr>
@@ -1518,8 +2621,19 @@
         </w:tc>
         <w:tc>
           <w:tcPr>
-            <w:tcW w:w="4728" w:type="dxa"/>
-            <w:gridSpan w:val="2"/>
+            <w:tcW w:w="0" w:type="auto"/>
+            <w:tcBorders>
+              <w:top w:val="single" w:sz="6" w:space="0" w:color="C4C7C5"/>
+              <w:left w:val="single" w:sz="6" w:space="0" w:color="C4C7C5"/>
+              <w:bottom w:val="single" w:sz="6" w:space="0" w:color="C4C7C5"/>
+              <w:right w:val="single" w:sz="6" w:space="0" w:color="C4C7C5"/>
+            </w:tcBorders>
+            <w:tcMar>
+              <w:top w:w="120" w:type="dxa"/>
+              <w:left w:w="180" w:type="dxa"/>
+              <w:bottom w:w="120" w:type="dxa"/>
+              <w:right w:w="180" w:type="dxa"/>
+            </w:tcMar>
             <w:vAlign w:val="center"/>
             <w:hideMark/>
           </w:tcPr>
@@ -1537,19 +2651,46 @@
         <w:tc>
           <w:tcPr>
             <w:tcW w:w="0" w:type="auto"/>
-            <w:vAlign w:val="center"/>
-            <w:hideMark/>
-          </w:tcPr>
-          <w:p>
-            <w:r>
+            <w:tcBorders>
+              <w:top w:val="single" w:sz="6" w:space="0" w:color="C4C7C5"/>
+              <w:left w:val="single" w:sz="6" w:space="0" w:color="C4C7C5"/>
+              <w:bottom w:val="single" w:sz="6" w:space="0" w:color="C4C7C5"/>
+              <w:right w:val="single" w:sz="6" w:space="0" w:color="C4C7C5"/>
+            </w:tcBorders>
+            <w:tcMar>
+              <w:top w:w="120" w:type="dxa"/>
+              <w:left w:w="180" w:type="dxa"/>
+              <w:bottom w:w="120" w:type="dxa"/>
+              <w:right w:w="180" w:type="dxa"/>
+            </w:tcMar>
+            <w:vAlign w:val="center"/>
+            <w:hideMark/>
+          </w:tcPr>
+          <w:p>
+            <w:r>
+              <w:rPr>
+                <w:b/>
+                <w:bCs/>
+              </w:rPr>
               <w:t>PAT-031</w:t>
             </w:r>
           </w:p>
         </w:tc>
         <w:tc>
           <w:tcPr>
-            <w:tcW w:w="3431" w:type="dxa"/>
-            <w:gridSpan w:val="2"/>
+            <w:tcW w:w="0" w:type="auto"/>
+            <w:tcBorders>
+              <w:top w:val="single" w:sz="6" w:space="0" w:color="C4C7C5"/>
+              <w:left w:val="single" w:sz="6" w:space="0" w:color="C4C7C5"/>
+              <w:bottom w:val="single" w:sz="6" w:space="0" w:color="C4C7C5"/>
+              <w:right w:val="single" w:sz="6" w:space="0" w:color="C4C7C5"/>
+            </w:tcBorders>
+            <w:tcMar>
+              <w:top w:w="120" w:type="dxa"/>
+              <w:left w:w="180" w:type="dxa"/>
+              <w:bottom w:w="120" w:type="dxa"/>
+              <w:right w:w="180" w:type="dxa"/>
+            </w:tcMar>
             <w:vAlign w:val="center"/>
             <w:hideMark/>
           </w:tcPr>
@@ -1561,8 +2702,19 @@
         </w:tc>
         <w:tc>
           <w:tcPr>
-            <w:tcW w:w="4728" w:type="dxa"/>
-            <w:gridSpan w:val="2"/>
+            <w:tcW w:w="0" w:type="auto"/>
+            <w:tcBorders>
+              <w:top w:val="single" w:sz="6" w:space="0" w:color="C4C7C5"/>
+              <w:left w:val="single" w:sz="6" w:space="0" w:color="C4C7C5"/>
+              <w:bottom w:val="single" w:sz="6" w:space="0" w:color="C4C7C5"/>
+              <w:right w:val="single" w:sz="6" w:space="0" w:color="C4C7C5"/>
+            </w:tcBorders>
+            <w:tcMar>
+              <w:top w:w="120" w:type="dxa"/>
+              <w:left w:w="180" w:type="dxa"/>
+              <w:bottom w:w="120" w:type="dxa"/>
+              <w:right w:w="180" w:type="dxa"/>
+            </w:tcMar>
             <w:vAlign w:val="center"/>
             <w:hideMark/>
           </w:tcPr>
@@ -1580,19 +2732,46 @@
         <w:tc>
           <w:tcPr>
             <w:tcW w:w="0" w:type="auto"/>
-            <w:vAlign w:val="center"/>
-            <w:hideMark/>
-          </w:tcPr>
-          <w:p>
-            <w:r>
+            <w:tcBorders>
+              <w:top w:val="single" w:sz="6" w:space="0" w:color="C4C7C5"/>
+              <w:left w:val="single" w:sz="6" w:space="0" w:color="C4C7C5"/>
+              <w:bottom w:val="single" w:sz="6" w:space="0" w:color="C4C7C5"/>
+              <w:right w:val="single" w:sz="6" w:space="0" w:color="C4C7C5"/>
+            </w:tcBorders>
+            <w:tcMar>
+              <w:top w:w="120" w:type="dxa"/>
+              <w:left w:w="180" w:type="dxa"/>
+              <w:bottom w:w="120" w:type="dxa"/>
+              <w:right w:w="180" w:type="dxa"/>
+            </w:tcMar>
+            <w:vAlign w:val="center"/>
+            <w:hideMark/>
+          </w:tcPr>
+          <w:p>
+            <w:r>
+              <w:rPr>
+                <w:b/>
+                <w:bCs/>
+              </w:rPr>
               <w:t>PAT-032</w:t>
             </w:r>
           </w:p>
         </w:tc>
         <w:tc>
           <w:tcPr>
-            <w:tcW w:w="3431" w:type="dxa"/>
-            <w:gridSpan w:val="2"/>
+            <w:tcW w:w="0" w:type="auto"/>
+            <w:tcBorders>
+              <w:top w:val="single" w:sz="6" w:space="0" w:color="C4C7C5"/>
+              <w:left w:val="single" w:sz="6" w:space="0" w:color="C4C7C5"/>
+              <w:bottom w:val="single" w:sz="6" w:space="0" w:color="C4C7C5"/>
+              <w:right w:val="single" w:sz="6" w:space="0" w:color="C4C7C5"/>
+            </w:tcBorders>
+            <w:tcMar>
+              <w:top w:w="120" w:type="dxa"/>
+              <w:left w:w="180" w:type="dxa"/>
+              <w:bottom w:w="120" w:type="dxa"/>
+              <w:right w:w="180" w:type="dxa"/>
+            </w:tcMar>
             <w:vAlign w:val="center"/>
             <w:hideMark/>
           </w:tcPr>
@@ -1604,8 +2783,19 @@
         </w:tc>
         <w:tc>
           <w:tcPr>
-            <w:tcW w:w="4728" w:type="dxa"/>
-            <w:gridSpan w:val="2"/>
+            <w:tcW w:w="0" w:type="auto"/>
+            <w:tcBorders>
+              <w:top w:val="single" w:sz="6" w:space="0" w:color="C4C7C5"/>
+              <w:left w:val="single" w:sz="6" w:space="0" w:color="C4C7C5"/>
+              <w:bottom w:val="single" w:sz="6" w:space="0" w:color="C4C7C5"/>
+              <w:right w:val="single" w:sz="6" w:space="0" w:color="C4C7C5"/>
+            </w:tcBorders>
+            <w:tcMar>
+              <w:top w:w="120" w:type="dxa"/>
+              <w:left w:w="180" w:type="dxa"/>
+              <w:bottom w:w="120" w:type="dxa"/>
+              <w:right w:w="180" w:type="dxa"/>
+            </w:tcMar>
             <w:vAlign w:val="center"/>
             <w:hideMark/>
           </w:tcPr>
@@ -1623,19 +2813,46 @@
         <w:tc>
           <w:tcPr>
             <w:tcW w:w="0" w:type="auto"/>
-            <w:vAlign w:val="center"/>
-            <w:hideMark/>
-          </w:tcPr>
-          <w:p>
-            <w:r>
+            <w:tcBorders>
+              <w:top w:val="single" w:sz="6" w:space="0" w:color="C4C7C5"/>
+              <w:left w:val="single" w:sz="6" w:space="0" w:color="C4C7C5"/>
+              <w:bottom w:val="single" w:sz="6" w:space="0" w:color="C4C7C5"/>
+              <w:right w:val="single" w:sz="6" w:space="0" w:color="C4C7C5"/>
+            </w:tcBorders>
+            <w:tcMar>
+              <w:top w:w="120" w:type="dxa"/>
+              <w:left w:w="180" w:type="dxa"/>
+              <w:bottom w:w="120" w:type="dxa"/>
+              <w:right w:w="180" w:type="dxa"/>
+            </w:tcMar>
+            <w:vAlign w:val="center"/>
+            <w:hideMark/>
+          </w:tcPr>
+          <w:p>
+            <w:r>
+              <w:rPr>
+                <w:b/>
+                <w:bCs/>
+              </w:rPr>
               <w:t>PAT-033</w:t>
             </w:r>
           </w:p>
         </w:tc>
         <w:tc>
           <w:tcPr>
-            <w:tcW w:w="3431" w:type="dxa"/>
-            <w:gridSpan w:val="2"/>
+            <w:tcW w:w="0" w:type="auto"/>
+            <w:tcBorders>
+              <w:top w:val="single" w:sz="6" w:space="0" w:color="C4C7C5"/>
+              <w:left w:val="single" w:sz="6" w:space="0" w:color="C4C7C5"/>
+              <w:bottom w:val="single" w:sz="6" w:space="0" w:color="C4C7C5"/>
+              <w:right w:val="single" w:sz="6" w:space="0" w:color="C4C7C5"/>
+            </w:tcBorders>
+            <w:tcMar>
+              <w:top w:w="120" w:type="dxa"/>
+              <w:left w:w="180" w:type="dxa"/>
+              <w:bottom w:w="120" w:type="dxa"/>
+              <w:right w:w="180" w:type="dxa"/>
+            </w:tcMar>
             <w:vAlign w:val="center"/>
             <w:hideMark/>
           </w:tcPr>
@@ -1647,8 +2864,19 @@
         </w:tc>
         <w:tc>
           <w:tcPr>
-            <w:tcW w:w="4728" w:type="dxa"/>
-            <w:gridSpan w:val="2"/>
+            <w:tcW w:w="0" w:type="auto"/>
+            <w:tcBorders>
+              <w:top w:val="single" w:sz="6" w:space="0" w:color="C4C7C5"/>
+              <w:left w:val="single" w:sz="6" w:space="0" w:color="C4C7C5"/>
+              <w:bottom w:val="single" w:sz="6" w:space="0" w:color="C4C7C5"/>
+              <w:right w:val="single" w:sz="6" w:space="0" w:color="C4C7C5"/>
+            </w:tcBorders>
+            <w:tcMar>
+              <w:top w:w="120" w:type="dxa"/>
+              <w:left w:w="180" w:type="dxa"/>
+              <w:bottom w:w="120" w:type="dxa"/>
+              <w:right w:w="180" w:type="dxa"/>
+            </w:tcMar>
             <w:vAlign w:val="center"/>
             <w:hideMark/>
           </w:tcPr>
@@ -1666,19 +2894,46 @@
         <w:tc>
           <w:tcPr>
             <w:tcW w:w="0" w:type="auto"/>
-            <w:vAlign w:val="center"/>
-            <w:hideMark/>
-          </w:tcPr>
-          <w:p>
-            <w:r>
+            <w:tcBorders>
+              <w:top w:val="single" w:sz="6" w:space="0" w:color="C4C7C5"/>
+              <w:left w:val="single" w:sz="6" w:space="0" w:color="C4C7C5"/>
+              <w:bottom w:val="single" w:sz="6" w:space="0" w:color="C4C7C5"/>
+              <w:right w:val="single" w:sz="6" w:space="0" w:color="C4C7C5"/>
+            </w:tcBorders>
+            <w:tcMar>
+              <w:top w:w="120" w:type="dxa"/>
+              <w:left w:w="180" w:type="dxa"/>
+              <w:bottom w:w="120" w:type="dxa"/>
+              <w:right w:w="180" w:type="dxa"/>
+            </w:tcMar>
+            <w:vAlign w:val="center"/>
+            <w:hideMark/>
+          </w:tcPr>
+          <w:p>
+            <w:r>
+              <w:rPr>
+                <w:b/>
+                <w:bCs/>
+              </w:rPr>
               <w:t>PAT-034</w:t>
             </w:r>
           </w:p>
         </w:tc>
         <w:tc>
           <w:tcPr>
-            <w:tcW w:w="3431" w:type="dxa"/>
-            <w:gridSpan w:val="2"/>
+            <w:tcW w:w="0" w:type="auto"/>
+            <w:tcBorders>
+              <w:top w:val="single" w:sz="6" w:space="0" w:color="C4C7C5"/>
+              <w:left w:val="single" w:sz="6" w:space="0" w:color="C4C7C5"/>
+              <w:bottom w:val="single" w:sz="6" w:space="0" w:color="C4C7C5"/>
+              <w:right w:val="single" w:sz="6" w:space="0" w:color="C4C7C5"/>
+            </w:tcBorders>
+            <w:tcMar>
+              <w:top w:w="120" w:type="dxa"/>
+              <w:left w:w="180" w:type="dxa"/>
+              <w:bottom w:w="120" w:type="dxa"/>
+              <w:right w:w="180" w:type="dxa"/>
+            </w:tcMar>
             <w:vAlign w:val="center"/>
             <w:hideMark/>
           </w:tcPr>
@@ -1690,8 +2945,19 @@
         </w:tc>
         <w:tc>
           <w:tcPr>
-            <w:tcW w:w="4728" w:type="dxa"/>
-            <w:gridSpan w:val="2"/>
+            <w:tcW w:w="0" w:type="auto"/>
+            <w:tcBorders>
+              <w:top w:val="single" w:sz="6" w:space="0" w:color="C4C7C5"/>
+              <w:left w:val="single" w:sz="6" w:space="0" w:color="C4C7C5"/>
+              <w:bottom w:val="single" w:sz="6" w:space="0" w:color="C4C7C5"/>
+              <w:right w:val="single" w:sz="6" w:space="0" w:color="C4C7C5"/>
+            </w:tcBorders>
+            <w:tcMar>
+              <w:top w:w="120" w:type="dxa"/>
+              <w:left w:w="180" w:type="dxa"/>
+              <w:bottom w:w="120" w:type="dxa"/>
+              <w:right w:w="180" w:type="dxa"/>
+            </w:tcMar>
             <w:vAlign w:val="center"/>
             <w:hideMark/>
           </w:tcPr>
@@ -1709,19 +2975,46 @@
         <w:tc>
           <w:tcPr>
             <w:tcW w:w="0" w:type="auto"/>
-            <w:vAlign w:val="center"/>
-            <w:hideMark/>
-          </w:tcPr>
-          <w:p>
-            <w:r>
+            <w:tcBorders>
+              <w:top w:val="single" w:sz="6" w:space="0" w:color="C4C7C5"/>
+              <w:left w:val="single" w:sz="6" w:space="0" w:color="C4C7C5"/>
+              <w:bottom w:val="single" w:sz="6" w:space="0" w:color="C4C7C5"/>
+              <w:right w:val="single" w:sz="6" w:space="0" w:color="C4C7C5"/>
+            </w:tcBorders>
+            <w:tcMar>
+              <w:top w:w="120" w:type="dxa"/>
+              <w:left w:w="180" w:type="dxa"/>
+              <w:bottom w:w="120" w:type="dxa"/>
+              <w:right w:w="180" w:type="dxa"/>
+            </w:tcMar>
+            <w:vAlign w:val="center"/>
+            <w:hideMark/>
+          </w:tcPr>
+          <w:p>
+            <w:r>
+              <w:rPr>
+                <w:b/>
+                <w:bCs/>
+              </w:rPr>
               <w:t>PAT-035</w:t>
             </w:r>
           </w:p>
         </w:tc>
         <w:tc>
           <w:tcPr>
-            <w:tcW w:w="3431" w:type="dxa"/>
-            <w:gridSpan w:val="2"/>
+            <w:tcW w:w="0" w:type="auto"/>
+            <w:tcBorders>
+              <w:top w:val="single" w:sz="6" w:space="0" w:color="C4C7C5"/>
+              <w:left w:val="single" w:sz="6" w:space="0" w:color="C4C7C5"/>
+              <w:bottom w:val="single" w:sz="6" w:space="0" w:color="C4C7C5"/>
+              <w:right w:val="single" w:sz="6" w:space="0" w:color="C4C7C5"/>
+            </w:tcBorders>
+            <w:tcMar>
+              <w:top w:w="120" w:type="dxa"/>
+              <w:left w:w="180" w:type="dxa"/>
+              <w:bottom w:w="120" w:type="dxa"/>
+              <w:right w:w="180" w:type="dxa"/>
+            </w:tcMar>
             <w:vAlign w:val="center"/>
             <w:hideMark/>
           </w:tcPr>
@@ -1733,8 +3026,19 @@
         </w:tc>
         <w:tc>
           <w:tcPr>
-            <w:tcW w:w="4728" w:type="dxa"/>
-            <w:gridSpan w:val="2"/>
+            <w:tcW w:w="0" w:type="auto"/>
+            <w:tcBorders>
+              <w:top w:val="single" w:sz="6" w:space="0" w:color="C4C7C5"/>
+              <w:left w:val="single" w:sz="6" w:space="0" w:color="C4C7C5"/>
+              <w:bottom w:val="single" w:sz="6" w:space="0" w:color="C4C7C5"/>
+              <w:right w:val="single" w:sz="6" w:space="0" w:color="C4C7C5"/>
+            </w:tcBorders>
+            <w:tcMar>
+              <w:top w:w="120" w:type="dxa"/>
+              <w:left w:w="180" w:type="dxa"/>
+              <w:bottom w:w="120" w:type="dxa"/>
+              <w:right w:w="180" w:type="dxa"/>
+            </w:tcMar>
             <w:vAlign w:val="center"/>
             <w:hideMark/>
           </w:tcPr>
@@ -1752,20 +3056,46 @@
         <w:tc>
           <w:tcPr>
             <w:tcW w:w="0" w:type="auto"/>
-            <w:vAlign w:val="center"/>
-            <w:hideMark/>
-          </w:tcPr>
-          <w:p>
-            <w:r>
-              <w:lastRenderedPageBreak/>
+            <w:tcBorders>
+              <w:top w:val="single" w:sz="6" w:space="0" w:color="C4C7C5"/>
+              <w:left w:val="single" w:sz="6" w:space="0" w:color="C4C7C5"/>
+              <w:bottom w:val="single" w:sz="6" w:space="0" w:color="C4C7C5"/>
+              <w:right w:val="single" w:sz="6" w:space="0" w:color="C4C7C5"/>
+            </w:tcBorders>
+            <w:tcMar>
+              <w:top w:w="120" w:type="dxa"/>
+              <w:left w:w="180" w:type="dxa"/>
+              <w:bottom w:w="120" w:type="dxa"/>
+              <w:right w:w="180" w:type="dxa"/>
+            </w:tcMar>
+            <w:vAlign w:val="center"/>
+            <w:hideMark/>
+          </w:tcPr>
+          <w:p>
+            <w:r>
+              <w:rPr>
+                <w:b/>
+                <w:bCs/>
+              </w:rPr>
               <w:t>PAT-036</w:t>
             </w:r>
           </w:p>
         </w:tc>
         <w:tc>
           <w:tcPr>
-            <w:tcW w:w="3431" w:type="dxa"/>
-            <w:gridSpan w:val="2"/>
+            <w:tcW w:w="0" w:type="auto"/>
+            <w:tcBorders>
+              <w:top w:val="single" w:sz="6" w:space="0" w:color="C4C7C5"/>
+              <w:left w:val="single" w:sz="6" w:space="0" w:color="C4C7C5"/>
+              <w:bottom w:val="single" w:sz="6" w:space="0" w:color="C4C7C5"/>
+              <w:right w:val="single" w:sz="6" w:space="0" w:color="C4C7C5"/>
+            </w:tcBorders>
+            <w:tcMar>
+              <w:top w:w="120" w:type="dxa"/>
+              <w:left w:w="180" w:type="dxa"/>
+              <w:bottom w:w="120" w:type="dxa"/>
+              <w:right w:w="180" w:type="dxa"/>
+            </w:tcMar>
             <w:vAlign w:val="center"/>
             <w:hideMark/>
           </w:tcPr>
@@ -1777,8 +3107,19 @@
         </w:tc>
         <w:tc>
           <w:tcPr>
-            <w:tcW w:w="4728" w:type="dxa"/>
-            <w:gridSpan w:val="2"/>
+            <w:tcW w:w="0" w:type="auto"/>
+            <w:tcBorders>
+              <w:top w:val="single" w:sz="6" w:space="0" w:color="C4C7C5"/>
+              <w:left w:val="single" w:sz="6" w:space="0" w:color="C4C7C5"/>
+              <w:bottom w:val="single" w:sz="6" w:space="0" w:color="C4C7C5"/>
+              <w:right w:val="single" w:sz="6" w:space="0" w:color="C4C7C5"/>
+            </w:tcBorders>
+            <w:tcMar>
+              <w:top w:w="120" w:type="dxa"/>
+              <w:left w:w="180" w:type="dxa"/>
+              <w:bottom w:w="120" w:type="dxa"/>
+              <w:right w:w="180" w:type="dxa"/>
+            </w:tcMar>
             <w:vAlign w:val="center"/>
             <w:hideMark/>
           </w:tcPr>
@@ -1796,19 +3137,46 @@
         <w:tc>
           <w:tcPr>
             <w:tcW w:w="0" w:type="auto"/>
-            <w:vAlign w:val="center"/>
-            <w:hideMark/>
-          </w:tcPr>
-          <w:p>
-            <w:r>
+            <w:tcBorders>
+              <w:top w:val="single" w:sz="6" w:space="0" w:color="C4C7C5"/>
+              <w:left w:val="single" w:sz="6" w:space="0" w:color="C4C7C5"/>
+              <w:bottom w:val="single" w:sz="6" w:space="0" w:color="C4C7C5"/>
+              <w:right w:val="single" w:sz="6" w:space="0" w:color="C4C7C5"/>
+            </w:tcBorders>
+            <w:tcMar>
+              <w:top w:w="120" w:type="dxa"/>
+              <w:left w:w="180" w:type="dxa"/>
+              <w:bottom w:w="120" w:type="dxa"/>
+              <w:right w:w="180" w:type="dxa"/>
+            </w:tcMar>
+            <w:vAlign w:val="center"/>
+            <w:hideMark/>
+          </w:tcPr>
+          <w:p>
+            <w:r>
+              <w:rPr>
+                <w:b/>
+                <w:bCs/>
+              </w:rPr>
               <w:t>PAT-037</w:t>
             </w:r>
           </w:p>
         </w:tc>
         <w:tc>
           <w:tcPr>
-            <w:tcW w:w="3431" w:type="dxa"/>
-            <w:gridSpan w:val="2"/>
+            <w:tcW w:w="0" w:type="auto"/>
+            <w:tcBorders>
+              <w:top w:val="single" w:sz="6" w:space="0" w:color="C4C7C5"/>
+              <w:left w:val="single" w:sz="6" w:space="0" w:color="C4C7C5"/>
+              <w:bottom w:val="single" w:sz="6" w:space="0" w:color="C4C7C5"/>
+              <w:right w:val="single" w:sz="6" w:space="0" w:color="C4C7C5"/>
+            </w:tcBorders>
+            <w:tcMar>
+              <w:top w:w="120" w:type="dxa"/>
+              <w:left w:w="180" w:type="dxa"/>
+              <w:bottom w:w="120" w:type="dxa"/>
+              <w:right w:w="180" w:type="dxa"/>
+            </w:tcMar>
             <w:vAlign w:val="center"/>
             <w:hideMark/>
           </w:tcPr>
@@ -1820,8 +3188,19 @@
         </w:tc>
         <w:tc>
           <w:tcPr>
-            <w:tcW w:w="4728" w:type="dxa"/>
-            <w:gridSpan w:val="2"/>
+            <w:tcW w:w="0" w:type="auto"/>
+            <w:tcBorders>
+              <w:top w:val="single" w:sz="6" w:space="0" w:color="C4C7C5"/>
+              <w:left w:val="single" w:sz="6" w:space="0" w:color="C4C7C5"/>
+              <w:bottom w:val="single" w:sz="6" w:space="0" w:color="C4C7C5"/>
+              <w:right w:val="single" w:sz="6" w:space="0" w:color="C4C7C5"/>
+            </w:tcBorders>
+            <w:tcMar>
+              <w:top w:w="120" w:type="dxa"/>
+              <w:left w:w="180" w:type="dxa"/>
+              <w:bottom w:w="120" w:type="dxa"/>
+              <w:right w:w="180" w:type="dxa"/>
+            </w:tcMar>
             <w:vAlign w:val="center"/>
             <w:hideMark/>
           </w:tcPr>
@@ -1839,19 +3218,46 @@
         <w:tc>
           <w:tcPr>
             <w:tcW w:w="0" w:type="auto"/>
-            <w:vAlign w:val="center"/>
-            <w:hideMark/>
-          </w:tcPr>
-          <w:p>
-            <w:r>
+            <w:tcBorders>
+              <w:top w:val="single" w:sz="6" w:space="0" w:color="C4C7C5"/>
+              <w:left w:val="single" w:sz="6" w:space="0" w:color="C4C7C5"/>
+              <w:bottom w:val="single" w:sz="6" w:space="0" w:color="C4C7C5"/>
+              <w:right w:val="single" w:sz="6" w:space="0" w:color="C4C7C5"/>
+            </w:tcBorders>
+            <w:tcMar>
+              <w:top w:w="120" w:type="dxa"/>
+              <w:left w:w="180" w:type="dxa"/>
+              <w:bottom w:w="120" w:type="dxa"/>
+              <w:right w:w="180" w:type="dxa"/>
+            </w:tcMar>
+            <w:vAlign w:val="center"/>
+            <w:hideMark/>
+          </w:tcPr>
+          <w:p>
+            <w:r>
+              <w:rPr>
+                <w:b/>
+                <w:bCs/>
+              </w:rPr>
               <w:t>PAT-038</w:t>
             </w:r>
           </w:p>
         </w:tc>
         <w:tc>
           <w:tcPr>
-            <w:tcW w:w="3431" w:type="dxa"/>
-            <w:gridSpan w:val="2"/>
+            <w:tcW w:w="0" w:type="auto"/>
+            <w:tcBorders>
+              <w:top w:val="single" w:sz="6" w:space="0" w:color="C4C7C5"/>
+              <w:left w:val="single" w:sz="6" w:space="0" w:color="C4C7C5"/>
+              <w:bottom w:val="single" w:sz="6" w:space="0" w:color="C4C7C5"/>
+              <w:right w:val="single" w:sz="6" w:space="0" w:color="C4C7C5"/>
+            </w:tcBorders>
+            <w:tcMar>
+              <w:top w:w="120" w:type="dxa"/>
+              <w:left w:w="180" w:type="dxa"/>
+              <w:bottom w:w="120" w:type="dxa"/>
+              <w:right w:w="180" w:type="dxa"/>
+            </w:tcMar>
             <w:vAlign w:val="center"/>
             <w:hideMark/>
           </w:tcPr>
@@ -1863,8 +3269,19 @@
         </w:tc>
         <w:tc>
           <w:tcPr>
-            <w:tcW w:w="4728" w:type="dxa"/>
-            <w:gridSpan w:val="2"/>
+            <w:tcW w:w="0" w:type="auto"/>
+            <w:tcBorders>
+              <w:top w:val="single" w:sz="6" w:space="0" w:color="C4C7C5"/>
+              <w:left w:val="single" w:sz="6" w:space="0" w:color="C4C7C5"/>
+              <w:bottom w:val="single" w:sz="6" w:space="0" w:color="C4C7C5"/>
+              <w:right w:val="single" w:sz="6" w:space="0" w:color="C4C7C5"/>
+            </w:tcBorders>
+            <w:tcMar>
+              <w:top w:w="120" w:type="dxa"/>
+              <w:left w:w="180" w:type="dxa"/>
+              <w:bottom w:w="120" w:type="dxa"/>
+              <w:right w:w="180" w:type="dxa"/>
+            </w:tcMar>
             <w:vAlign w:val="center"/>
             <w:hideMark/>
           </w:tcPr>
@@ -1882,19 +3299,46 @@
         <w:tc>
           <w:tcPr>
             <w:tcW w:w="0" w:type="auto"/>
-            <w:vAlign w:val="center"/>
-            <w:hideMark/>
-          </w:tcPr>
-          <w:p>
-            <w:r>
+            <w:tcBorders>
+              <w:top w:val="single" w:sz="6" w:space="0" w:color="C4C7C5"/>
+              <w:left w:val="single" w:sz="6" w:space="0" w:color="C4C7C5"/>
+              <w:bottom w:val="single" w:sz="6" w:space="0" w:color="C4C7C5"/>
+              <w:right w:val="single" w:sz="6" w:space="0" w:color="C4C7C5"/>
+            </w:tcBorders>
+            <w:tcMar>
+              <w:top w:w="120" w:type="dxa"/>
+              <w:left w:w="180" w:type="dxa"/>
+              <w:bottom w:w="120" w:type="dxa"/>
+              <w:right w:w="180" w:type="dxa"/>
+            </w:tcMar>
+            <w:vAlign w:val="center"/>
+            <w:hideMark/>
+          </w:tcPr>
+          <w:p>
+            <w:r>
+              <w:rPr>
+                <w:b/>
+                <w:bCs/>
+              </w:rPr>
               <w:t>PAT-039</w:t>
             </w:r>
           </w:p>
         </w:tc>
         <w:tc>
           <w:tcPr>
-            <w:tcW w:w="3431" w:type="dxa"/>
-            <w:gridSpan w:val="2"/>
+            <w:tcW w:w="0" w:type="auto"/>
+            <w:tcBorders>
+              <w:top w:val="single" w:sz="6" w:space="0" w:color="C4C7C5"/>
+              <w:left w:val="single" w:sz="6" w:space="0" w:color="C4C7C5"/>
+              <w:bottom w:val="single" w:sz="6" w:space="0" w:color="C4C7C5"/>
+              <w:right w:val="single" w:sz="6" w:space="0" w:color="C4C7C5"/>
+            </w:tcBorders>
+            <w:tcMar>
+              <w:top w:w="120" w:type="dxa"/>
+              <w:left w:w="180" w:type="dxa"/>
+              <w:bottom w:w="120" w:type="dxa"/>
+              <w:right w:w="180" w:type="dxa"/>
+            </w:tcMar>
             <w:vAlign w:val="center"/>
             <w:hideMark/>
           </w:tcPr>
@@ -1906,8 +3350,19 @@
         </w:tc>
         <w:tc>
           <w:tcPr>
-            <w:tcW w:w="4728" w:type="dxa"/>
-            <w:gridSpan w:val="2"/>
+            <w:tcW w:w="0" w:type="auto"/>
+            <w:tcBorders>
+              <w:top w:val="single" w:sz="6" w:space="0" w:color="C4C7C5"/>
+              <w:left w:val="single" w:sz="6" w:space="0" w:color="C4C7C5"/>
+              <w:bottom w:val="single" w:sz="6" w:space="0" w:color="C4C7C5"/>
+              <w:right w:val="single" w:sz="6" w:space="0" w:color="C4C7C5"/>
+            </w:tcBorders>
+            <w:tcMar>
+              <w:top w:w="120" w:type="dxa"/>
+              <w:left w:w="180" w:type="dxa"/>
+              <w:bottom w:w="120" w:type="dxa"/>
+              <w:right w:w="180" w:type="dxa"/>
+            </w:tcMar>
             <w:vAlign w:val="center"/>
             <w:hideMark/>
           </w:tcPr>
@@ -1925,19 +3380,46 @@
         <w:tc>
           <w:tcPr>
             <w:tcW w:w="0" w:type="auto"/>
-            <w:vAlign w:val="center"/>
-            <w:hideMark/>
-          </w:tcPr>
-          <w:p>
-            <w:r>
+            <w:tcBorders>
+              <w:top w:val="single" w:sz="6" w:space="0" w:color="C4C7C5"/>
+              <w:left w:val="single" w:sz="6" w:space="0" w:color="C4C7C5"/>
+              <w:bottom w:val="single" w:sz="6" w:space="0" w:color="C4C7C5"/>
+              <w:right w:val="single" w:sz="6" w:space="0" w:color="C4C7C5"/>
+            </w:tcBorders>
+            <w:tcMar>
+              <w:top w:w="120" w:type="dxa"/>
+              <w:left w:w="180" w:type="dxa"/>
+              <w:bottom w:w="120" w:type="dxa"/>
+              <w:right w:w="180" w:type="dxa"/>
+            </w:tcMar>
+            <w:vAlign w:val="center"/>
+            <w:hideMark/>
+          </w:tcPr>
+          <w:p>
+            <w:r>
+              <w:rPr>
+                <w:b/>
+                <w:bCs/>
+              </w:rPr>
               <w:t>PAT-040</w:t>
             </w:r>
           </w:p>
         </w:tc>
         <w:tc>
           <w:tcPr>
-            <w:tcW w:w="3431" w:type="dxa"/>
-            <w:gridSpan w:val="2"/>
+            <w:tcW w:w="0" w:type="auto"/>
+            <w:tcBorders>
+              <w:top w:val="single" w:sz="6" w:space="0" w:color="C4C7C5"/>
+              <w:left w:val="single" w:sz="6" w:space="0" w:color="C4C7C5"/>
+              <w:bottom w:val="single" w:sz="6" w:space="0" w:color="C4C7C5"/>
+              <w:right w:val="single" w:sz="6" w:space="0" w:color="C4C7C5"/>
+            </w:tcBorders>
+            <w:tcMar>
+              <w:top w:w="120" w:type="dxa"/>
+              <w:left w:w="180" w:type="dxa"/>
+              <w:bottom w:w="120" w:type="dxa"/>
+              <w:right w:w="180" w:type="dxa"/>
+            </w:tcMar>
             <w:vAlign w:val="center"/>
             <w:hideMark/>
           </w:tcPr>
@@ -1949,8 +3431,19 @@
         </w:tc>
         <w:tc>
           <w:tcPr>
-            <w:tcW w:w="4728" w:type="dxa"/>
-            <w:gridSpan w:val="2"/>
+            <w:tcW w:w="0" w:type="auto"/>
+            <w:tcBorders>
+              <w:top w:val="single" w:sz="6" w:space="0" w:color="C4C7C5"/>
+              <w:left w:val="single" w:sz="6" w:space="0" w:color="C4C7C5"/>
+              <w:bottom w:val="single" w:sz="6" w:space="0" w:color="C4C7C5"/>
+              <w:right w:val="single" w:sz="6" w:space="0" w:color="C4C7C5"/>
+            </w:tcBorders>
+            <w:tcMar>
+              <w:top w:w="120" w:type="dxa"/>
+              <w:left w:w="180" w:type="dxa"/>
+              <w:bottom w:w="120" w:type="dxa"/>
+              <w:right w:w="180" w:type="dxa"/>
+            </w:tcMar>
             <w:vAlign w:val="center"/>
             <w:hideMark/>
           </w:tcPr>
@@ -1968,19 +3461,47 @@
         <w:tc>
           <w:tcPr>
             <w:tcW w:w="0" w:type="auto"/>
-            <w:vAlign w:val="center"/>
-            <w:hideMark/>
-          </w:tcPr>
-          <w:p>
-            <w:r>
+            <w:tcBorders>
+              <w:top w:val="single" w:sz="6" w:space="0" w:color="C4C7C5"/>
+              <w:left w:val="single" w:sz="6" w:space="0" w:color="C4C7C5"/>
+              <w:bottom w:val="single" w:sz="6" w:space="0" w:color="C4C7C5"/>
+              <w:right w:val="single" w:sz="6" w:space="0" w:color="C4C7C5"/>
+            </w:tcBorders>
+            <w:tcMar>
+              <w:top w:w="120" w:type="dxa"/>
+              <w:left w:w="180" w:type="dxa"/>
+              <w:bottom w:w="120" w:type="dxa"/>
+              <w:right w:w="180" w:type="dxa"/>
+            </w:tcMar>
+            <w:vAlign w:val="center"/>
+            <w:hideMark/>
+          </w:tcPr>
+          <w:p>
+            <w:r>
+              <w:rPr>
+                <w:b/>
+                <w:bCs/>
+              </w:rPr>
+              <w:lastRenderedPageBreak/>
               <w:t>PAT-041</w:t>
             </w:r>
           </w:p>
         </w:tc>
         <w:tc>
           <w:tcPr>
-            <w:tcW w:w="3431" w:type="dxa"/>
-            <w:gridSpan w:val="2"/>
+            <w:tcW w:w="0" w:type="auto"/>
+            <w:tcBorders>
+              <w:top w:val="single" w:sz="6" w:space="0" w:color="C4C7C5"/>
+              <w:left w:val="single" w:sz="6" w:space="0" w:color="C4C7C5"/>
+              <w:bottom w:val="single" w:sz="6" w:space="0" w:color="C4C7C5"/>
+              <w:right w:val="single" w:sz="6" w:space="0" w:color="C4C7C5"/>
+            </w:tcBorders>
+            <w:tcMar>
+              <w:top w:w="120" w:type="dxa"/>
+              <w:left w:w="180" w:type="dxa"/>
+              <w:bottom w:w="120" w:type="dxa"/>
+              <w:right w:w="180" w:type="dxa"/>
+            </w:tcMar>
             <w:vAlign w:val="center"/>
             <w:hideMark/>
           </w:tcPr>
@@ -1992,8 +3513,19 @@
         </w:tc>
         <w:tc>
           <w:tcPr>
-            <w:tcW w:w="4728" w:type="dxa"/>
-            <w:gridSpan w:val="2"/>
+            <w:tcW w:w="0" w:type="auto"/>
+            <w:tcBorders>
+              <w:top w:val="single" w:sz="6" w:space="0" w:color="C4C7C5"/>
+              <w:left w:val="single" w:sz="6" w:space="0" w:color="C4C7C5"/>
+              <w:bottom w:val="single" w:sz="6" w:space="0" w:color="C4C7C5"/>
+              <w:right w:val="single" w:sz="6" w:space="0" w:color="C4C7C5"/>
+            </w:tcBorders>
+            <w:tcMar>
+              <w:top w:w="120" w:type="dxa"/>
+              <w:left w:w="180" w:type="dxa"/>
+              <w:bottom w:w="120" w:type="dxa"/>
+              <w:right w:w="180" w:type="dxa"/>
+            </w:tcMar>
             <w:vAlign w:val="center"/>
             <w:hideMark/>
           </w:tcPr>
@@ -2011,19 +3543,46 @@
         <w:tc>
           <w:tcPr>
             <w:tcW w:w="0" w:type="auto"/>
-            <w:vAlign w:val="center"/>
-            <w:hideMark/>
-          </w:tcPr>
-          <w:p>
-            <w:r>
+            <w:tcBorders>
+              <w:top w:val="single" w:sz="6" w:space="0" w:color="C4C7C5"/>
+              <w:left w:val="single" w:sz="6" w:space="0" w:color="C4C7C5"/>
+              <w:bottom w:val="single" w:sz="6" w:space="0" w:color="C4C7C5"/>
+              <w:right w:val="single" w:sz="6" w:space="0" w:color="C4C7C5"/>
+            </w:tcBorders>
+            <w:tcMar>
+              <w:top w:w="120" w:type="dxa"/>
+              <w:left w:w="180" w:type="dxa"/>
+              <w:bottom w:w="120" w:type="dxa"/>
+              <w:right w:w="180" w:type="dxa"/>
+            </w:tcMar>
+            <w:vAlign w:val="center"/>
+            <w:hideMark/>
+          </w:tcPr>
+          <w:p>
+            <w:r>
+              <w:rPr>
+                <w:b/>
+                <w:bCs/>
+              </w:rPr>
               <w:t>PAT-042</w:t>
             </w:r>
           </w:p>
         </w:tc>
         <w:tc>
           <w:tcPr>
-            <w:tcW w:w="3431" w:type="dxa"/>
-            <w:gridSpan w:val="2"/>
+            <w:tcW w:w="0" w:type="auto"/>
+            <w:tcBorders>
+              <w:top w:val="single" w:sz="6" w:space="0" w:color="C4C7C5"/>
+              <w:left w:val="single" w:sz="6" w:space="0" w:color="C4C7C5"/>
+              <w:bottom w:val="single" w:sz="6" w:space="0" w:color="C4C7C5"/>
+              <w:right w:val="single" w:sz="6" w:space="0" w:color="C4C7C5"/>
+            </w:tcBorders>
+            <w:tcMar>
+              <w:top w:w="120" w:type="dxa"/>
+              <w:left w:w="180" w:type="dxa"/>
+              <w:bottom w:w="120" w:type="dxa"/>
+              <w:right w:w="180" w:type="dxa"/>
+            </w:tcMar>
             <w:vAlign w:val="center"/>
             <w:hideMark/>
           </w:tcPr>
@@ -2035,8 +3594,19 @@
         </w:tc>
         <w:tc>
           <w:tcPr>
-            <w:tcW w:w="4728" w:type="dxa"/>
-            <w:gridSpan w:val="2"/>
+            <w:tcW w:w="0" w:type="auto"/>
+            <w:tcBorders>
+              <w:top w:val="single" w:sz="6" w:space="0" w:color="C4C7C5"/>
+              <w:left w:val="single" w:sz="6" w:space="0" w:color="C4C7C5"/>
+              <w:bottom w:val="single" w:sz="6" w:space="0" w:color="C4C7C5"/>
+              <w:right w:val="single" w:sz="6" w:space="0" w:color="C4C7C5"/>
+            </w:tcBorders>
+            <w:tcMar>
+              <w:top w:w="120" w:type="dxa"/>
+              <w:left w:w="180" w:type="dxa"/>
+              <w:bottom w:w="120" w:type="dxa"/>
+              <w:right w:w="180" w:type="dxa"/>
+            </w:tcMar>
             <w:vAlign w:val="center"/>
             <w:hideMark/>
           </w:tcPr>
@@ -2054,19 +3624,46 @@
         <w:tc>
           <w:tcPr>
             <w:tcW w:w="0" w:type="auto"/>
-            <w:vAlign w:val="center"/>
-            <w:hideMark/>
-          </w:tcPr>
-          <w:p>
-            <w:r>
+            <w:tcBorders>
+              <w:top w:val="single" w:sz="6" w:space="0" w:color="C4C7C5"/>
+              <w:left w:val="single" w:sz="6" w:space="0" w:color="C4C7C5"/>
+              <w:bottom w:val="single" w:sz="6" w:space="0" w:color="C4C7C5"/>
+              <w:right w:val="single" w:sz="6" w:space="0" w:color="C4C7C5"/>
+            </w:tcBorders>
+            <w:tcMar>
+              <w:top w:w="120" w:type="dxa"/>
+              <w:left w:w="180" w:type="dxa"/>
+              <w:bottom w:w="120" w:type="dxa"/>
+              <w:right w:w="180" w:type="dxa"/>
+            </w:tcMar>
+            <w:vAlign w:val="center"/>
+            <w:hideMark/>
+          </w:tcPr>
+          <w:p>
+            <w:r>
+              <w:rPr>
+                <w:b/>
+                <w:bCs/>
+              </w:rPr>
               <w:t>PAT-043</w:t>
             </w:r>
           </w:p>
         </w:tc>
         <w:tc>
           <w:tcPr>
-            <w:tcW w:w="3431" w:type="dxa"/>
-            <w:gridSpan w:val="2"/>
+            <w:tcW w:w="0" w:type="auto"/>
+            <w:tcBorders>
+              <w:top w:val="single" w:sz="6" w:space="0" w:color="C4C7C5"/>
+              <w:left w:val="single" w:sz="6" w:space="0" w:color="C4C7C5"/>
+              <w:bottom w:val="single" w:sz="6" w:space="0" w:color="C4C7C5"/>
+              <w:right w:val="single" w:sz="6" w:space="0" w:color="C4C7C5"/>
+            </w:tcBorders>
+            <w:tcMar>
+              <w:top w:w="120" w:type="dxa"/>
+              <w:left w:w="180" w:type="dxa"/>
+              <w:bottom w:w="120" w:type="dxa"/>
+              <w:right w:w="180" w:type="dxa"/>
+            </w:tcMar>
             <w:vAlign w:val="center"/>
             <w:hideMark/>
           </w:tcPr>
@@ -2078,152 +3675,25 @@
         </w:tc>
         <w:tc>
           <w:tcPr>
-            <w:tcW w:w="4728" w:type="dxa"/>
-            <w:gridSpan w:val="2"/>
+            <w:tcW w:w="0" w:type="auto"/>
+            <w:tcBorders>
+              <w:top w:val="single" w:sz="6" w:space="0" w:color="C4C7C5"/>
+              <w:left w:val="single" w:sz="6" w:space="0" w:color="C4C7C5"/>
+              <w:bottom w:val="single" w:sz="6" w:space="0" w:color="C4C7C5"/>
+              <w:right w:val="single" w:sz="6" w:space="0" w:color="C4C7C5"/>
+            </w:tcBorders>
+            <w:tcMar>
+              <w:top w:w="120" w:type="dxa"/>
+              <w:left w:w="180" w:type="dxa"/>
+              <w:bottom w:w="120" w:type="dxa"/>
+              <w:right w:w="180" w:type="dxa"/>
+            </w:tcMar>
             <w:vAlign w:val="center"/>
             <w:hideMark/>
           </w:tcPr>
           <w:p>
             <w:r>
               <w:t>Volume 05 – Trust, Privacy &amp; Digital Identity</w:t>
-            </w:r>
-          </w:p>
-        </w:tc>
-      </w:tr>
-      <w:tr>
-        <w:trPr>
-          <w:gridAfter w:val="1"/>
-          <w:wAfter w:w="1654" w:type="dxa"/>
-          <w:tblCellSpacing w:w="15" w:type="dxa"/>
-        </w:trPr>
-        <w:tc>
-          <w:tcPr>
-            <w:tcW w:w="0" w:type="auto"/>
-            <w:gridSpan w:val="2"/>
-            <w:vAlign w:val="center"/>
-            <w:hideMark/>
-          </w:tcPr>
-          <w:p>
-            <w:r>
-              <w:t>PAT-044</w:t>
-            </w:r>
-          </w:p>
-        </w:tc>
-        <w:tc>
-          <w:tcPr>
-            <w:tcW w:w="3401" w:type="dxa"/>
-            <w:vAlign w:val="center"/>
-            <w:hideMark/>
-          </w:tcPr>
-          <w:p>
-            <w:r>
-              <w:t>Workspace Adaptation</w:t>
-            </w:r>
-          </w:p>
-        </w:tc>
-        <w:tc>
-          <w:tcPr>
-            <w:tcW w:w="3044" w:type="dxa"/>
-            <w:vAlign w:val="center"/>
-            <w:hideMark/>
-          </w:tcPr>
-          <w:p>
-            <w:r>
-              <w:t>Volume 03 – Syste</w:t>
-            </w:r>
-            <w:r>
-              <w:t xml:space="preserve">m </w:t>
-            </w:r>
-            <w:r>
-              <w:t>Behaviour &amp; Interaction</w:t>
-            </w:r>
-          </w:p>
-        </w:tc>
-      </w:tr>
-      <w:tr>
-        <w:trPr>
-          <w:gridAfter w:val="1"/>
-          <w:wAfter w:w="1654" w:type="dxa"/>
-          <w:tblCellSpacing w:w="15" w:type="dxa"/>
-        </w:trPr>
-        <w:tc>
-          <w:tcPr>
-            <w:tcW w:w="0" w:type="auto"/>
-            <w:gridSpan w:val="2"/>
-            <w:vAlign w:val="center"/>
-            <w:hideMark/>
-          </w:tcPr>
-          <w:p>
-            <w:r>
-              <w:t>PAT-045</w:t>
-            </w:r>
-          </w:p>
-        </w:tc>
-        <w:tc>
-          <w:tcPr>
-            <w:tcW w:w="3401" w:type="dxa"/>
-            <w:vAlign w:val="center"/>
-            <w:hideMark/>
-          </w:tcPr>
-          <w:p>
-            <w:r>
-              <w:t>Information Co-Visualization</w:t>
-            </w:r>
-          </w:p>
-        </w:tc>
-        <w:tc>
-          <w:tcPr>
-            <w:tcW w:w="3044" w:type="dxa"/>
-            <w:vAlign w:val="center"/>
-            <w:hideMark/>
-          </w:tcPr>
-          <w:p>
-            <w:r>
-              <w:t>Volume 04 – Interface &amp; Navigation Behaviour</w:t>
-            </w:r>
-          </w:p>
-        </w:tc>
-      </w:tr>
-      <w:tr>
-        <w:trPr>
-          <w:gridAfter w:val="1"/>
-          <w:wAfter w:w="1654" w:type="dxa"/>
-          <w:tblCellSpacing w:w="15" w:type="dxa"/>
-        </w:trPr>
-        <w:tc>
-          <w:tcPr>
-            <w:tcW w:w="0" w:type="auto"/>
-            <w:gridSpan w:val="2"/>
-            <w:vAlign w:val="center"/>
-            <w:hideMark/>
-          </w:tcPr>
-          <w:p>
-            <w:r>
-              <w:t>PAT-046</w:t>
-            </w:r>
-          </w:p>
-        </w:tc>
-        <w:tc>
-          <w:tcPr>
-            <w:tcW w:w="3401" w:type="dxa"/>
-            <w:vAlign w:val="center"/>
-            <w:hideMark/>
-          </w:tcPr>
-          <w:p>
-            <w:r>
-              <w:t>Workspace Scalability</w:t>
-            </w:r>
-          </w:p>
-        </w:tc>
-        <w:tc>
-          <w:tcPr>
-            <w:tcW w:w="3044" w:type="dxa"/>
-            <w:vAlign w:val="center"/>
-            <w:hideMark/>
-          </w:tcPr>
-          <w:p>
-            <w:r>
-              <w:t>Volume 03 – System Behaviour &amp; Interaction</w:t>
             </w:r>
           </w:p>
         </w:tc>
@@ -2235,67 +3705,730 @@
         <w:tc>
           <w:tcPr>
             <w:tcW w:w="0" w:type="auto"/>
-            <w:vAlign w:val="center"/>
-          </w:tcPr>
-          <w:p/>
-        </w:tc>
-        <w:tc>
-          <w:tcPr>
-            <w:tcW w:w="3431" w:type="dxa"/>
-            <w:gridSpan w:val="2"/>
-            <w:vAlign w:val="center"/>
-          </w:tcPr>
-          <w:p/>
-        </w:tc>
-        <w:tc>
-          <w:tcPr>
-            <w:tcW w:w="4728" w:type="dxa"/>
-            <w:gridSpan w:val="2"/>
-            <w:vAlign w:val="center"/>
-          </w:tcPr>
-          <w:p/>
+            <w:tcBorders>
+              <w:top w:val="single" w:sz="6" w:space="0" w:color="C4C7C5"/>
+              <w:left w:val="single" w:sz="6" w:space="0" w:color="C4C7C5"/>
+              <w:bottom w:val="single" w:sz="6" w:space="0" w:color="C4C7C5"/>
+              <w:right w:val="single" w:sz="6" w:space="0" w:color="C4C7C5"/>
+            </w:tcBorders>
+            <w:tcMar>
+              <w:top w:w="120" w:type="dxa"/>
+              <w:left w:w="180" w:type="dxa"/>
+              <w:bottom w:w="120" w:type="dxa"/>
+              <w:right w:w="180" w:type="dxa"/>
+            </w:tcMar>
+            <w:vAlign w:val="center"/>
+            <w:hideMark/>
+          </w:tcPr>
+          <w:p>
+            <w:r>
+              <w:rPr>
+                <w:b/>
+                <w:bCs/>
+              </w:rPr>
+              <w:t>PAT-044</w:t>
+            </w:r>
+          </w:p>
+        </w:tc>
+        <w:tc>
+          <w:tcPr>
+            <w:tcW w:w="0" w:type="auto"/>
+            <w:tcBorders>
+              <w:top w:val="single" w:sz="6" w:space="0" w:color="C4C7C5"/>
+              <w:left w:val="single" w:sz="6" w:space="0" w:color="C4C7C5"/>
+              <w:bottom w:val="single" w:sz="6" w:space="0" w:color="C4C7C5"/>
+              <w:right w:val="single" w:sz="6" w:space="0" w:color="C4C7C5"/>
+            </w:tcBorders>
+            <w:tcMar>
+              <w:top w:w="120" w:type="dxa"/>
+              <w:left w:w="180" w:type="dxa"/>
+              <w:bottom w:w="120" w:type="dxa"/>
+              <w:right w:w="180" w:type="dxa"/>
+            </w:tcMar>
+            <w:vAlign w:val="center"/>
+            <w:hideMark/>
+          </w:tcPr>
+          <w:p>
+            <w:r>
+              <w:t>Workspace Adaptation</w:t>
+            </w:r>
+          </w:p>
+        </w:tc>
+        <w:tc>
+          <w:tcPr>
+            <w:tcW w:w="0" w:type="auto"/>
+            <w:tcBorders>
+              <w:top w:val="single" w:sz="6" w:space="0" w:color="C4C7C5"/>
+              <w:left w:val="single" w:sz="6" w:space="0" w:color="C4C7C5"/>
+              <w:bottom w:val="single" w:sz="6" w:space="0" w:color="C4C7C5"/>
+              <w:right w:val="single" w:sz="6" w:space="0" w:color="C4C7C5"/>
+            </w:tcBorders>
+            <w:tcMar>
+              <w:top w:w="120" w:type="dxa"/>
+              <w:left w:w="180" w:type="dxa"/>
+              <w:bottom w:w="120" w:type="dxa"/>
+              <w:right w:w="180" w:type="dxa"/>
+            </w:tcMar>
+            <w:vAlign w:val="center"/>
+            <w:hideMark/>
+          </w:tcPr>
+          <w:p>
+            <w:r>
+              <w:t>Volume 03 – System Behaviour &amp; Interaction</w:t>
+            </w:r>
+          </w:p>
+        </w:tc>
+      </w:tr>
+      <w:tr>
+        <w:trPr>
+          <w:tblCellSpacing w:w="15" w:type="dxa"/>
+        </w:trPr>
+        <w:tc>
+          <w:tcPr>
+            <w:tcW w:w="0" w:type="auto"/>
+            <w:tcBorders>
+              <w:top w:val="single" w:sz="6" w:space="0" w:color="C4C7C5"/>
+              <w:left w:val="single" w:sz="6" w:space="0" w:color="C4C7C5"/>
+              <w:bottom w:val="single" w:sz="6" w:space="0" w:color="C4C7C5"/>
+              <w:right w:val="single" w:sz="6" w:space="0" w:color="C4C7C5"/>
+            </w:tcBorders>
+            <w:tcMar>
+              <w:top w:w="120" w:type="dxa"/>
+              <w:left w:w="180" w:type="dxa"/>
+              <w:bottom w:w="120" w:type="dxa"/>
+              <w:right w:w="180" w:type="dxa"/>
+            </w:tcMar>
+            <w:vAlign w:val="center"/>
+            <w:hideMark/>
+          </w:tcPr>
+          <w:p>
+            <w:r>
+              <w:rPr>
+                <w:b/>
+                <w:bCs/>
+              </w:rPr>
+              <w:t>PAT-045</w:t>
+            </w:r>
+          </w:p>
+        </w:tc>
+        <w:tc>
+          <w:tcPr>
+            <w:tcW w:w="0" w:type="auto"/>
+            <w:tcBorders>
+              <w:top w:val="single" w:sz="6" w:space="0" w:color="C4C7C5"/>
+              <w:left w:val="single" w:sz="6" w:space="0" w:color="C4C7C5"/>
+              <w:bottom w:val="single" w:sz="6" w:space="0" w:color="C4C7C5"/>
+              <w:right w:val="single" w:sz="6" w:space="0" w:color="C4C7C5"/>
+            </w:tcBorders>
+            <w:tcMar>
+              <w:top w:w="120" w:type="dxa"/>
+              <w:left w:w="180" w:type="dxa"/>
+              <w:bottom w:w="120" w:type="dxa"/>
+              <w:right w:w="180" w:type="dxa"/>
+            </w:tcMar>
+            <w:vAlign w:val="center"/>
+            <w:hideMark/>
+          </w:tcPr>
+          <w:p>
+            <w:r>
+              <w:t>Information Co-Visualization</w:t>
+            </w:r>
+          </w:p>
+        </w:tc>
+        <w:tc>
+          <w:tcPr>
+            <w:tcW w:w="0" w:type="auto"/>
+            <w:tcBorders>
+              <w:top w:val="single" w:sz="6" w:space="0" w:color="C4C7C5"/>
+              <w:left w:val="single" w:sz="6" w:space="0" w:color="C4C7C5"/>
+              <w:bottom w:val="single" w:sz="6" w:space="0" w:color="C4C7C5"/>
+              <w:right w:val="single" w:sz="6" w:space="0" w:color="C4C7C5"/>
+            </w:tcBorders>
+            <w:tcMar>
+              <w:top w:w="120" w:type="dxa"/>
+              <w:left w:w="180" w:type="dxa"/>
+              <w:bottom w:w="120" w:type="dxa"/>
+              <w:right w:w="180" w:type="dxa"/>
+            </w:tcMar>
+            <w:vAlign w:val="center"/>
+            <w:hideMark/>
+          </w:tcPr>
+          <w:p>
+            <w:r>
+              <w:t>Volume 04 – Interface &amp; Navigation Behaviour</w:t>
+            </w:r>
+          </w:p>
+        </w:tc>
+      </w:tr>
+      <w:tr>
+        <w:trPr>
+          <w:tblCellSpacing w:w="15" w:type="dxa"/>
+        </w:trPr>
+        <w:tc>
+          <w:tcPr>
+            <w:tcW w:w="0" w:type="auto"/>
+            <w:tcBorders>
+              <w:top w:val="single" w:sz="6" w:space="0" w:color="C4C7C5"/>
+              <w:left w:val="single" w:sz="6" w:space="0" w:color="C4C7C5"/>
+              <w:bottom w:val="single" w:sz="6" w:space="0" w:color="C4C7C5"/>
+              <w:right w:val="single" w:sz="6" w:space="0" w:color="C4C7C5"/>
+            </w:tcBorders>
+            <w:tcMar>
+              <w:top w:w="120" w:type="dxa"/>
+              <w:left w:w="180" w:type="dxa"/>
+              <w:bottom w:w="120" w:type="dxa"/>
+              <w:right w:w="180" w:type="dxa"/>
+            </w:tcMar>
+            <w:vAlign w:val="center"/>
+            <w:hideMark/>
+          </w:tcPr>
+          <w:p>
+            <w:r>
+              <w:rPr>
+                <w:b/>
+                <w:bCs/>
+              </w:rPr>
+              <w:t>PAT-046</w:t>
+            </w:r>
+          </w:p>
+        </w:tc>
+        <w:tc>
+          <w:tcPr>
+            <w:tcW w:w="0" w:type="auto"/>
+            <w:tcBorders>
+              <w:top w:val="single" w:sz="6" w:space="0" w:color="C4C7C5"/>
+              <w:left w:val="single" w:sz="6" w:space="0" w:color="C4C7C5"/>
+              <w:bottom w:val="single" w:sz="6" w:space="0" w:color="C4C7C5"/>
+              <w:right w:val="single" w:sz="6" w:space="0" w:color="C4C7C5"/>
+            </w:tcBorders>
+            <w:tcMar>
+              <w:top w:w="120" w:type="dxa"/>
+              <w:left w:w="180" w:type="dxa"/>
+              <w:bottom w:w="120" w:type="dxa"/>
+              <w:right w:w="180" w:type="dxa"/>
+            </w:tcMar>
+            <w:vAlign w:val="center"/>
+            <w:hideMark/>
+          </w:tcPr>
+          <w:p>
+            <w:r>
+              <w:t>Workspace Scalability</w:t>
+            </w:r>
+          </w:p>
+        </w:tc>
+        <w:tc>
+          <w:tcPr>
+            <w:tcW w:w="0" w:type="auto"/>
+            <w:tcBorders>
+              <w:top w:val="single" w:sz="6" w:space="0" w:color="C4C7C5"/>
+              <w:left w:val="single" w:sz="6" w:space="0" w:color="C4C7C5"/>
+              <w:bottom w:val="single" w:sz="6" w:space="0" w:color="C4C7C5"/>
+              <w:right w:val="single" w:sz="6" w:space="0" w:color="C4C7C5"/>
+            </w:tcBorders>
+            <w:tcMar>
+              <w:top w:w="120" w:type="dxa"/>
+              <w:left w:w="180" w:type="dxa"/>
+              <w:bottom w:w="120" w:type="dxa"/>
+              <w:right w:w="180" w:type="dxa"/>
+            </w:tcMar>
+            <w:vAlign w:val="center"/>
+            <w:hideMark/>
+          </w:tcPr>
+          <w:p>
+            <w:r>
+              <w:t>Volume 03 – System Behaviour &amp; Interaction</w:t>
+            </w:r>
+          </w:p>
+        </w:tc>
+      </w:tr>
+      <w:tr>
+        <w:trPr>
+          <w:tblCellSpacing w:w="15" w:type="dxa"/>
+        </w:trPr>
+        <w:tc>
+          <w:tcPr>
+            <w:tcW w:w="0" w:type="auto"/>
+            <w:tcBorders>
+              <w:top w:val="single" w:sz="6" w:space="0" w:color="C4C7C5"/>
+              <w:left w:val="single" w:sz="6" w:space="0" w:color="C4C7C5"/>
+              <w:bottom w:val="single" w:sz="6" w:space="0" w:color="C4C7C5"/>
+              <w:right w:val="single" w:sz="6" w:space="0" w:color="C4C7C5"/>
+            </w:tcBorders>
+            <w:tcMar>
+              <w:top w:w="120" w:type="dxa"/>
+              <w:left w:w="180" w:type="dxa"/>
+              <w:bottom w:w="120" w:type="dxa"/>
+              <w:right w:w="180" w:type="dxa"/>
+            </w:tcMar>
+            <w:vAlign w:val="center"/>
+            <w:hideMark/>
+          </w:tcPr>
+          <w:p>
+            <w:r>
+              <w:rPr>
+                <w:b/>
+                <w:bCs/>
+              </w:rPr>
+              <w:t>PAT-047</w:t>
+            </w:r>
+          </w:p>
+        </w:tc>
+        <w:tc>
+          <w:tcPr>
+            <w:tcW w:w="0" w:type="auto"/>
+            <w:tcBorders>
+              <w:top w:val="single" w:sz="6" w:space="0" w:color="C4C7C5"/>
+              <w:left w:val="single" w:sz="6" w:space="0" w:color="C4C7C5"/>
+              <w:bottom w:val="single" w:sz="6" w:space="0" w:color="C4C7C5"/>
+              <w:right w:val="single" w:sz="6" w:space="0" w:color="C4C7C5"/>
+            </w:tcBorders>
+            <w:tcMar>
+              <w:top w:w="120" w:type="dxa"/>
+              <w:left w:w="180" w:type="dxa"/>
+              <w:bottom w:w="120" w:type="dxa"/>
+              <w:right w:w="180" w:type="dxa"/>
+            </w:tcMar>
+            <w:vAlign w:val="center"/>
+            <w:hideMark/>
+          </w:tcPr>
+          <w:p>
+            <w:r>
+              <w:t>Keyboard Knowledge Acquisition</w:t>
+            </w:r>
+          </w:p>
+        </w:tc>
+        <w:tc>
+          <w:tcPr>
+            <w:tcW w:w="0" w:type="auto"/>
+            <w:tcBorders>
+              <w:top w:val="single" w:sz="6" w:space="0" w:color="C4C7C5"/>
+              <w:left w:val="single" w:sz="6" w:space="0" w:color="C4C7C5"/>
+              <w:bottom w:val="single" w:sz="6" w:space="0" w:color="C4C7C5"/>
+              <w:right w:val="single" w:sz="6" w:space="0" w:color="C4C7C5"/>
+            </w:tcBorders>
+            <w:tcMar>
+              <w:top w:w="120" w:type="dxa"/>
+              <w:left w:w="180" w:type="dxa"/>
+              <w:bottom w:w="120" w:type="dxa"/>
+              <w:right w:w="180" w:type="dxa"/>
+            </w:tcMar>
+            <w:vAlign w:val="center"/>
+            <w:hideMark/>
+          </w:tcPr>
+          <w:p>
+            <w:r>
+              <w:t>Volume 01 – Cognitive Behaviour</w:t>
+            </w:r>
+          </w:p>
+        </w:tc>
+      </w:tr>
+      <w:tr>
+        <w:trPr>
+          <w:tblCellSpacing w:w="15" w:type="dxa"/>
+        </w:trPr>
+        <w:tc>
+          <w:tcPr>
+            <w:tcW w:w="0" w:type="auto"/>
+            <w:tcBorders>
+              <w:top w:val="single" w:sz="6" w:space="0" w:color="C4C7C5"/>
+              <w:left w:val="single" w:sz="6" w:space="0" w:color="C4C7C5"/>
+              <w:bottom w:val="single" w:sz="6" w:space="0" w:color="C4C7C5"/>
+              <w:right w:val="single" w:sz="6" w:space="0" w:color="C4C7C5"/>
+            </w:tcBorders>
+            <w:tcMar>
+              <w:top w:w="120" w:type="dxa"/>
+              <w:left w:w="180" w:type="dxa"/>
+              <w:bottom w:w="120" w:type="dxa"/>
+              <w:right w:w="180" w:type="dxa"/>
+            </w:tcMar>
+            <w:vAlign w:val="center"/>
+            <w:hideMark/>
+          </w:tcPr>
+          <w:p>
+            <w:r>
+              <w:rPr>
+                <w:b/>
+                <w:bCs/>
+              </w:rPr>
+              <w:t>PAT-048</w:t>
+            </w:r>
+          </w:p>
+        </w:tc>
+        <w:tc>
+          <w:tcPr>
+            <w:tcW w:w="0" w:type="auto"/>
+            <w:tcBorders>
+              <w:top w:val="single" w:sz="6" w:space="0" w:color="C4C7C5"/>
+              <w:left w:val="single" w:sz="6" w:space="0" w:color="C4C7C5"/>
+              <w:bottom w:val="single" w:sz="6" w:space="0" w:color="C4C7C5"/>
+              <w:right w:val="single" w:sz="6" w:space="0" w:color="C4C7C5"/>
+            </w:tcBorders>
+            <w:tcMar>
+              <w:top w:w="120" w:type="dxa"/>
+              <w:left w:w="180" w:type="dxa"/>
+              <w:bottom w:w="120" w:type="dxa"/>
+              <w:right w:w="180" w:type="dxa"/>
+            </w:tcMar>
+            <w:vAlign w:val="center"/>
+            <w:hideMark/>
+          </w:tcPr>
+          <w:p>
+            <w:r>
+              <w:t>Shortcut Acquisition &amp; Retention</w:t>
+            </w:r>
+          </w:p>
+        </w:tc>
+        <w:tc>
+          <w:tcPr>
+            <w:tcW w:w="0" w:type="auto"/>
+            <w:tcBorders>
+              <w:top w:val="single" w:sz="6" w:space="0" w:color="C4C7C5"/>
+              <w:left w:val="single" w:sz="6" w:space="0" w:color="C4C7C5"/>
+              <w:bottom w:val="single" w:sz="6" w:space="0" w:color="C4C7C5"/>
+              <w:right w:val="single" w:sz="6" w:space="0" w:color="C4C7C5"/>
+            </w:tcBorders>
+            <w:tcMar>
+              <w:top w:w="120" w:type="dxa"/>
+              <w:left w:w="180" w:type="dxa"/>
+              <w:bottom w:w="120" w:type="dxa"/>
+              <w:right w:w="180" w:type="dxa"/>
+            </w:tcMar>
+            <w:vAlign w:val="center"/>
+            <w:hideMark/>
+          </w:tcPr>
+          <w:p>
+            <w:r>
+              <w:t>Volume 01 – Cognitive Behaviour</w:t>
+            </w:r>
+          </w:p>
+        </w:tc>
+      </w:tr>
+      <w:tr>
+        <w:trPr>
+          <w:tblCellSpacing w:w="15" w:type="dxa"/>
+        </w:trPr>
+        <w:tc>
+          <w:tcPr>
+            <w:tcW w:w="0" w:type="auto"/>
+            <w:tcBorders>
+              <w:top w:val="single" w:sz="6" w:space="0" w:color="C4C7C5"/>
+              <w:left w:val="single" w:sz="6" w:space="0" w:color="C4C7C5"/>
+              <w:bottom w:val="single" w:sz="6" w:space="0" w:color="C4C7C5"/>
+              <w:right w:val="single" w:sz="6" w:space="0" w:color="C4C7C5"/>
+            </w:tcBorders>
+            <w:tcMar>
+              <w:top w:w="120" w:type="dxa"/>
+              <w:left w:w="180" w:type="dxa"/>
+              <w:bottom w:w="120" w:type="dxa"/>
+              <w:right w:w="180" w:type="dxa"/>
+            </w:tcMar>
+            <w:vAlign w:val="center"/>
+            <w:hideMark/>
+          </w:tcPr>
+          <w:p>
+            <w:r>
+              <w:rPr>
+                <w:b/>
+                <w:bCs/>
+              </w:rPr>
+              <w:t>PAT-049</w:t>
+            </w:r>
+          </w:p>
+        </w:tc>
+        <w:tc>
+          <w:tcPr>
+            <w:tcW w:w="0" w:type="auto"/>
+            <w:tcBorders>
+              <w:top w:val="single" w:sz="6" w:space="0" w:color="C4C7C5"/>
+              <w:left w:val="single" w:sz="6" w:space="0" w:color="C4C7C5"/>
+              <w:bottom w:val="single" w:sz="6" w:space="0" w:color="C4C7C5"/>
+              <w:right w:val="single" w:sz="6" w:space="0" w:color="C4C7C5"/>
+            </w:tcBorders>
+            <w:tcMar>
+              <w:top w:w="120" w:type="dxa"/>
+              <w:left w:w="180" w:type="dxa"/>
+              <w:bottom w:w="120" w:type="dxa"/>
+              <w:right w:w="180" w:type="dxa"/>
+            </w:tcMar>
+            <w:vAlign w:val="center"/>
+            <w:hideMark/>
+          </w:tcPr>
+          <w:p>
+            <w:r>
+              <w:t>Motor Input Adaptation</w:t>
+            </w:r>
+          </w:p>
+        </w:tc>
+        <w:tc>
+          <w:tcPr>
+            <w:tcW w:w="0" w:type="auto"/>
+            <w:tcBorders>
+              <w:top w:val="single" w:sz="6" w:space="0" w:color="C4C7C5"/>
+              <w:left w:val="single" w:sz="6" w:space="0" w:color="C4C7C5"/>
+              <w:bottom w:val="single" w:sz="6" w:space="0" w:color="C4C7C5"/>
+              <w:right w:val="single" w:sz="6" w:space="0" w:color="C4C7C5"/>
+            </w:tcBorders>
+            <w:tcMar>
+              <w:top w:w="120" w:type="dxa"/>
+              <w:left w:w="180" w:type="dxa"/>
+              <w:bottom w:w="120" w:type="dxa"/>
+              <w:right w:w="180" w:type="dxa"/>
+            </w:tcMar>
+            <w:vAlign w:val="center"/>
+            <w:hideMark/>
+          </w:tcPr>
+          <w:p>
+            <w:r>
+              <w:t>Volume 01 – Cognitive Behaviour</w:t>
+            </w:r>
+          </w:p>
+        </w:tc>
+      </w:tr>
+      <w:tr>
+        <w:trPr>
+          <w:tblCellSpacing w:w="15" w:type="dxa"/>
+        </w:trPr>
+        <w:tc>
+          <w:tcPr>
+            <w:tcW w:w="0" w:type="auto"/>
+            <w:tcBorders>
+              <w:top w:val="single" w:sz="6" w:space="0" w:color="C4C7C5"/>
+              <w:left w:val="single" w:sz="6" w:space="0" w:color="C4C7C5"/>
+              <w:bottom w:val="single" w:sz="6" w:space="0" w:color="C4C7C5"/>
+              <w:right w:val="single" w:sz="6" w:space="0" w:color="C4C7C5"/>
+            </w:tcBorders>
+            <w:tcMar>
+              <w:top w:w="120" w:type="dxa"/>
+              <w:left w:w="180" w:type="dxa"/>
+              <w:bottom w:w="120" w:type="dxa"/>
+              <w:right w:w="180" w:type="dxa"/>
+            </w:tcMar>
+            <w:vAlign w:val="center"/>
+            <w:hideMark/>
+          </w:tcPr>
+          <w:p>
+            <w:r>
+              <w:rPr>
+                <w:b/>
+                <w:bCs/>
+              </w:rPr>
+              <w:t>PAT-050</w:t>
+            </w:r>
+          </w:p>
+        </w:tc>
+        <w:tc>
+          <w:tcPr>
+            <w:tcW w:w="0" w:type="auto"/>
+            <w:tcBorders>
+              <w:top w:val="single" w:sz="6" w:space="0" w:color="C4C7C5"/>
+              <w:left w:val="single" w:sz="6" w:space="0" w:color="C4C7C5"/>
+              <w:bottom w:val="single" w:sz="6" w:space="0" w:color="C4C7C5"/>
+              <w:right w:val="single" w:sz="6" w:space="0" w:color="C4C7C5"/>
+            </w:tcBorders>
+            <w:tcMar>
+              <w:top w:w="120" w:type="dxa"/>
+              <w:left w:w="180" w:type="dxa"/>
+              <w:bottom w:w="120" w:type="dxa"/>
+              <w:right w:w="180" w:type="dxa"/>
+            </w:tcMar>
+            <w:vAlign w:val="center"/>
+            <w:hideMark/>
+          </w:tcPr>
+          <w:p>
+            <w:r>
+              <w:t>Input Error Recovery</w:t>
+            </w:r>
+          </w:p>
+        </w:tc>
+        <w:tc>
+          <w:tcPr>
+            <w:tcW w:w="0" w:type="auto"/>
+            <w:tcBorders>
+              <w:top w:val="single" w:sz="6" w:space="0" w:color="C4C7C5"/>
+              <w:left w:val="single" w:sz="6" w:space="0" w:color="C4C7C5"/>
+              <w:bottom w:val="single" w:sz="6" w:space="0" w:color="C4C7C5"/>
+              <w:right w:val="single" w:sz="6" w:space="0" w:color="C4C7C5"/>
+            </w:tcBorders>
+            <w:tcMar>
+              <w:top w:w="120" w:type="dxa"/>
+              <w:left w:w="180" w:type="dxa"/>
+              <w:bottom w:w="120" w:type="dxa"/>
+              <w:right w:w="180" w:type="dxa"/>
+            </w:tcMar>
+            <w:vAlign w:val="center"/>
+            <w:hideMark/>
+          </w:tcPr>
+          <w:p>
+            <w:r>
+              <w:t>Volume 03 – System Behaviour &amp; Interaction</w:t>
+            </w:r>
+          </w:p>
+        </w:tc>
+      </w:tr>
+      <w:tr>
+        <w:trPr>
+          <w:tblCellSpacing w:w="15" w:type="dxa"/>
+        </w:trPr>
+        <w:tc>
+          <w:tcPr>
+            <w:tcW w:w="0" w:type="auto"/>
+            <w:tcBorders>
+              <w:top w:val="single" w:sz="6" w:space="0" w:color="C4C7C5"/>
+              <w:left w:val="single" w:sz="6" w:space="0" w:color="C4C7C5"/>
+              <w:bottom w:val="single" w:sz="6" w:space="0" w:color="C4C7C5"/>
+              <w:right w:val="single" w:sz="6" w:space="0" w:color="C4C7C5"/>
+            </w:tcBorders>
+            <w:tcMar>
+              <w:top w:w="120" w:type="dxa"/>
+              <w:left w:w="180" w:type="dxa"/>
+              <w:bottom w:w="120" w:type="dxa"/>
+              <w:right w:w="180" w:type="dxa"/>
+            </w:tcMar>
+            <w:vAlign w:val="center"/>
+            <w:hideMark/>
+          </w:tcPr>
+          <w:p>
+            <w:r>
+              <w:rPr>
+                <w:b/>
+                <w:bCs/>
+              </w:rPr>
+              <w:t>PAT-051</w:t>
+            </w:r>
+          </w:p>
+        </w:tc>
+        <w:tc>
+          <w:tcPr>
+            <w:tcW w:w="0" w:type="auto"/>
+            <w:tcBorders>
+              <w:top w:val="single" w:sz="6" w:space="0" w:color="C4C7C5"/>
+              <w:left w:val="single" w:sz="6" w:space="0" w:color="C4C7C5"/>
+              <w:bottom w:val="single" w:sz="6" w:space="0" w:color="C4C7C5"/>
+              <w:right w:val="single" w:sz="6" w:space="0" w:color="C4C7C5"/>
+            </w:tcBorders>
+            <w:tcMar>
+              <w:top w:w="120" w:type="dxa"/>
+              <w:left w:w="180" w:type="dxa"/>
+              <w:bottom w:w="120" w:type="dxa"/>
+              <w:right w:w="180" w:type="dxa"/>
+            </w:tcMar>
+            <w:vAlign w:val="center"/>
+            <w:hideMark/>
+          </w:tcPr>
+          <w:p>
+            <w:r>
+              <w:t>Keyboard Workflow Optimization</w:t>
+            </w:r>
+          </w:p>
+        </w:tc>
+        <w:tc>
+          <w:tcPr>
+            <w:tcW w:w="0" w:type="auto"/>
+            <w:tcBorders>
+              <w:top w:val="single" w:sz="6" w:space="0" w:color="C4C7C5"/>
+              <w:left w:val="single" w:sz="6" w:space="0" w:color="C4C7C5"/>
+              <w:bottom w:val="single" w:sz="6" w:space="0" w:color="C4C7C5"/>
+              <w:right w:val="single" w:sz="6" w:space="0" w:color="C4C7C5"/>
+            </w:tcBorders>
+            <w:tcMar>
+              <w:top w:w="120" w:type="dxa"/>
+              <w:left w:w="180" w:type="dxa"/>
+              <w:bottom w:w="120" w:type="dxa"/>
+              <w:right w:w="180" w:type="dxa"/>
+            </w:tcMar>
+            <w:vAlign w:val="center"/>
+            <w:hideMark/>
+          </w:tcPr>
+          <w:p>
+            <w:r>
+              <w:t>Volume 03 – System Behaviour &amp; Interaction</w:t>
+            </w:r>
+          </w:p>
+        </w:tc>
+      </w:tr>
+      <w:tr>
+        <w:trPr>
+          <w:tblCellSpacing w:w="15" w:type="dxa"/>
+        </w:trPr>
+        <w:tc>
+          <w:tcPr>
+            <w:tcW w:w="0" w:type="auto"/>
+            <w:tcBorders>
+              <w:top w:val="single" w:sz="6" w:space="0" w:color="C4C7C5"/>
+              <w:left w:val="single" w:sz="6" w:space="0" w:color="C4C7C5"/>
+              <w:bottom w:val="single" w:sz="6" w:space="0" w:color="C4C7C5"/>
+              <w:right w:val="single" w:sz="6" w:space="0" w:color="C4C7C5"/>
+            </w:tcBorders>
+            <w:tcMar>
+              <w:top w:w="120" w:type="dxa"/>
+              <w:left w:w="180" w:type="dxa"/>
+              <w:bottom w:w="120" w:type="dxa"/>
+              <w:right w:w="180" w:type="dxa"/>
+            </w:tcMar>
+            <w:vAlign w:val="center"/>
+            <w:hideMark/>
+          </w:tcPr>
+          <w:p>
+            <w:r>
+              <w:rPr>
+                <w:b/>
+                <w:bCs/>
+              </w:rPr>
+              <w:lastRenderedPageBreak/>
+              <w:t>PAT-052</w:t>
+            </w:r>
+          </w:p>
+        </w:tc>
+        <w:tc>
+          <w:tcPr>
+            <w:tcW w:w="0" w:type="auto"/>
+            <w:tcBorders>
+              <w:top w:val="single" w:sz="6" w:space="0" w:color="C4C7C5"/>
+              <w:left w:val="single" w:sz="6" w:space="0" w:color="C4C7C5"/>
+              <w:bottom w:val="single" w:sz="6" w:space="0" w:color="C4C7C5"/>
+              <w:right w:val="single" w:sz="6" w:space="0" w:color="C4C7C5"/>
+            </w:tcBorders>
+            <w:tcMar>
+              <w:top w:w="120" w:type="dxa"/>
+              <w:left w:w="180" w:type="dxa"/>
+              <w:bottom w:w="120" w:type="dxa"/>
+              <w:right w:w="180" w:type="dxa"/>
+            </w:tcMar>
+            <w:vAlign w:val="center"/>
+            <w:hideMark/>
+          </w:tcPr>
+          <w:p>
+            <w:r>
+              <w:t>Input Behaviour Evolution</w:t>
+            </w:r>
+          </w:p>
+        </w:tc>
+        <w:tc>
+          <w:tcPr>
+            <w:tcW w:w="0" w:type="auto"/>
+            <w:tcBorders>
+              <w:top w:val="single" w:sz="6" w:space="0" w:color="C4C7C5"/>
+              <w:left w:val="single" w:sz="6" w:space="0" w:color="C4C7C5"/>
+              <w:bottom w:val="single" w:sz="6" w:space="0" w:color="C4C7C5"/>
+              <w:right w:val="single" w:sz="6" w:space="0" w:color="C4C7C5"/>
+            </w:tcBorders>
+            <w:tcMar>
+              <w:top w:w="120" w:type="dxa"/>
+              <w:left w:w="180" w:type="dxa"/>
+              <w:bottom w:w="120" w:type="dxa"/>
+              <w:right w:w="180" w:type="dxa"/>
+            </w:tcMar>
+            <w:vAlign w:val="center"/>
+            <w:hideMark/>
+          </w:tcPr>
+          <w:p>
+            <w:r>
+              <w:t>Volume 03 – System Behaviour &amp; Interaction</w:t>
+            </w:r>
+          </w:p>
         </w:tc>
       </w:tr>
     </w:tbl>
-    <w:p>
-      <w:r>
-        <w:pict w14:anchorId="30DFE3D3">
-          <v:rect id="_x0000_i1060" style="width:0;height:1.5pt" o:hralign="center" o:hrstd="t" o:hr="t" fillcolor="#a0a0a0" stroked="f"/>
-        </w:pict>
-      </w:r>
-    </w:p>
-    <w:p>
-      <w:pPr>
-        <w:rPr>
-          <w:b/>
-          <w:bCs/>
-        </w:rPr>
-      </w:pPr>
-    </w:p>
-    <w:p>
-      <w:pPr>
-        <w:rPr>
-          <w:b/>
-          <w:bCs/>
-        </w:rPr>
-      </w:pPr>
-    </w:p>
-    <w:p>
-      <w:pPr>
-        <w:rPr>
-          <w:b/>
-          <w:bCs/>
-        </w:rPr>
-      </w:pPr>
-    </w:p>
-    <w:p>
-      <w:pPr>
-        <w:rPr>
-          <w:b/>
-          <w:bCs/>
-        </w:rPr>
-      </w:pPr>
-    </w:p>
     <w:p>
       <w:pPr>
         <w:rPr>
@@ -2316,7 +4449,6 @@
           <w:b/>
           <w:bCs/>
         </w:rPr>
-        <w:lastRenderedPageBreak/>
         <w:t>Volume Summary</w:t>
       </w:r>
     </w:p>
@@ -2333,9 +4465,9 @@
         <w:tblLook w:val="04A0" w:firstRow="1" w:lastRow="0" w:firstColumn="1" w:lastColumn="0" w:noHBand="0" w:noVBand="1"/>
       </w:tblPr>
       <w:tblGrid>
-        <w:gridCol w:w="1171"/>
-        <w:gridCol w:w="3744"/>
-        <w:gridCol w:w="998"/>
+        <w:gridCol w:w="1935"/>
+        <w:gridCol w:w="4104"/>
+        <w:gridCol w:w="1358"/>
       </w:tblGrid>
       <w:tr>
         <w:trPr>
@@ -2345,16 +4477,22 @@
         <w:tc>
           <w:tcPr>
             <w:tcW w:w="0" w:type="auto"/>
-            <w:vAlign w:val="center"/>
-            <w:hideMark/>
-          </w:tcPr>
-          <w:p>
-            <w:pPr>
-              <w:rPr>
-                <w:b/>
-                <w:bCs/>
-              </w:rPr>
-            </w:pPr>
+            <w:tcBorders>
+              <w:top w:val="single" w:sz="6" w:space="0" w:color="C4C7C5"/>
+              <w:left w:val="single" w:sz="6" w:space="0" w:color="C4C7C5"/>
+              <w:bottom w:val="single" w:sz="6" w:space="0" w:color="C4C7C5"/>
+              <w:right w:val="single" w:sz="6" w:space="0" w:color="C4C7C5"/>
+            </w:tcBorders>
+            <w:tcMar>
+              <w:top w:w="120" w:type="dxa"/>
+              <w:left w:w="180" w:type="dxa"/>
+              <w:bottom w:w="120" w:type="dxa"/>
+              <w:right w:w="180" w:type="dxa"/>
+            </w:tcMar>
+            <w:vAlign w:val="center"/>
+            <w:hideMark/>
+          </w:tcPr>
+          <w:p>
             <w:r>
               <w:rPr>
                 <w:b/>
@@ -2367,16 +4505,22 @@
         <w:tc>
           <w:tcPr>
             <w:tcW w:w="0" w:type="auto"/>
-            <w:vAlign w:val="center"/>
-            <w:hideMark/>
-          </w:tcPr>
-          <w:p>
-            <w:pPr>
-              <w:rPr>
-                <w:b/>
-                <w:bCs/>
-              </w:rPr>
-            </w:pPr>
+            <w:tcBorders>
+              <w:top w:val="single" w:sz="6" w:space="0" w:color="C4C7C5"/>
+              <w:left w:val="single" w:sz="6" w:space="0" w:color="C4C7C5"/>
+              <w:bottom w:val="single" w:sz="6" w:space="0" w:color="C4C7C5"/>
+              <w:right w:val="single" w:sz="6" w:space="0" w:color="C4C7C5"/>
+            </w:tcBorders>
+            <w:tcMar>
+              <w:top w:w="120" w:type="dxa"/>
+              <w:left w:w="180" w:type="dxa"/>
+              <w:bottom w:w="120" w:type="dxa"/>
+              <w:right w:w="180" w:type="dxa"/>
+            </w:tcMar>
+            <w:vAlign w:val="center"/>
+            <w:hideMark/>
+          </w:tcPr>
+          <w:p>
             <w:r>
               <w:rPr>
                 <w:b/>
@@ -2389,16 +4533,22 @@
         <w:tc>
           <w:tcPr>
             <w:tcW w:w="0" w:type="auto"/>
-            <w:vAlign w:val="center"/>
-            <w:hideMark/>
-          </w:tcPr>
-          <w:p>
-            <w:pPr>
-              <w:rPr>
-                <w:b/>
-                <w:bCs/>
-              </w:rPr>
-            </w:pPr>
+            <w:tcBorders>
+              <w:top w:val="single" w:sz="6" w:space="0" w:color="C4C7C5"/>
+              <w:left w:val="single" w:sz="6" w:space="0" w:color="C4C7C5"/>
+              <w:bottom w:val="single" w:sz="6" w:space="0" w:color="C4C7C5"/>
+              <w:right w:val="single" w:sz="6" w:space="0" w:color="C4C7C5"/>
+            </w:tcBorders>
+            <w:tcMar>
+              <w:top w:w="120" w:type="dxa"/>
+              <w:left w:w="180" w:type="dxa"/>
+              <w:bottom w:w="120" w:type="dxa"/>
+              <w:right w:w="180" w:type="dxa"/>
+            </w:tcMar>
+            <w:vAlign w:val="center"/>
+            <w:hideMark/>
+          </w:tcPr>
+          <w:p>
             <w:r>
               <w:rPr>
                 <w:b/>
@@ -2416,11 +4566,27 @@
         <w:tc>
           <w:tcPr>
             <w:tcW w:w="0" w:type="auto"/>
-            <w:vAlign w:val="center"/>
-            <w:hideMark/>
-          </w:tcPr>
-          <w:p>
-            <w:r>
+            <w:tcBorders>
+              <w:top w:val="single" w:sz="6" w:space="0" w:color="C4C7C5"/>
+              <w:left w:val="single" w:sz="6" w:space="0" w:color="C4C7C5"/>
+              <w:bottom w:val="single" w:sz="6" w:space="0" w:color="C4C7C5"/>
+              <w:right w:val="single" w:sz="6" w:space="0" w:color="C4C7C5"/>
+            </w:tcBorders>
+            <w:tcMar>
+              <w:top w:w="120" w:type="dxa"/>
+              <w:left w:w="180" w:type="dxa"/>
+              <w:bottom w:w="120" w:type="dxa"/>
+              <w:right w:w="180" w:type="dxa"/>
+            </w:tcMar>
+            <w:vAlign w:val="center"/>
+            <w:hideMark/>
+          </w:tcPr>
+          <w:p>
+            <w:r>
+              <w:rPr>
+                <w:b/>
+                <w:bCs/>
+              </w:rPr>
               <w:t>Volume 01</w:t>
             </w:r>
           </w:p>
@@ -2428,6 +4594,18 @@
         <w:tc>
           <w:tcPr>
             <w:tcW w:w="0" w:type="auto"/>
+            <w:tcBorders>
+              <w:top w:val="single" w:sz="6" w:space="0" w:color="C4C7C5"/>
+              <w:left w:val="single" w:sz="6" w:space="0" w:color="C4C7C5"/>
+              <w:bottom w:val="single" w:sz="6" w:space="0" w:color="C4C7C5"/>
+              <w:right w:val="single" w:sz="6" w:space="0" w:color="C4C7C5"/>
+            </w:tcBorders>
+            <w:tcMar>
+              <w:top w:w="120" w:type="dxa"/>
+              <w:left w:w="180" w:type="dxa"/>
+              <w:bottom w:w="120" w:type="dxa"/>
+              <w:right w:w="180" w:type="dxa"/>
+            </w:tcMar>
             <w:vAlign w:val="center"/>
             <w:hideMark/>
           </w:tcPr>
@@ -2440,12 +4618,24 @@
         <w:tc>
           <w:tcPr>
             <w:tcW w:w="0" w:type="auto"/>
-            <w:vAlign w:val="center"/>
-            <w:hideMark/>
-          </w:tcPr>
-          <w:p>
-            <w:r>
-              <w:t>9</w:t>
+            <w:tcBorders>
+              <w:top w:val="single" w:sz="6" w:space="0" w:color="C4C7C5"/>
+              <w:left w:val="single" w:sz="6" w:space="0" w:color="C4C7C5"/>
+              <w:bottom w:val="single" w:sz="6" w:space="0" w:color="C4C7C5"/>
+              <w:right w:val="single" w:sz="6" w:space="0" w:color="C4C7C5"/>
+            </w:tcBorders>
+            <w:tcMar>
+              <w:top w:w="120" w:type="dxa"/>
+              <w:left w:w="180" w:type="dxa"/>
+              <w:bottom w:w="120" w:type="dxa"/>
+              <w:right w:w="180" w:type="dxa"/>
+            </w:tcMar>
+            <w:vAlign w:val="center"/>
+            <w:hideMark/>
+          </w:tcPr>
+          <w:p>
+            <w:r>
+              <w:t>12</w:t>
             </w:r>
           </w:p>
         </w:tc>
@@ -2457,11 +4647,27 @@
         <w:tc>
           <w:tcPr>
             <w:tcW w:w="0" w:type="auto"/>
-            <w:vAlign w:val="center"/>
-            <w:hideMark/>
-          </w:tcPr>
-          <w:p>
-            <w:r>
+            <w:tcBorders>
+              <w:top w:val="single" w:sz="6" w:space="0" w:color="C4C7C5"/>
+              <w:left w:val="single" w:sz="6" w:space="0" w:color="C4C7C5"/>
+              <w:bottom w:val="single" w:sz="6" w:space="0" w:color="C4C7C5"/>
+              <w:right w:val="single" w:sz="6" w:space="0" w:color="C4C7C5"/>
+            </w:tcBorders>
+            <w:tcMar>
+              <w:top w:w="120" w:type="dxa"/>
+              <w:left w:w="180" w:type="dxa"/>
+              <w:bottom w:w="120" w:type="dxa"/>
+              <w:right w:w="180" w:type="dxa"/>
+            </w:tcMar>
+            <w:vAlign w:val="center"/>
+            <w:hideMark/>
+          </w:tcPr>
+          <w:p>
+            <w:r>
+              <w:rPr>
+                <w:b/>
+                <w:bCs/>
+              </w:rPr>
               <w:t>Volume 02</w:t>
             </w:r>
           </w:p>
@@ -2469,6 +4675,18 @@
         <w:tc>
           <w:tcPr>
             <w:tcW w:w="0" w:type="auto"/>
+            <w:tcBorders>
+              <w:top w:val="single" w:sz="6" w:space="0" w:color="C4C7C5"/>
+              <w:left w:val="single" w:sz="6" w:space="0" w:color="C4C7C5"/>
+              <w:bottom w:val="single" w:sz="6" w:space="0" w:color="C4C7C5"/>
+              <w:right w:val="single" w:sz="6" w:space="0" w:color="C4C7C5"/>
+            </w:tcBorders>
+            <w:tcMar>
+              <w:top w:w="120" w:type="dxa"/>
+              <w:left w:w="180" w:type="dxa"/>
+              <w:bottom w:w="120" w:type="dxa"/>
+              <w:right w:w="180" w:type="dxa"/>
+            </w:tcMar>
             <w:vAlign w:val="center"/>
             <w:hideMark/>
           </w:tcPr>
@@ -2481,6 +4699,18 @@
         <w:tc>
           <w:tcPr>
             <w:tcW w:w="0" w:type="auto"/>
+            <w:tcBorders>
+              <w:top w:val="single" w:sz="6" w:space="0" w:color="C4C7C5"/>
+              <w:left w:val="single" w:sz="6" w:space="0" w:color="C4C7C5"/>
+              <w:bottom w:val="single" w:sz="6" w:space="0" w:color="C4C7C5"/>
+              <w:right w:val="single" w:sz="6" w:space="0" w:color="C4C7C5"/>
+            </w:tcBorders>
+            <w:tcMar>
+              <w:top w:w="120" w:type="dxa"/>
+              <w:left w:w="180" w:type="dxa"/>
+              <w:bottom w:w="120" w:type="dxa"/>
+              <w:right w:w="180" w:type="dxa"/>
+            </w:tcMar>
             <w:vAlign w:val="center"/>
             <w:hideMark/>
           </w:tcPr>
@@ -2498,11 +4728,27 @@
         <w:tc>
           <w:tcPr>
             <w:tcW w:w="0" w:type="auto"/>
-            <w:vAlign w:val="center"/>
-            <w:hideMark/>
-          </w:tcPr>
-          <w:p>
-            <w:r>
+            <w:tcBorders>
+              <w:top w:val="single" w:sz="6" w:space="0" w:color="C4C7C5"/>
+              <w:left w:val="single" w:sz="6" w:space="0" w:color="C4C7C5"/>
+              <w:bottom w:val="single" w:sz="6" w:space="0" w:color="C4C7C5"/>
+              <w:right w:val="single" w:sz="6" w:space="0" w:color="C4C7C5"/>
+            </w:tcBorders>
+            <w:tcMar>
+              <w:top w:w="120" w:type="dxa"/>
+              <w:left w:w="180" w:type="dxa"/>
+              <w:bottom w:w="120" w:type="dxa"/>
+              <w:right w:w="180" w:type="dxa"/>
+            </w:tcMar>
+            <w:vAlign w:val="center"/>
+            <w:hideMark/>
+          </w:tcPr>
+          <w:p>
+            <w:r>
+              <w:rPr>
+                <w:b/>
+                <w:bCs/>
+              </w:rPr>
               <w:t>Volume 03</w:t>
             </w:r>
           </w:p>
@@ -2510,6 +4756,18 @@
         <w:tc>
           <w:tcPr>
             <w:tcW w:w="0" w:type="auto"/>
+            <w:tcBorders>
+              <w:top w:val="single" w:sz="6" w:space="0" w:color="C4C7C5"/>
+              <w:left w:val="single" w:sz="6" w:space="0" w:color="C4C7C5"/>
+              <w:bottom w:val="single" w:sz="6" w:space="0" w:color="C4C7C5"/>
+              <w:right w:val="single" w:sz="6" w:space="0" w:color="C4C7C5"/>
+            </w:tcBorders>
+            <w:tcMar>
+              <w:top w:w="120" w:type="dxa"/>
+              <w:left w:w="180" w:type="dxa"/>
+              <w:bottom w:w="120" w:type="dxa"/>
+              <w:right w:w="180" w:type="dxa"/>
+            </w:tcMar>
             <w:vAlign w:val="center"/>
             <w:hideMark/>
           </w:tcPr>
@@ -2522,12 +4780,24 @@
         <w:tc>
           <w:tcPr>
             <w:tcW w:w="0" w:type="auto"/>
-            <w:vAlign w:val="center"/>
-            <w:hideMark/>
-          </w:tcPr>
-          <w:p>
-            <w:r>
-              <w:t>11</w:t>
+            <w:tcBorders>
+              <w:top w:val="single" w:sz="6" w:space="0" w:color="C4C7C5"/>
+              <w:left w:val="single" w:sz="6" w:space="0" w:color="C4C7C5"/>
+              <w:bottom w:val="single" w:sz="6" w:space="0" w:color="C4C7C5"/>
+              <w:right w:val="single" w:sz="6" w:space="0" w:color="C4C7C5"/>
+            </w:tcBorders>
+            <w:tcMar>
+              <w:top w:w="120" w:type="dxa"/>
+              <w:left w:w="180" w:type="dxa"/>
+              <w:bottom w:w="120" w:type="dxa"/>
+              <w:right w:w="180" w:type="dxa"/>
+            </w:tcMar>
+            <w:vAlign w:val="center"/>
+            <w:hideMark/>
+          </w:tcPr>
+          <w:p>
+            <w:r>
+              <w:t>14</w:t>
             </w:r>
           </w:p>
         </w:tc>
@@ -2539,11 +4809,27 @@
         <w:tc>
           <w:tcPr>
             <w:tcW w:w="0" w:type="auto"/>
-            <w:vAlign w:val="center"/>
-            <w:hideMark/>
-          </w:tcPr>
-          <w:p>
-            <w:r>
+            <w:tcBorders>
+              <w:top w:val="single" w:sz="6" w:space="0" w:color="C4C7C5"/>
+              <w:left w:val="single" w:sz="6" w:space="0" w:color="C4C7C5"/>
+              <w:bottom w:val="single" w:sz="6" w:space="0" w:color="C4C7C5"/>
+              <w:right w:val="single" w:sz="6" w:space="0" w:color="C4C7C5"/>
+            </w:tcBorders>
+            <w:tcMar>
+              <w:top w:w="120" w:type="dxa"/>
+              <w:left w:w="180" w:type="dxa"/>
+              <w:bottom w:w="120" w:type="dxa"/>
+              <w:right w:w="180" w:type="dxa"/>
+            </w:tcMar>
+            <w:vAlign w:val="center"/>
+            <w:hideMark/>
+          </w:tcPr>
+          <w:p>
+            <w:r>
+              <w:rPr>
+                <w:b/>
+                <w:bCs/>
+              </w:rPr>
               <w:t>Volume 04</w:t>
             </w:r>
           </w:p>
@@ -2551,6 +4837,18 @@
         <w:tc>
           <w:tcPr>
             <w:tcW w:w="0" w:type="auto"/>
+            <w:tcBorders>
+              <w:top w:val="single" w:sz="6" w:space="0" w:color="C4C7C5"/>
+              <w:left w:val="single" w:sz="6" w:space="0" w:color="C4C7C5"/>
+              <w:bottom w:val="single" w:sz="6" w:space="0" w:color="C4C7C5"/>
+              <w:right w:val="single" w:sz="6" w:space="0" w:color="C4C7C5"/>
+            </w:tcBorders>
+            <w:tcMar>
+              <w:top w:w="120" w:type="dxa"/>
+              <w:left w:w="180" w:type="dxa"/>
+              <w:bottom w:w="120" w:type="dxa"/>
+              <w:right w:w="180" w:type="dxa"/>
+            </w:tcMar>
             <w:vAlign w:val="center"/>
             <w:hideMark/>
           </w:tcPr>
@@ -2563,6 +4861,18 @@
         <w:tc>
           <w:tcPr>
             <w:tcW w:w="0" w:type="auto"/>
+            <w:tcBorders>
+              <w:top w:val="single" w:sz="6" w:space="0" w:color="C4C7C5"/>
+              <w:left w:val="single" w:sz="6" w:space="0" w:color="C4C7C5"/>
+              <w:bottom w:val="single" w:sz="6" w:space="0" w:color="C4C7C5"/>
+              <w:right w:val="single" w:sz="6" w:space="0" w:color="C4C7C5"/>
+            </w:tcBorders>
+            <w:tcMar>
+              <w:top w:w="120" w:type="dxa"/>
+              <w:left w:w="180" w:type="dxa"/>
+              <w:bottom w:w="120" w:type="dxa"/>
+              <w:right w:w="180" w:type="dxa"/>
+            </w:tcMar>
             <w:vAlign w:val="center"/>
             <w:hideMark/>
           </w:tcPr>
@@ -2580,11 +4890,27 @@
         <w:tc>
           <w:tcPr>
             <w:tcW w:w="0" w:type="auto"/>
-            <w:vAlign w:val="center"/>
-            <w:hideMark/>
-          </w:tcPr>
-          <w:p>
-            <w:r>
+            <w:tcBorders>
+              <w:top w:val="single" w:sz="6" w:space="0" w:color="C4C7C5"/>
+              <w:left w:val="single" w:sz="6" w:space="0" w:color="C4C7C5"/>
+              <w:bottom w:val="single" w:sz="6" w:space="0" w:color="C4C7C5"/>
+              <w:right w:val="single" w:sz="6" w:space="0" w:color="C4C7C5"/>
+            </w:tcBorders>
+            <w:tcMar>
+              <w:top w:w="120" w:type="dxa"/>
+              <w:left w:w="180" w:type="dxa"/>
+              <w:bottom w:w="120" w:type="dxa"/>
+              <w:right w:w="180" w:type="dxa"/>
+            </w:tcMar>
+            <w:vAlign w:val="center"/>
+            <w:hideMark/>
+          </w:tcPr>
+          <w:p>
+            <w:r>
+              <w:rPr>
+                <w:b/>
+                <w:bCs/>
+              </w:rPr>
               <w:t>Volume 05</w:t>
             </w:r>
           </w:p>
@@ -2592,6 +4918,18 @@
         <w:tc>
           <w:tcPr>
             <w:tcW w:w="0" w:type="auto"/>
+            <w:tcBorders>
+              <w:top w:val="single" w:sz="6" w:space="0" w:color="C4C7C5"/>
+              <w:left w:val="single" w:sz="6" w:space="0" w:color="C4C7C5"/>
+              <w:bottom w:val="single" w:sz="6" w:space="0" w:color="C4C7C5"/>
+              <w:right w:val="single" w:sz="6" w:space="0" w:color="C4C7C5"/>
+            </w:tcBorders>
+            <w:tcMar>
+              <w:top w:w="120" w:type="dxa"/>
+              <w:left w:w="180" w:type="dxa"/>
+              <w:bottom w:w="120" w:type="dxa"/>
+              <w:right w:w="180" w:type="dxa"/>
+            </w:tcMar>
             <w:vAlign w:val="center"/>
             <w:hideMark/>
           </w:tcPr>
@@ -2604,29 +4942,110 @@
         <w:tc>
           <w:tcPr>
             <w:tcW w:w="0" w:type="auto"/>
+            <w:tcBorders>
+              <w:top w:val="single" w:sz="6" w:space="0" w:color="C4C7C5"/>
+              <w:left w:val="single" w:sz="6" w:space="0" w:color="C4C7C5"/>
+              <w:bottom w:val="single" w:sz="6" w:space="0" w:color="C4C7C5"/>
+              <w:right w:val="single" w:sz="6" w:space="0" w:color="C4C7C5"/>
+            </w:tcBorders>
+            <w:tcMar>
+              <w:top w:w="120" w:type="dxa"/>
+              <w:left w:w="180" w:type="dxa"/>
+              <w:bottom w:w="120" w:type="dxa"/>
+              <w:right w:w="180" w:type="dxa"/>
+            </w:tcMar>
             <w:vAlign w:val="center"/>
             <w:hideMark/>
           </w:tcPr>
           <w:p>
             <w:r>
               <w:t>8</w:t>
+            </w:r>
+          </w:p>
+        </w:tc>
+      </w:tr>
+      <w:tr>
+        <w:trPr>
+          <w:tblCellSpacing w:w="15" w:type="dxa"/>
+        </w:trPr>
+        <w:tc>
+          <w:tcPr>
+            <w:tcW w:w="0" w:type="auto"/>
+            <w:tcBorders>
+              <w:top w:val="single" w:sz="6" w:space="0" w:color="C4C7C5"/>
+              <w:left w:val="single" w:sz="6" w:space="0" w:color="C4C7C5"/>
+              <w:bottom w:val="single" w:sz="6" w:space="0" w:color="C4C7C5"/>
+              <w:right w:val="single" w:sz="6" w:space="0" w:color="C4C7C5"/>
+            </w:tcBorders>
+            <w:tcMar>
+              <w:top w:w="120" w:type="dxa"/>
+              <w:left w:w="180" w:type="dxa"/>
+              <w:bottom w:w="120" w:type="dxa"/>
+              <w:right w:w="180" w:type="dxa"/>
+            </w:tcMar>
+            <w:vAlign w:val="center"/>
+            <w:hideMark/>
+          </w:tcPr>
+          <w:p>
+            <w:r>
+              <w:rPr>
+                <w:b/>
+                <w:bCs/>
+              </w:rPr>
+              <w:t>Total Patterns</w:t>
+            </w:r>
+          </w:p>
+        </w:tc>
+        <w:tc>
+          <w:tcPr>
+            <w:tcW w:w="0" w:type="auto"/>
+            <w:tcBorders>
+              <w:top w:val="single" w:sz="6" w:space="0" w:color="C4C7C5"/>
+              <w:left w:val="single" w:sz="6" w:space="0" w:color="C4C7C5"/>
+              <w:bottom w:val="single" w:sz="6" w:space="0" w:color="C4C7C5"/>
+              <w:right w:val="single" w:sz="6" w:space="0" w:color="C4C7C5"/>
+            </w:tcBorders>
+            <w:tcMar>
+              <w:top w:w="120" w:type="dxa"/>
+              <w:left w:w="180" w:type="dxa"/>
+              <w:bottom w:w="120" w:type="dxa"/>
+              <w:right w:w="180" w:type="dxa"/>
+            </w:tcMar>
+            <w:vAlign w:val="center"/>
+            <w:hideMark/>
+          </w:tcPr>
+          <w:p/>
+        </w:tc>
+        <w:tc>
+          <w:tcPr>
+            <w:tcW w:w="0" w:type="auto"/>
+            <w:tcBorders>
+              <w:top w:val="single" w:sz="6" w:space="0" w:color="C4C7C5"/>
+              <w:left w:val="single" w:sz="6" w:space="0" w:color="C4C7C5"/>
+              <w:bottom w:val="single" w:sz="6" w:space="0" w:color="C4C7C5"/>
+              <w:right w:val="single" w:sz="6" w:space="0" w:color="C4C7C5"/>
+            </w:tcBorders>
+            <w:tcMar>
+              <w:top w:w="120" w:type="dxa"/>
+              <w:left w:w="180" w:type="dxa"/>
+              <w:bottom w:w="120" w:type="dxa"/>
+              <w:right w:w="180" w:type="dxa"/>
+            </w:tcMar>
+            <w:vAlign w:val="center"/>
+            <w:hideMark/>
+          </w:tcPr>
+          <w:p>
+            <w:r>
+              <w:rPr>
+                <w:b/>
+                <w:bCs/>
+              </w:rPr>
+              <w:t>51</w:t>
             </w:r>
           </w:p>
         </w:tc>
       </w:tr>
     </w:tbl>
-    <w:p>
-      <w:r>
-        <w:rPr>
-          <w:b/>
-          <w:bCs/>
-        </w:rPr>
-        <w:t>Total Patterns:</w:t>
-      </w:r>
-      <w:r>
-        <w:t xml:space="preserve"> 43</w:t>
-      </w:r>
-    </w:p>
     <w:p/>
     <w:sectPr>
       <w:pgSz w:w="11906" w:h="16838"/>

--- a/atlas/Patterns/Pattern Volume Registry.docx.docx
+++ b/atlas/Patterns/Pattern Volume Registry.docx.docx
@@ -2034,13 +2034,8 @@
           </w:tcPr>
           <w:p>
             <w:r>
-              <w:t xml:space="preserve">Adaptive System </w:t>
-            </w:r>
-            <w:proofErr w:type="spellStart"/>
-            <w:r>
-              <w:t>Behavior</w:t>
-            </w:r>
-            <w:proofErr w:type="spellEnd"/>
+              <w:t>Adaptive System Behavior</w:t>
+            </w:r>
           </w:p>
         </w:tc>
         <w:tc>
@@ -2120,15 +2115,7 @@
           </w:tcPr>
           <w:p>
             <w:r>
-              <w:t>Human-</w:t>
-            </w:r>
-            <w:proofErr w:type="spellStart"/>
-            <w:r>
-              <w:t>Centered</w:t>
-            </w:r>
-            <w:proofErr w:type="spellEnd"/>
-            <w:r>
-              <w:t xml:space="preserve"> Computing</w:t>
+              <w:t>Human-Centered Computing</w:t>
             </w:r>
           </w:p>
         </w:tc>
@@ -4424,6 +4411,545 @@
           <w:p>
             <w:r>
               <w:t>Volume 03 – System Behaviour &amp; Interaction</w:t>
+            </w:r>
+          </w:p>
+        </w:tc>
+      </w:tr>
+      <w:tr>
+        <w:trPr>
+          <w:tblCellSpacing w:w="15" w:type="dxa"/>
+        </w:trPr>
+        <w:tc>
+          <w:tcPr>
+            <w:tcW w:w="0" w:type="auto"/>
+            <w:tcBorders>
+              <w:top w:val="single" w:sz="6" w:space="0" w:color="C4C7C5"/>
+              <w:left w:val="single" w:sz="6" w:space="0" w:color="C4C7C5"/>
+              <w:bottom w:val="single" w:sz="6" w:space="0" w:color="C4C7C5"/>
+              <w:right w:val="single" w:sz="6" w:space="0" w:color="C4C7C5"/>
+            </w:tcBorders>
+            <w:tcMar>
+              <w:top w:w="120" w:type="dxa"/>
+              <w:left w:w="180" w:type="dxa"/>
+              <w:bottom w:w="120" w:type="dxa"/>
+              <w:right w:w="180" w:type="dxa"/>
+            </w:tcMar>
+            <w:vAlign w:val="center"/>
+          </w:tcPr>
+          <w:p>
+            <w:pPr>
+              <w:rPr>
+                <w:b/>
+                <w:bCs/>
+              </w:rPr>
+            </w:pPr>
+            <w:r>
+              <w:rPr>
+                <w:b/>
+                <w:bCs/>
+              </w:rPr>
+              <w:t>PAT-053</w:t>
+            </w:r>
+          </w:p>
+        </w:tc>
+        <w:tc>
+          <w:tcPr>
+            <w:tcW w:w="0" w:type="auto"/>
+            <w:tcBorders>
+              <w:top w:val="single" w:sz="6" w:space="0" w:color="C4C7C5"/>
+              <w:left w:val="single" w:sz="6" w:space="0" w:color="C4C7C5"/>
+              <w:bottom w:val="single" w:sz="6" w:space="0" w:color="C4C7C5"/>
+              <w:right w:val="single" w:sz="6" w:space="0" w:color="C4C7C5"/>
+            </w:tcBorders>
+            <w:tcMar>
+              <w:top w:w="120" w:type="dxa"/>
+              <w:left w:w="180" w:type="dxa"/>
+              <w:bottom w:w="120" w:type="dxa"/>
+              <w:right w:w="180" w:type="dxa"/>
+            </w:tcMar>
+            <w:vAlign w:val="center"/>
+          </w:tcPr>
+          <w:p>
+            <w:r>
+              <w:t xml:space="preserve"> Authentication Burden</w:t>
+            </w:r>
+          </w:p>
+        </w:tc>
+        <w:tc>
+          <w:tcPr>
+            <w:tcW w:w="0" w:type="auto"/>
+            <w:tcBorders>
+              <w:top w:val="single" w:sz="6" w:space="0" w:color="C4C7C5"/>
+              <w:left w:val="single" w:sz="6" w:space="0" w:color="C4C7C5"/>
+              <w:bottom w:val="single" w:sz="6" w:space="0" w:color="C4C7C5"/>
+              <w:right w:val="single" w:sz="6" w:space="0" w:color="C4C7C5"/>
+            </w:tcBorders>
+            <w:tcMar>
+              <w:top w:w="120" w:type="dxa"/>
+              <w:left w:w="180" w:type="dxa"/>
+              <w:bottom w:w="120" w:type="dxa"/>
+              <w:right w:w="180" w:type="dxa"/>
+            </w:tcMar>
+            <w:vAlign w:val="center"/>
+          </w:tcPr>
+          <w:p>
+            <w:r>
+              <w:t>Volume 05 – Trust, Privacy &amp; Digital Identity</w:t>
+            </w:r>
+          </w:p>
+        </w:tc>
+      </w:tr>
+      <w:tr>
+        <w:trPr>
+          <w:tblCellSpacing w:w="15" w:type="dxa"/>
+        </w:trPr>
+        <w:tc>
+          <w:tcPr>
+            <w:tcW w:w="0" w:type="auto"/>
+            <w:tcBorders>
+              <w:top w:val="single" w:sz="6" w:space="0" w:color="C4C7C5"/>
+              <w:left w:val="single" w:sz="6" w:space="0" w:color="C4C7C5"/>
+              <w:bottom w:val="single" w:sz="6" w:space="0" w:color="C4C7C5"/>
+              <w:right w:val="single" w:sz="6" w:space="0" w:color="C4C7C5"/>
+            </w:tcBorders>
+            <w:tcMar>
+              <w:top w:w="120" w:type="dxa"/>
+              <w:left w:w="180" w:type="dxa"/>
+              <w:bottom w:w="120" w:type="dxa"/>
+              <w:right w:w="180" w:type="dxa"/>
+            </w:tcMar>
+            <w:vAlign w:val="center"/>
+          </w:tcPr>
+          <w:p>
+            <w:pPr>
+              <w:rPr>
+                <w:b/>
+                <w:bCs/>
+              </w:rPr>
+            </w:pPr>
+            <w:r>
+              <w:rPr>
+                <w:b/>
+                <w:bCs/>
+              </w:rPr>
+              <w:t>PAT-05</w:t>
+            </w:r>
+            <w:r>
+              <w:rPr>
+                <w:b/>
+                <w:bCs/>
+              </w:rPr>
+              <w:t>4</w:t>
+            </w:r>
+          </w:p>
+        </w:tc>
+        <w:tc>
+          <w:tcPr>
+            <w:tcW w:w="0" w:type="auto"/>
+            <w:tcBorders>
+              <w:top w:val="single" w:sz="6" w:space="0" w:color="C4C7C5"/>
+              <w:left w:val="single" w:sz="6" w:space="0" w:color="C4C7C5"/>
+              <w:bottom w:val="single" w:sz="6" w:space="0" w:color="C4C7C5"/>
+              <w:right w:val="single" w:sz="6" w:space="0" w:color="C4C7C5"/>
+            </w:tcBorders>
+            <w:tcMar>
+              <w:top w:w="120" w:type="dxa"/>
+              <w:left w:w="180" w:type="dxa"/>
+              <w:bottom w:w="120" w:type="dxa"/>
+              <w:right w:w="180" w:type="dxa"/>
+            </w:tcMar>
+            <w:vAlign w:val="center"/>
+          </w:tcPr>
+          <w:p>
+            <w:r>
+              <w:t xml:space="preserve"> Credential Lifecycle Management</w:t>
+            </w:r>
+          </w:p>
+        </w:tc>
+        <w:tc>
+          <w:tcPr>
+            <w:tcW w:w="0" w:type="auto"/>
+            <w:tcBorders>
+              <w:top w:val="single" w:sz="6" w:space="0" w:color="C4C7C5"/>
+              <w:left w:val="single" w:sz="6" w:space="0" w:color="C4C7C5"/>
+              <w:bottom w:val="single" w:sz="6" w:space="0" w:color="C4C7C5"/>
+              <w:right w:val="single" w:sz="6" w:space="0" w:color="C4C7C5"/>
+            </w:tcBorders>
+            <w:tcMar>
+              <w:top w:w="120" w:type="dxa"/>
+              <w:left w:w="180" w:type="dxa"/>
+              <w:bottom w:w="120" w:type="dxa"/>
+              <w:right w:w="180" w:type="dxa"/>
+            </w:tcMar>
+            <w:vAlign w:val="center"/>
+          </w:tcPr>
+          <w:p>
+            <w:r>
+              <w:t>Volume 05 – Trust, Privacy &amp; Digital Identity</w:t>
+            </w:r>
+          </w:p>
+        </w:tc>
+      </w:tr>
+      <w:tr>
+        <w:trPr>
+          <w:tblCellSpacing w:w="15" w:type="dxa"/>
+        </w:trPr>
+        <w:tc>
+          <w:tcPr>
+            <w:tcW w:w="0" w:type="auto"/>
+            <w:tcBorders>
+              <w:top w:val="single" w:sz="6" w:space="0" w:color="C4C7C5"/>
+              <w:left w:val="single" w:sz="6" w:space="0" w:color="C4C7C5"/>
+              <w:bottom w:val="single" w:sz="6" w:space="0" w:color="C4C7C5"/>
+              <w:right w:val="single" w:sz="6" w:space="0" w:color="C4C7C5"/>
+            </w:tcBorders>
+            <w:tcMar>
+              <w:top w:w="120" w:type="dxa"/>
+              <w:left w:w="180" w:type="dxa"/>
+              <w:bottom w:w="120" w:type="dxa"/>
+              <w:right w:w="180" w:type="dxa"/>
+            </w:tcMar>
+            <w:vAlign w:val="center"/>
+          </w:tcPr>
+          <w:p>
+            <w:pPr>
+              <w:rPr>
+                <w:b/>
+                <w:bCs/>
+              </w:rPr>
+            </w:pPr>
+            <w:r>
+              <w:rPr>
+                <w:b/>
+                <w:bCs/>
+              </w:rPr>
+              <w:t>PAT-05</w:t>
+            </w:r>
+            <w:r>
+              <w:rPr>
+                <w:b/>
+                <w:bCs/>
+              </w:rPr>
+              <w:t>5</w:t>
+            </w:r>
+          </w:p>
+        </w:tc>
+        <w:tc>
+          <w:tcPr>
+            <w:tcW w:w="0" w:type="auto"/>
+            <w:tcBorders>
+              <w:top w:val="single" w:sz="6" w:space="0" w:color="C4C7C5"/>
+              <w:left w:val="single" w:sz="6" w:space="0" w:color="C4C7C5"/>
+              <w:bottom w:val="single" w:sz="6" w:space="0" w:color="C4C7C5"/>
+              <w:right w:val="single" w:sz="6" w:space="0" w:color="C4C7C5"/>
+            </w:tcBorders>
+            <w:tcMar>
+              <w:top w:w="120" w:type="dxa"/>
+              <w:left w:w="180" w:type="dxa"/>
+              <w:bottom w:w="120" w:type="dxa"/>
+              <w:right w:w="180" w:type="dxa"/>
+            </w:tcMar>
+            <w:vAlign w:val="center"/>
+          </w:tcPr>
+          <w:p>
+            <w:r>
+              <w:t>Identity Verification Behaviour</w:t>
+            </w:r>
+          </w:p>
+        </w:tc>
+        <w:tc>
+          <w:tcPr>
+            <w:tcW w:w="0" w:type="auto"/>
+            <w:tcBorders>
+              <w:top w:val="single" w:sz="6" w:space="0" w:color="C4C7C5"/>
+              <w:left w:val="single" w:sz="6" w:space="0" w:color="C4C7C5"/>
+              <w:bottom w:val="single" w:sz="6" w:space="0" w:color="C4C7C5"/>
+              <w:right w:val="single" w:sz="6" w:space="0" w:color="C4C7C5"/>
+            </w:tcBorders>
+            <w:tcMar>
+              <w:top w:w="120" w:type="dxa"/>
+              <w:left w:w="180" w:type="dxa"/>
+              <w:bottom w:w="120" w:type="dxa"/>
+              <w:right w:w="180" w:type="dxa"/>
+            </w:tcMar>
+            <w:vAlign w:val="center"/>
+          </w:tcPr>
+          <w:p>
+            <w:r>
+              <w:t>Volume 05 – Trust, Privacy &amp; Digital Identity</w:t>
+            </w:r>
+          </w:p>
+        </w:tc>
+      </w:tr>
+      <w:tr>
+        <w:trPr>
+          <w:tblCellSpacing w:w="15" w:type="dxa"/>
+        </w:trPr>
+        <w:tc>
+          <w:tcPr>
+            <w:tcW w:w="0" w:type="auto"/>
+            <w:tcBorders>
+              <w:top w:val="single" w:sz="6" w:space="0" w:color="C4C7C5"/>
+              <w:left w:val="single" w:sz="6" w:space="0" w:color="C4C7C5"/>
+              <w:bottom w:val="single" w:sz="6" w:space="0" w:color="C4C7C5"/>
+              <w:right w:val="single" w:sz="6" w:space="0" w:color="C4C7C5"/>
+            </w:tcBorders>
+            <w:tcMar>
+              <w:top w:w="120" w:type="dxa"/>
+              <w:left w:w="180" w:type="dxa"/>
+              <w:bottom w:w="120" w:type="dxa"/>
+              <w:right w:w="180" w:type="dxa"/>
+            </w:tcMar>
+            <w:vAlign w:val="center"/>
+          </w:tcPr>
+          <w:p>
+            <w:pPr>
+              <w:rPr>
+                <w:b/>
+                <w:bCs/>
+              </w:rPr>
+            </w:pPr>
+            <w:r>
+              <w:rPr>
+                <w:b/>
+                <w:bCs/>
+              </w:rPr>
+              <w:t>PAT-05</w:t>
+            </w:r>
+            <w:r>
+              <w:rPr>
+                <w:b/>
+                <w:bCs/>
+              </w:rPr>
+              <w:t>6</w:t>
+            </w:r>
+          </w:p>
+        </w:tc>
+        <w:tc>
+          <w:tcPr>
+            <w:tcW w:w="0" w:type="auto"/>
+            <w:tcBorders>
+              <w:top w:val="single" w:sz="6" w:space="0" w:color="C4C7C5"/>
+              <w:left w:val="single" w:sz="6" w:space="0" w:color="C4C7C5"/>
+              <w:bottom w:val="single" w:sz="6" w:space="0" w:color="C4C7C5"/>
+              <w:right w:val="single" w:sz="6" w:space="0" w:color="C4C7C5"/>
+            </w:tcBorders>
+            <w:tcMar>
+              <w:top w:w="120" w:type="dxa"/>
+              <w:left w:w="180" w:type="dxa"/>
+              <w:bottom w:w="120" w:type="dxa"/>
+              <w:right w:w="180" w:type="dxa"/>
+            </w:tcMar>
+            <w:vAlign w:val="center"/>
+          </w:tcPr>
+          <w:p>
+            <w:r>
+              <w:t>Form Interaction Behaviour</w:t>
+            </w:r>
+          </w:p>
+        </w:tc>
+        <w:tc>
+          <w:tcPr>
+            <w:tcW w:w="0" w:type="auto"/>
+            <w:tcBorders>
+              <w:top w:val="single" w:sz="6" w:space="0" w:color="C4C7C5"/>
+              <w:left w:val="single" w:sz="6" w:space="0" w:color="C4C7C5"/>
+              <w:bottom w:val="single" w:sz="6" w:space="0" w:color="C4C7C5"/>
+              <w:right w:val="single" w:sz="6" w:space="0" w:color="C4C7C5"/>
+            </w:tcBorders>
+            <w:tcMar>
+              <w:top w:w="120" w:type="dxa"/>
+              <w:left w:w="180" w:type="dxa"/>
+              <w:bottom w:w="120" w:type="dxa"/>
+              <w:right w:w="180" w:type="dxa"/>
+            </w:tcMar>
+            <w:vAlign w:val="center"/>
+          </w:tcPr>
+          <w:p>
+            <w:r>
+              <w:t>Volume 04 – Interface &amp; Navigation Behaviour</w:t>
+            </w:r>
+          </w:p>
+        </w:tc>
+      </w:tr>
+      <w:tr>
+        <w:trPr>
+          <w:tblCellSpacing w:w="15" w:type="dxa"/>
+        </w:trPr>
+        <w:tc>
+          <w:tcPr>
+            <w:tcW w:w="0" w:type="auto"/>
+            <w:tcBorders>
+              <w:top w:val="single" w:sz="6" w:space="0" w:color="C4C7C5"/>
+              <w:left w:val="single" w:sz="6" w:space="0" w:color="C4C7C5"/>
+              <w:bottom w:val="single" w:sz="6" w:space="0" w:color="C4C7C5"/>
+              <w:right w:val="single" w:sz="6" w:space="0" w:color="C4C7C5"/>
+            </w:tcBorders>
+            <w:tcMar>
+              <w:top w:w="120" w:type="dxa"/>
+              <w:left w:w="180" w:type="dxa"/>
+              <w:bottom w:w="120" w:type="dxa"/>
+              <w:right w:w="180" w:type="dxa"/>
+            </w:tcMar>
+            <w:vAlign w:val="center"/>
+          </w:tcPr>
+          <w:p>
+            <w:pPr>
+              <w:rPr>
+                <w:b/>
+                <w:bCs/>
+              </w:rPr>
+            </w:pPr>
+            <w:r>
+              <w:rPr>
+                <w:b/>
+                <w:bCs/>
+              </w:rPr>
+              <w:t>PAT-05</w:t>
+            </w:r>
+            <w:r>
+              <w:rPr>
+                <w:b/>
+                <w:bCs/>
+              </w:rPr>
+              <w:t>7</w:t>
+            </w:r>
+          </w:p>
+        </w:tc>
+        <w:tc>
+          <w:tcPr>
+            <w:tcW w:w="0" w:type="auto"/>
+            <w:tcBorders>
+              <w:top w:val="single" w:sz="6" w:space="0" w:color="C4C7C5"/>
+              <w:left w:val="single" w:sz="6" w:space="0" w:color="C4C7C5"/>
+              <w:bottom w:val="single" w:sz="6" w:space="0" w:color="C4C7C5"/>
+              <w:right w:val="single" w:sz="6" w:space="0" w:color="C4C7C5"/>
+            </w:tcBorders>
+            <w:tcMar>
+              <w:top w:w="120" w:type="dxa"/>
+              <w:left w:w="180" w:type="dxa"/>
+              <w:bottom w:w="120" w:type="dxa"/>
+              <w:right w:w="180" w:type="dxa"/>
+            </w:tcMar>
+            <w:vAlign w:val="center"/>
+          </w:tcPr>
+          <w:p>
+            <w:r>
+              <w:t>Identity Consistency</w:t>
+            </w:r>
+          </w:p>
+        </w:tc>
+        <w:tc>
+          <w:tcPr>
+            <w:tcW w:w="0" w:type="auto"/>
+            <w:tcBorders>
+              <w:top w:val="single" w:sz="6" w:space="0" w:color="C4C7C5"/>
+              <w:left w:val="single" w:sz="6" w:space="0" w:color="C4C7C5"/>
+              <w:bottom w:val="single" w:sz="6" w:space="0" w:color="C4C7C5"/>
+              <w:right w:val="single" w:sz="6" w:space="0" w:color="C4C7C5"/>
+            </w:tcBorders>
+            <w:tcMar>
+              <w:top w:w="120" w:type="dxa"/>
+              <w:left w:w="180" w:type="dxa"/>
+              <w:bottom w:w="120" w:type="dxa"/>
+              <w:right w:w="180" w:type="dxa"/>
+            </w:tcMar>
+            <w:vAlign w:val="center"/>
+          </w:tcPr>
+          <w:p>
+            <w:r>
+              <w:t>Volume 05 – Trust, Privacy &amp; Digital Identity</w:t>
+            </w:r>
+          </w:p>
+        </w:tc>
+      </w:tr>
+      <w:tr>
+        <w:trPr>
+          <w:tblCellSpacing w:w="15" w:type="dxa"/>
+        </w:trPr>
+        <w:tc>
+          <w:tcPr>
+            <w:tcW w:w="0" w:type="auto"/>
+            <w:tcBorders>
+              <w:top w:val="single" w:sz="6" w:space="0" w:color="C4C7C5"/>
+              <w:left w:val="single" w:sz="6" w:space="0" w:color="C4C7C5"/>
+              <w:bottom w:val="single" w:sz="6" w:space="0" w:color="C4C7C5"/>
+              <w:right w:val="single" w:sz="6" w:space="0" w:color="C4C7C5"/>
+            </w:tcBorders>
+            <w:tcMar>
+              <w:top w:w="120" w:type="dxa"/>
+              <w:left w:w="180" w:type="dxa"/>
+              <w:bottom w:w="120" w:type="dxa"/>
+              <w:right w:w="180" w:type="dxa"/>
+            </w:tcMar>
+            <w:vAlign w:val="center"/>
+          </w:tcPr>
+          <w:p>
+            <w:pPr>
+              <w:rPr>
+                <w:b/>
+                <w:bCs/>
+              </w:rPr>
+            </w:pPr>
+            <w:r>
+              <w:rPr>
+                <w:b/>
+                <w:bCs/>
+              </w:rPr>
+              <w:t>PAT-05</w:t>
+            </w:r>
+            <w:r>
+              <w:rPr>
+                <w:b/>
+                <w:bCs/>
+              </w:rPr>
+              <w:t>8</w:t>
+            </w:r>
+          </w:p>
+        </w:tc>
+        <w:tc>
+          <w:tcPr>
+            <w:tcW w:w="0" w:type="auto"/>
+            <w:tcBorders>
+              <w:top w:val="single" w:sz="6" w:space="0" w:color="C4C7C5"/>
+              <w:left w:val="single" w:sz="6" w:space="0" w:color="C4C7C5"/>
+              <w:bottom w:val="single" w:sz="6" w:space="0" w:color="C4C7C5"/>
+              <w:right w:val="single" w:sz="6" w:space="0" w:color="C4C7C5"/>
+            </w:tcBorders>
+            <w:tcMar>
+              <w:top w:w="120" w:type="dxa"/>
+              <w:left w:w="180" w:type="dxa"/>
+              <w:bottom w:w="120" w:type="dxa"/>
+              <w:right w:w="180" w:type="dxa"/>
+            </w:tcMar>
+            <w:vAlign w:val="center"/>
+          </w:tcPr>
+          <w:p>
+            <w:r>
+              <w:t xml:space="preserve"> Authentication Decision Behaviour</w:t>
+            </w:r>
+          </w:p>
+        </w:tc>
+        <w:tc>
+          <w:tcPr>
+            <w:tcW w:w="0" w:type="auto"/>
+            <w:tcBorders>
+              <w:top w:val="single" w:sz="6" w:space="0" w:color="C4C7C5"/>
+              <w:left w:val="single" w:sz="6" w:space="0" w:color="C4C7C5"/>
+              <w:bottom w:val="single" w:sz="6" w:space="0" w:color="C4C7C5"/>
+              <w:right w:val="single" w:sz="6" w:space="0" w:color="C4C7C5"/>
+            </w:tcBorders>
+            <w:tcMar>
+              <w:top w:w="120" w:type="dxa"/>
+              <w:left w:w="180" w:type="dxa"/>
+              <w:bottom w:w="120" w:type="dxa"/>
+              <w:right w:w="180" w:type="dxa"/>
+            </w:tcMar>
+            <w:vAlign w:val="center"/>
+          </w:tcPr>
+          <w:p>
+            <w:r>
+              <w:t>Volume 05 – Trust, Privacy &amp; Digital Identity</w:t>
             </w:r>
           </w:p>
         </w:tc>
@@ -4878,7 +5404,7 @@
           </w:tcPr>
           <w:p>
             <w:r>
-              <w:t>8</w:t>
+              <w:t>9</w:t>
             </w:r>
           </w:p>
         </w:tc>
@@ -4911,6 +5437,7 @@
                 <w:b/>
                 <w:bCs/>
               </w:rPr>
+              <w:lastRenderedPageBreak/>
               <w:t>Volume 05</w:t>
             </w:r>
           </w:p>
@@ -4959,7 +5486,7 @@
           </w:tcPr>
           <w:p>
             <w:r>
-              <w:t>8</w:t>
+              <w:t>13</w:t>
             </w:r>
           </w:p>
         </w:tc>
@@ -5040,7 +5567,14 @@
                 <w:b/>
                 <w:bCs/>
               </w:rPr>
-              <w:t>51</w:t>
+              <w:t>5</w:t>
+            </w:r>
+            <w:r>
+              <w:rPr>
+                <w:b/>
+                <w:bCs/>
+              </w:rPr>
+              <w:t>8</w:t>
             </w:r>
           </w:p>
         </w:tc>

--- a/atlas/Patterns/Pattern Volume Registry.docx.docx
+++ b/atlas/Patterns/Pattern Volume Registry.docx.docx
@@ -18,12 +18,6 @@
       </w:r>
     </w:p>
     <w:p>
-      <w:pPr>
-        <w:rPr>
-          <w:b/>
-          <w:bCs/>
-        </w:rPr>
-      </w:pPr>
       <w:r>
         <w:rPr>
           <w:b/>
@@ -41,7 +35,7 @@
         <w:t>Version:</w:t>
       </w:r>
       <w:r>
-        <w:t xml:space="preserve"> 2.1</w:t>
+        <w:t xml:space="preserve"> 2.2</w:t>
       </w:r>
     </w:p>
     <w:p>
@@ -53,16 +47,10 @@
         <w:t>Last Updated:</w:t>
       </w:r>
       <w:r>
-        <w:t xml:space="preserve"> 06 August 2026</w:t>
+        <w:t xml:space="preserve"> 13 August 2026</w:t>
       </w:r>
     </w:p>
     <w:p>
-      <w:pPr>
-        <w:rPr>
-          <w:b/>
-          <w:bCs/>
-        </w:rPr>
-      </w:pPr>
       <w:r>
         <w:rPr>
           <w:b/>
@@ -221,6 +209,12 @@
             <w:hideMark/>
           </w:tcPr>
           <w:p>
+            <w:pPr>
+              <w:rPr>
+                <w:b/>
+                <w:bCs/>
+              </w:rPr>
+            </w:pPr>
             <w:r>
               <w:rPr>
                 <w:b/>
@@ -302,6 +296,12 @@
             <w:hideMark/>
           </w:tcPr>
           <w:p>
+            <w:pPr>
+              <w:rPr>
+                <w:b/>
+                <w:bCs/>
+              </w:rPr>
+            </w:pPr>
             <w:r>
               <w:rPr>
                 <w:b/>
@@ -383,6 +383,12 @@
             <w:hideMark/>
           </w:tcPr>
           <w:p>
+            <w:pPr>
+              <w:rPr>
+                <w:b/>
+                <w:bCs/>
+              </w:rPr>
+            </w:pPr>
             <w:r>
               <w:rPr>
                 <w:b/>
@@ -464,6 +470,12 @@
             <w:hideMark/>
           </w:tcPr>
           <w:p>
+            <w:pPr>
+              <w:rPr>
+                <w:b/>
+                <w:bCs/>
+              </w:rPr>
+            </w:pPr>
             <w:r>
               <w:rPr>
                 <w:b/>
@@ -545,6 +557,12 @@
             <w:hideMark/>
           </w:tcPr>
           <w:p>
+            <w:pPr>
+              <w:rPr>
+                <w:b/>
+                <w:bCs/>
+              </w:rPr>
+            </w:pPr>
             <w:r>
               <w:rPr>
                 <w:b/>
@@ -626,6 +644,12 @@
             <w:hideMark/>
           </w:tcPr>
           <w:p>
+            <w:pPr>
+              <w:rPr>
+                <w:b/>
+                <w:bCs/>
+              </w:rPr>
+            </w:pPr>
             <w:r>
               <w:rPr>
                 <w:b/>
@@ -707,6 +731,12 @@
             <w:hideMark/>
           </w:tcPr>
           <w:p>
+            <w:pPr>
+              <w:rPr>
+                <w:b/>
+                <w:bCs/>
+              </w:rPr>
+            </w:pPr>
             <w:r>
               <w:rPr>
                 <w:b/>
@@ -788,6 +818,12 @@
             <w:hideMark/>
           </w:tcPr>
           <w:p>
+            <w:pPr>
+              <w:rPr>
+                <w:b/>
+                <w:bCs/>
+              </w:rPr>
+            </w:pPr>
             <w:r>
               <w:rPr>
                 <w:b/>
@@ -870,6 +906,12 @@
             <w:hideMark/>
           </w:tcPr>
           <w:p>
+            <w:pPr>
+              <w:rPr>
+                <w:b/>
+                <w:bCs/>
+              </w:rPr>
+            </w:pPr>
             <w:r>
               <w:rPr>
                 <w:b/>
@@ -951,6 +993,12 @@
             <w:hideMark/>
           </w:tcPr>
           <w:p>
+            <w:pPr>
+              <w:rPr>
+                <w:b/>
+                <w:bCs/>
+              </w:rPr>
+            </w:pPr>
             <w:r>
               <w:rPr>
                 <w:b/>
@@ -1032,6 +1080,12 @@
             <w:hideMark/>
           </w:tcPr>
           <w:p>
+            <w:pPr>
+              <w:rPr>
+                <w:b/>
+                <w:bCs/>
+              </w:rPr>
+            </w:pPr>
             <w:r>
               <w:rPr>
                 <w:b/>
@@ -1113,6 +1167,12 @@
             <w:hideMark/>
           </w:tcPr>
           <w:p>
+            <w:pPr>
+              <w:rPr>
+                <w:b/>
+                <w:bCs/>
+              </w:rPr>
+            </w:pPr>
             <w:r>
               <w:rPr>
                 <w:b/>
@@ -1194,6 +1254,12 @@
             <w:hideMark/>
           </w:tcPr>
           <w:p>
+            <w:pPr>
+              <w:rPr>
+                <w:b/>
+                <w:bCs/>
+              </w:rPr>
+            </w:pPr>
             <w:r>
               <w:rPr>
                 <w:b/>
@@ -1275,6 +1341,12 @@
             <w:hideMark/>
           </w:tcPr>
           <w:p>
+            <w:pPr>
+              <w:rPr>
+                <w:b/>
+                <w:bCs/>
+              </w:rPr>
+            </w:pPr>
             <w:r>
               <w:rPr>
                 <w:b/>
@@ -1356,6 +1428,12 @@
             <w:hideMark/>
           </w:tcPr>
           <w:p>
+            <w:pPr>
+              <w:rPr>
+                <w:b/>
+                <w:bCs/>
+              </w:rPr>
+            </w:pPr>
             <w:r>
               <w:rPr>
                 <w:b/>
@@ -1437,6 +1515,12 @@
             <w:hideMark/>
           </w:tcPr>
           <w:p>
+            <w:pPr>
+              <w:rPr>
+                <w:b/>
+                <w:bCs/>
+              </w:rPr>
+            </w:pPr>
             <w:r>
               <w:rPr>
                 <w:b/>
@@ -1518,6 +1602,12 @@
             <w:hideMark/>
           </w:tcPr>
           <w:p>
+            <w:pPr>
+              <w:rPr>
+                <w:b/>
+                <w:bCs/>
+              </w:rPr>
+            </w:pPr>
             <w:r>
               <w:rPr>
                 <w:b/>
@@ -1599,6 +1689,12 @@
             <w:hideMark/>
           </w:tcPr>
           <w:p>
+            <w:pPr>
+              <w:rPr>
+                <w:b/>
+                <w:bCs/>
+              </w:rPr>
+            </w:pPr>
             <w:r>
               <w:rPr>
                 <w:b/>
@@ -1680,6 +1776,12 @@
             <w:hideMark/>
           </w:tcPr>
           <w:p>
+            <w:pPr>
+              <w:rPr>
+                <w:b/>
+                <w:bCs/>
+              </w:rPr>
+            </w:pPr>
             <w:r>
               <w:rPr>
                 <w:b/>
@@ -1762,6 +1864,12 @@
             <w:hideMark/>
           </w:tcPr>
           <w:p>
+            <w:pPr>
+              <w:rPr>
+                <w:b/>
+                <w:bCs/>
+              </w:rPr>
+            </w:pPr>
             <w:r>
               <w:rPr>
                 <w:b/>
@@ -1843,6 +1951,12 @@
             <w:hideMark/>
           </w:tcPr>
           <w:p>
+            <w:pPr>
+              <w:rPr>
+                <w:b/>
+                <w:bCs/>
+              </w:rPr>
+            </w:pPr>
             <w:r>
               <w:rPr>
                 <w:b/>
@@ -1924,6 +2038,12 @@
             <w:hideMark/>
           </w:tcPr>
           <w:p>
+            <w:pPr>
+              <w:rPr>
+                <w:b/>
+                <w:bCs/>
+              </w:rPr>
+            </w:pPr>
             <w:r>
               <w:rPr>
                 <w:b/>
@@ -2005,6 +2125,12 @@
             <w:hideMark/>
           </w:tcPr>
           <w:p>
+            <w:pPr>
+              <w:rPr>
+                <w:b/>
+                <w:bCs/>
+              </w:rPr>
+            </w:pPr>
             <w:r>
               <w:rPr>
                 <w:b/>
@@ -2034,8 +2160,13 @@
           </w:tcPr>
           <w:p>
             <w:r>
-              <w:t>Adaptive System Behavior</w:t>
-            </w:r>
+              <w:t xml:space="preserve">Adaptive System </w:t>
+            </w:r>
+            <w:proofErr w:type="spellStart"/>
+            <w:r>
+              <w:t>Behavior</w:t>
+            </w:r>
+            <w:proofErr w:type="spellEnd"/>
           </w:p>
         </w:tc>
         <w:tc>
@@ -2086,6 +2217,12 @@
             <w:hideMark/>
           </w:tcPr>
           <w:p>
+            <w:pPr>
+              <w:rPr>
+                <w:b/>
+                <w:bCs/>
+              </w:rPr>
+            </w:pPr>
             <w:r>
               <w:rPr>
                 <w:b/>
@@ -2115,7 +2252,15 @@
           </w:tcPr>
           <w:p>
             <w:r>
-              <w:t>Human-Centered Computing</w:t>
+              <w:t>Human-</w:t>
+            </w:r>
+            <w:proofErr w:type="spellStart"/>
+            <w:r>
+              <w:t>Centered</w:t>
+            </w:r>
+            <w:proofErr w:type="spellEnd"/>
+            <w:r>
+              <w:t xml:space="preserve"> Computing</w:t>
             </w:r>
           </w:p>
         </w:tc>
@@ -2167,6 +2312,12 @@
             <w:hideMark/>
           </w:tcPr>
           <w:p>
+            <w:pPr>
+              <w:rPr>
+                <w:b/>
+                <w:bCs/>
+              </w:rPr>
+            </w:pPr>
             <w:r>
               <w:rPr>
                 <w:b/>
@@ -2248,6 +2399,12 @@
             <w:hideMark/>
           </w:tcPr>
           <w:p>
+            <w:pPr>
+              <w:rPr>
+                <w:b/>
+                <w:bCs/>
+              </w:rPr>
+            </w:pPr>
             <w:r>
               <w:rPr>
                 <w:b/>
@@ -2329,6 +2486,12 @@
             <w:hideMark/>
           </w:tcPr>
           <w:p>
+            <w:pPr>
+              <w:rPr>
+                <w:b/>
+                <w:bCs/>
+              </w:rPr>
+            </w:pPr>
             <w:r>
               <w:rPr>
                 <w:b/>
@@ -2410,6 +2573,12 @@
             <w:hideMark/>
           </w:tcPr>
           <w:p>
+            <w:pPr>
+              <w:rPr>
+                <w:b/>
+                <w:bCs/>
+              </w:rPr>
+            </w:pPr>
             <w:r>
               <w:rPr>
                 <w:b/>
@@ -2491,6 +2660,12 @@
             <w:hideMark/>
           </w:tcPr>
           <w:p>
+            <w:pPr>
+              <w:rPr>
+                <w:b/>
+                <w:bCs/>
+              </w:rPr>
+            </w:pPr>
             <w:r>
               <w:rPr>
                 <w:b/>
@@ -2572,6 +2747,12 @@
             <w:hideMark/>
           </w:tcPr>
           <w:p>
+            <w:pPr>
+              <w:rPr>
+                <w:b/>
+                <w:bCs/>
+              </w:rPr>
+            </w:pPr>
             <w:r>
               <w:rPr>
                 <w:b/>
@@ -2654,6 +2835,12 @@
             <w:hideMark/>
           </w:tcPr>
           <w:p>
+            <w:pPr>
+              <w:rPr>
+                <w:b/>
+                <w:bCs/>
+              </w:rPr>
+            </w:pPr>
             <w:r>
               <w:rPr>
                 <w:b/>
@@ -2735,6 +2922,12 @@
             <w:hideMark/>
           </w:tcPr>
           <w:p>
+            <w:pPr>
+              <w:rPr>
+                <w:b/>
+                <w:bCs/>
+              </w:rPr>
+            </w:pPr>
             <w:r>
               <w:rPr>
                 <w:b/>
@@ -2816,6 +3009,12 @@
             <w:hideMark/>
           </w:tcPr>
           <w:p>
+            <w:pPr>
+              <w:rPr>
+                <w:b/>
+                <w:bCs/>
+              </w:rPr>
+            </w:pPr>
             <w:r>
               <w:rPr>
                 <w:b/>
@@ -2897,6 +3096,12 @@
             <w:hideMark/>
           </w:tcPr>
           <w:p>
+            <w:pPr>
+              <w:rPr>
+                <w:b/>
+                <w:bCs/>
+              </w:rPr>
+            </w:pPr>
             <w:r>
               <w:rPr>
                 <w:b/>
@@ -2978,6 +3183,12 @@
             <w:hideMark/>
           </w:tcPr>
           <w:p>
+            <w:pPr>
+              <w:rPr>
+                <w:b/>
+                <w:bCs/>
+              </w:rPr>
+            </w:pPr>
             <w:r>
               <w:rPr>
                 <w:b/>
@@ -3059,6 +3270,12 @@
             <w:hideMark/>
           </w:tcPr>
           <w:p>
+            <w:pPr>
+              <w:rPr>
+                <w:b/>
+                <w:bCs/>
+              </w:rPr>
+            </w:pPr>
             <w:r>
               <w:rPr>
                 <w:b/>
@@ -3140,6 +3357,12 @@
             <w:hideMark/>
           </w:tcPr>
           <w:p>
+            <w:pPr>
+              <w:rPr>
+                <w:b/>
+                <w:bCs/>
+              </w:rPr>
+            </w:pPr>
             <w:r>
               <w:rPr>
                 <w:b/>
@@ -3221,6 +3444,12 @@
             <w:hideMark/>
           </w:tcPr>
           <w:p>
+            <w:pPr>
+              <w:rPr>
+                <w:b/>
+                <w:bCs/>
+              </w:rPr>
+            </w:pPr>
             <w:r>
               <w:rPr>
                 <w:b/>
@@ -3302,6 +3531,12 @@
             <w:hideMark/>
           </w:tcPr>
           <w:p>
+            <w:pPr>
+              <w:rPr>
+                <w:b/>
+                <w:bCs/>
+              </w:rPr>
+            </w:pPr>
             <w:r>
               <w:rPr>
                 <w:b/>
@@ -3383,6 +3618,12 @@
             <w:hideMark/>
           </w:tcPr>
           <w:p>
+            <w:pPr>
+              <w:rPr>
+                <w:b/>
+                <w:bCs/>
+              </w:rPr>
+            </w:pPr>
             <w:r>
               <w:rPr>
                 <w:b/>
@@ -3464,6 +3705,12 @@
             <w:hideMark/>
           </w:tcPr>
           <w:p>
+            <w:pPr>
+              <w:rPr>
+                <w:b/>
+                <w:bCs/>
+              </w:rPr>
+            </w:pPr>
             <w:r>
               <w:rPr>
                 <w:b/>
@@ -3546,6 +3793,12 @@
             <w:hideMark/>
           </w:tcPr>
           <w:p>
+            <w:pPr>
+              <w:rPr>
+                <w:b/>
+                <w:bCs/>
+              </w:rPr>
+            </w:pPr>
             <w:r>
               <w:rPr>
                 <w:b/>
@@ -3627,6 +3880,12 @@
             <w:hideMark/>
           </w:tcPr>
           <w:p>
+            <w:pPr>
+              <w:rPr>
+                <w:b/>
+                <w:bCs/>
+              </w:rPr>
+            </w:pPr>
             <w:r>
               <w:rPr>
                 <w:b/>
@@ -3708,6 +3967,12 @@
             <w:hideMark/>
           </w:tcPr>
           <w:p>
+            <w:pPr>
+              <w:rPr>
+                <w:b/>
+                <w:bCs/>
+              </w:rPr>
+            </w:pPr>
             <w:r>
               <w:rPr>
                 <w:b/>
@@ -3789,6 +4054,12 @@
             <w:hideMark/>
           </w:tcPr>
           <w:p>
+            <w:pPr>
+              <w:rPr>
+                <w:b/>
+                <w:bCs/>
+              </w:rPr>
+            </w:pPr>
             <w:r>
               <w:rPr>
                 <w:b/>
@@ -3870,6 +4141,12 @@
             <w:hideMark/>
           </w:tcPr>
           <w:p>
+            <w:pPr>
+              <w:rPr>
+                <w:b/>
+                <w:bCs/>
+              </w:rPr>
+            </w:pPr>
             <w:r>
               <w:rPr>
                 <w:b/>
@@ -3951,6 +4228,12 @@
             <w:hideMark/>
           </w:tcPr>
           <w:p>
+            <w:pPr>
+              <w:rPr>
+                <w:b/>
+                <w:bCs/>
+              </w:rPr>
+            </w:pPr>
             <w:r>
               <w:rPr>
                 <w:b/>
@@ -4032,6 +4315,12 @@
             <w:hideMark/>
           </w:tcPr>
           <w:p>
+            <w:pPr>
+              <w:rPr>
+                <w:b/>
+                <w:bCs/>
+              </w:rPr>
+            </w:pPr>
             <w:r>
               <w:rPr>
                 <w:b/>
@@ -4113,6 +4402,12 @@
             <w:hideMark/>
           </w:tcPr>
           <w:p>
+            <w:pPr>
+              <w:rPr>
+                <w:b/>
+                <w:bCs/>
+              </w:rPr>
+            </w:pPr>
             <w:r>
               <w:rPr>
                 <w:b/>
@@ -4194,6 +4489,12 @@
             <w:hideMark/>
           </w:tcPr>
           <w:p>
+            <w:pPr>
+              <w:rPr>
+                <w:b/>
+                <w:bCs/>
+              </w:rPr>
+            </w:pPr>
             <w:r>
               <w:rPr>
                 <w:b/>
@@ -4275,6 +4576,12 @@
             <w:hideMark/>
           </w:tcPr>
           <w:p>
+            <w:pPr>
+              <w:rPr>
+                <w:b/>
+                <w:bCs/>
+              </w:rPr>
+            </w:pPr>
             <w:r>
               <w:rPr>
                 <w:b/>
@@ -4356,6 +4663,12 @@
             <w:hideMark/>
           </w:tcPr>
           <w:p>
+            <w:pPr>
+              <w:rPr>
+                <w:b/>
+                <w:bCs/>
+              </w:rPr>
+            </w:pPr>
             <w:r>
               <w:rPr>
                 <w:b/>
@@ -4435,6 +4748,7 @@
               <w:right w:w="180" w:type="dxa"/>
             </w:tcMar>
             <w:vAlign w:val="center"/>
+            <w:hideMark/>
           </w:tcPr>
           <w:p>
             <w:pPr>
@@ -4468,29 +4782,31 @@
               <w:right w:w="180" w:type="dxa"/>
             </w:tcMar>
             <w:vAlign w:val="center"/>
-          </w:tcPr>
-          <w:p>
-            <w:r>
-              <w:t xml:space="preserve"> Authentication Burden</w:t>
-            </w:r>
-          </w:p>
-        </w:tc>
-        <w:tc>
-          <w:tcPr>
-            <w:tcW w:w="0" w:type="auto"/>
-            <w:tcBorders>
-              <w:top w:val="single" w:sz="6" w:space="0" w:color="C4C7C5"/>
-              <w:left w:val="single" w:sz="6" w:space="0" w:color="C4C7C5"/>
-              <w:bottom w:val="single" w:sz="6" w:space="0" w:color="C4C7C5"/>
-              <w:right w:val="single" w:sz="6" w:space="0" w:color="C4C7C5"/>
-            </w:tcBorders>
-            <w:tcMar>
-              <w:top w:w="120" w:type="dxa"/>
-              <w:left w:w="180" w:type="dxa"/>
-              <w:bottom w:w="120" w:type="dxa"/>
-              <w:right w:w="180" w:type="dxa"/>
-            </w:tcMar>
-            <w:vAlign w:val="center"/>
+            <w:hideMark/>
+          </w:tcPr>
+          <w:p>
+            <w:r>
+              <w:t>Authentication Burden</w:t>
+            </w:r>
+          </w:p>
+        </w:tc>
+        <w:tc>
+          <w:tcPr>
+            <w:tcW w:w="0" w:type="auto"/>
+            <w:tcBorders>
+              <w:top w:val="single" w:sz="6" w:space="0" w:color="C4C7C5"/>
+              <w:left w:val="single" w:sz="6" w:space="0" w:color="C4C7C5"/>
+              <w:bottom w:val="single" w:sz="6" w:space="0" w:color="C4C7C5"/>
+              <w:right w:val="single" w:sz="6" w:space="0" w:color="C4C7C5"/>
+            </w:tcBorders>
+            <w:tcMar>
+              <w:top w:w="120" w:type="dxa"/>
+              <w:left w:w="180" w:type="dxa"/>
+              <w:bottom w:w="120" w:type="dxa"/>
+              <w:right w:w="180" w:type="dxa"/>
+            </w:tcMar>
+            <w:vAlign w:val="center"/>
+            <w:hideMark/>
           </w:tcPr>
           <w:p>
             <w:r>
@@ -4519,6 +4835,7 @@
               <w:right w:w="180" w:type="dxa"/>
             </w:tcMar>
             <w:vAlign w:val="center"/>
+            <w:hideMark/>
           </w:tcPr>
           <w:p>
             <w:pPr>
@@ -4532,56 +4849,51 @@
                 <w:b/>
                 <w:bCs/>
               </w:rPr>
-              <w:t>PAT-05</w:t>
-            </w:r>
-            <w:r>
-              <w:rPr>
-                <w:b/>
-                <w:bCs/>
-              </w:rPr>
-              <w:t>4</w:t>
-            </w:r>
-          </w:p>
-        </w:tc>
-        <w:tc>
-          <w:tcPr>
-            <w:tcW w:w="0" w:type="auto"/>
-            <w:tcBorders>
-              <w:top w:val="single" w:sz="6" w:space="0" w:color="C4C7C5"/>
-              <w:left w:val="single" w:sz="6" w:space="0" w:color="C4C7C5"/>
-              <w:bottom w:val="single" w:sz="6" w:space="0" w:color="C4C7C5"/>
-              <w:right w:val="single" w:sz="6" w:space="0" w:color="C4C7C5"/>
-            </w:tcBorders>
-            <w:tcMar>
-              <w:top w:w="120" w:type="dxa"/>
-              <w:left w:w="180" w:type="dxa"/>
-              <w:bottom w:w="120" w:type="dxa"/>
-              <w:right w:w="180" w:type="dxa"/>
-            </w:tcMar>
-            <w:vAlign w:val="center"/>
-          </w:tcPr>
-          <w:p>
-            <w:r>
-              <w:t xml:space="preserve"> Credential Lifecycle Management</w:t>
-            </w:r>
-          </w:p>
-        </w:tc>
-        <w:tc>
-          <w:tcPr>
-            <w:tcW w:w="0" w:type="auto"/>
-            <w:tcBorders>
-              <w:top w:val="single" w:sz="6" w:space="0" w:color="C4C7C5"/>
-              <w:left w:val="single" w:sz="6" w:space="0" w:color="C4C7C5"/>
-              <w:bottom w:val="single" w:sz="6" w:space="0" w:color="C4C7C5"/>
-              <w:right w:val="single" w:sz="6" w:space="0" w:color="C4C7C5"/>
-            </w:tcBorders>
-            <w:tcMar>
-              <w:top w:w="120" w:type="dxa"/>
-              <w:left w:w="180" w:type="dxa"/>
-              <w:bottom w:w="120" w:type="dxa"/>
-              <w:right w:w="180" w:type="dxa"/>
-            </w:tcMar>
-            <w:vAlign w:val="center"/>
+              <w:t>PAT-054</w:t>
+            </w:r>
+          </w:p>
+        </w:tc>
+        <w:tc>
+          <w:tcPr>
+            <w:tcW w:w="0" w:type="auto"/>
+            <w:tcBorders>
+              <w:top w:val="single" w:sz="6" w:space="0" w:color="C4C7C5"/>
+              <w:left w:val="single" w:sz="6" w:space="0" w:color="C4C7C5"/>
+              <w:bottom w:val="single" w:sz="6" w:space="0" w:color="C4C7C5"/>
+              <w:right w:val="single" w:sz="6" w:space="0" w:color="C4C7C5"/>
+            </w:tcBorders>
+            <w:tcMar>
+              <w:top w:w="120" w:type="dxa"/>
+              <w:left w:w="180" w:type="dxa"/>
+              <w:bottom w:w="120" w:type="dxa"/>
+              <w:right w:w="180" w:type="dxa"/>
+            </w:tcMar>
+            <w:vAlign w:val="center"/>
+            <w:hideMark/>
+          </w:tcPr>
+          <w:p>
+            <w:r>
+              <w:t>Credential Lifecycle Management</w:t>
+            </w:r>
+          </w:p>
+        </w:tc>
+        <w:tc>
+          <w:tcPr>
+            <w:tcW w:w="0" w:type="auto"/>
+            <w:tcBorders>
+              <w:top w:val="single" w:sz="6" w:space="0" w:color="C4C7C5"/>
+              <w:left w:val="single" w:sz="6" w:space="0" w:color="C4C7C5"/>
+              <w:bottom w:val="single" w:sz="6" w:space="0" w:color="C4C7C5"/>
+              <w:right w:val="single" w:sz="6" w:space="0" w:color="C4C7C5"/>
+            </w:tcBorders>
+            <w:tcMar>
+              <w:top w:w="120" w:type="dxa"/>
+              <w:left w:w="180" w:type="dxa"/>
+              <w:bottom w:w="120" w:type="dxa"/>
+              <w:right w:w="180" w:type="dxa"/>
+            </w:tcMar>
+            <w:vAlign w:val="center"/>
+            <w:hideMark/>
           </w:tcPr>
           <w:p>
             <w:r>
@@ -4610,6 +4922,7 @@
               <w:right w:w="180" w:type="dxa"/>
             </w:tcMar>
             <w:vAlign w:val="center"/>
+            <w:hideMark/>
           </w:tcPr>
           <w:p>
             <w:pPr>
@@ -4623,33 +4936,27 @@
                 <w:b/>
                 <w:bCs/>
               </w:rPr>
-              <w:t>PAT-05</w:t>
-            </w:r>
-            <w:r>
-              <w:rPr>
-                <w:b/>
-                <w:bCs/>
-              </w:rPr>
-              <w:t>5</w:t>
-            </w:r>
-          </w:p>
-        </w:tc>
-        <w:tc>
-          <w:tcPr>
-            <w:tcW w:w="0" w:type="auto"/>
-            <w:tcBorders>
-              <w:top w:val="single" w:sz="6" w:space="0" w:color="C4C7C5"/>
-              <w:left w:val="single" w:sz="6" w:space="0" w:color="C4C7C5"/>
-              <w:bottom w:val="single" w:sz="6" w:space="0" w:color="C4C7C5"/>
-              <w:right w:val="single" w:sz="6" w:space="0" w:color="C4C7C5"/>
-            </w:tcBorders>
-            <w:tcMar>
-              <w:top w:w="120" w:type="dxa"/>
-              <w:left w:w="180" w:type="dxa"/>
-              <w:bottom w:w="120" w:type="dxa"/>
-              <w:right w:w="180" w:type="dxa"/>
-            </w:tcMar>
-            <w:vAlign w:val="center"/>
+              <w:t>PAT-055</w:t>
+            </w:r>
+          </w:p>
+        </w:tc>
+        <w:tc>
+          <w:tcPr>
+            <w:tcW w:w="0" w:type="auto"/>
+            <w:tcBorders>
+              <w:top w:val="single" w:sz="6" w:space="0" w:color="C4C7C5"/>
+              <w:left w:val="single" w:sz="6" w:space="0" w:color="C4C7C5"/>
+              <w:bottom w:val="single" w:sz="6" w:space="0" w:color="C4C7C5"/>
+              <w:right w:val="single" w:sz="6" w:space="0" w:color="C4C7C5"/>
+            </w:tcBorders>
+            <w:tcMar>
+              <w:top w:w="120" w:type="dxa"/>
+              <w:left w:w="180" w:type="dxa"/>
+              <w:bottom w:w="120" w:type="dxa"/>
+              <w:right w:w="180" w:type="dxa"/>
+            </w:tcMar>
+            <w:vAlign w:val="center"/>
+            <w:hideMark/>
           </w:tcPr>
           <w:p>
             <w:r>
@@ -4673,6 +4980,7 @@
               <w:right w:w="180" w:type="dxa"/>
             </w:tcMar>
             <w:vAlign w:val="center"/>
+            <w:hideMark/>
           </w:tcPr>
           <w:p>
             <w:r>
@@ -4701,6 +5009,7 @@
               <w:right w:w="180" w:type="dxa"/>
             </w:tcMar>
             <w:vAlign w:val="center"/>
+            <w:hideMark/>
           </w:tcPr>
           <w:p>
             <w:pPr>
@@ -4714,33 +5023,27 @@
                 <w:b/>
                 <w:bCs/>
               </w:rPr>
-              <w:t>PAT-05</w:t>
-            </w:r>
-            <w:r>
-              <w:rPr>
-                <w:b/>
-                <w:bCs/>
-              </w:rPr>
-              <w:t>6</w:t>
-            </w:r>
-          </w:p>
-        </w:tc>
-        <w:tc>
-          <w:tcPr>
-            <w:tcW w:w="0" w:type="auto"/>
-            <w:tcBorders>
-              <w:top w:val="single" w:sz="6" w:space="0" w:color="C4C7C5"/>
-              <w:left w:val="single" w:sz="6" w:space="0" w:color="C4C7C5"/>
-              <w:bottom w:val="single" w:sz="6" w:space="0" w:color="C4C7C5"/>
-              <w:right w:val="single" w:sz="6" w:space="0" w:color="C4C7C5"/>
-            </w:tcBorders>
-            <w:tcMar>
-              <w:top w:w="120" w:type="dxa"/>
-              <w:left w:w="180" w:type="dxa"/>
-              <w:bottom w:w="120" w:type="dxa"/>
-              <w:right w:w="180" w:type="dxa"/>
-            </w:tcMar>
-            <w:vAlign w:val="center"/>
+              <w:t>PAT-056</w:t>
+            </w:r>
+          </w:p>
+        </w:tc>
+        <w:tc>
+          <w:tcPr>
+            <w:tcW w:w="0" w:type="auto"/>
+            <w:tcBorders>
+              <w:top w:val="single" w:sz="6" w:space="0" w:color="C4C7C5"/>
+              <w:left w:val="single" w:sz="6" w:space="0" w:color="C4C7C5"/>
+              <w:bottom w:val="single" w:sz="6" w:space="0" w:color="C4C7C5"/>
+              <w:right w:val="single" w:sz="6" w:space="0" w:color="C4C7C5"/>
+            </w:tcBorders>
+            <w:tcMar>
+              <w:top w:w="120" w:type="dxa"/>
+              <w:left w:w="180" w:type="dxa"/>
+              <w:bottom w:w="120" w:type="dxa"/>
+              <w:right w:w="180" w:type="dxa"/>
+            </w:tcMar>
+            <w:vAlign w:val="center"/>
+            <w:hideMark/>
           </w:tcPr>
           <w:p>
             <w:r>
@@ -4764,6 +5067,7 @@
               <w:right w:w="180" w:type="dxa"/>
             </w:tcMar>
             <w:vAlign w:val="center"/>
+            <w:hideMark/>
           </w:tcPr>
           <w:p>
             <w:r>
@@ -4792,6 +5096,7 @@
               <w:right w:w="180" w:type="dxa"/>
             </w:tcMar>
             <w:vAlign w:val="center"/>
+            <w:hideMark/>
           </w:tcPr>
           <w:p>
             <w:pPr>
@@ -4805,33 +5110,27 @@
                 <w:b/>
                 <w:bCs/>
               </w:rPr>
-              <w:t>PAT-05</w:t>
-            </w:r>
-            <w:r>
-              <w:rPr>
-                <w:b/>
-                <w:bCs/>
-              </w:rPr>
-              <w:t>7</w:t>
-            </w:r>
-          </w:p>
-        </w:tc>
-        <w:tc>
-          <w:tcPr>
-            <w:tcW w:w="0" w:type="auto"/>
-            <w:tcBorders>
-              <w:top w:val="single" w:sz="6" w:space="0" w:color="C4C7C5"/>
-              <w:left w:val="single" w:sz="6" w:space="0" w:color="C4C7C5"/>
-              <w:bottom w:val="single" w:sz="6" w:space="0" w:color="C4C7C5"/>
-              <w:right w:val="single" w:sz="6" w:space="0" w:color="C4C7C5"/>
-            </w:tcBorders>
-            <w:tcMar>
-              <w:top w:w="120" w:type="dxa"/>
-              <w:left w:w="180" w:type="dxa"/>
-              <w:bottom w:w="120" w:type="dxa"/>
-              <w:right w:w="180" w:type="dxa"/>
-            </w:tcMar>
-            <w:vAlign w:val="center"/>
+              <w:t>PAT-057</w:t>
+            </w:r>
+          </w:p>
+        </w:tc>
+        <w:tc>
+          <w:tcPr>
+            <w:tcW w:w="0" w:type="auto"/>
+            <w:tcBorders>
+              <w:top w:val="single" w:sz="6" w:space="0" w:color="C4C7C5"/>
+              <w:left w:val="single" w:sz="6" w:space="0" w:color="C4C7C5"/>
+              <w:bottom w:val="single" w:sz="6" w:space="0" w:color="C4C7C5"/>
+              <w:right w:val="single" w:sz="6" w:space="0" w:color="C4C7C5"/>
+            </w:tcBorders>
+            <w:tcMar>
+              <w:top w:w="120" w:type="dxa"/>
+              <w:left w:w="180" w:type="dxa"/>
+              <w:bottom w:w="120" w:type="dxa"/>
+              <w:right w:w="180" w:type="dxa"/>
+            </w:tcMar>
+            <w:vAlign w:val="center"/>
+            <w:hideMark/>
           </w:tcPr>
           <w:p>
             <w:r>
@@ -4855,6 +5154,7 @@
               <w:right w:w="180" w:type="dxa"/>
             </w:tcMar>
             <w:vAlign w:val="center"/>
+            <w:hideMark/>
           </w:tcPr>
           <w:p>
             <w:r>
@@ -4883,6 +5183,7 @@
               <w:right w:w="180" w:type="dxa"/>
             </w:tcMar>
             <w:vAlign w:val="center"/>
+            <w:hideMark/>
           </w:tcPr>
           <w:p>
             <w:pPr>
@@ -4896,60 +5197,542 @@
                 <w:b/>
                 <w:bCs/>
               </w:rPr>
-              <w:t>PAT-05</w:t>
-            </w:r>
-            <w:r>
-              <w:rPr>
-                <w:b/>
-                <w:bCs/>
-              </w:rPr>
-              <w:t>8</w:t>
-            </w:r>
-          </w:p>
-        </w:tc>
-        <w:tc>
-          <w:tcPr>
-            <w:tcW w:w="0" w:type="auto"/>
-            <w:tcBorders>
-              <w:top w:val="single" w:sz="6" w:space="0" w:color="C4C7C5"/>
-              <w:left w:val="single" w:sz="6" w:space="0" w:color="C4C7C5"/>
-              <w:bottom w:val="single" w:sz="6" w:space="0" w:color="C4C7C5"/>
-              <w:right w:val="single" w:sz="6" w:space="0" w:color="C4C7C5"/>
-            </w:tcBorders>
-            <w:tcMar>
-              <w:top w:w="120" w:type="dxa"/>
-              <w:left w:w="180" w:type="dxa"/>
-              <w:bottom w:w="120" w:type="dxa"/>
-              <w:right w:w="180" w:type="dxa"/>
-            </w:tcMar>
-            <w:vAlign w:val="center"/>
-          </w:tcPr>
-          <w:p>
-            <w:r>
-              <w:t xml:space="preserve"> Authentication Decision Behaviour</w:t>
-            </w:r>
-          </w:p>
-        </w:tc>
-        <w:tc>
-          <w:tcPr>
-            <w:tcW w:w="0" w:type="auto"/>
-            <w:tcBorders>
-              <w:top w:val="single" w:sz="6" w:space="0" w:color="C4C7C5"/>
-              <w:left w:val="single" w:sz="6" w:space="0" w:color="C4C7C5"/>
-              <w:bottom w:val="single" w:sz="6" w:space="0" w:color="C4C7C5"/>
-              <w:right w:val="single" w:sz="6" w:space="0" w:color="C4C7C5"/>
-            </w:tcBorders>
-            <w:tcMar>
-              <w:top w:w="120" w:type="dxa"/>
-              <w:left w:w="180" w:type="dxa"/>
-              <w:bottom w:w="120" w:type="dxa"/>
-              <w:right w:w="180" w:type="dxa"/>
-            </w:tcMar>
-            <w:vAlign w:val="center"/>
+              <w:t>PAT-058</w:t>
+            </w:r>
+          </w:p>
+        </w:tc>
+        <w:tc>
+          <w:tcPr>
+            <w:tcW w:w="0" w:type="auto"/>
+            <w:tcBorders>
+              <w:top w:val="single" w:sz="6" w:space="0" w:color="C4C7C5"/>
+              <w:left w:val="single" w:sz="6" w:space="0" w:color="C4C7C5"/>
+              <w:bottom w:val="single" w:sz="6" w:space="0" w:color="C4C7C5"/>
+              <w:right w:val="single" w:sz="6" w:space="0" w:color="C4C7C5"/>
+            </w:tcBorders>
+            <w:tcMar>
+              <w:top w:w="120" w:type="dxa"/>
+              <w:left w:w="180" w:type="dxa"/>
+              <w:bottom w:w="120" w:type="dxa"/>
+              <w:right w:w="180" w:type="dxa"/>
+            </w:tcMar>
+            <w:vAlign w:val="center"/>
+            <w:hideMark/>
+          </w:tcPr>
+          <w:p>
+            <w:r>
+              <w:t>Authentication Decision Behaviour</w:t>
+            </w:r>
+          </w:p>
+        </w:tc>
+        <w:tc>
+          <w:tcPr>
+            <w:tcW w:w="0" w:type="auto"/>
+            <w:tcBorders>
+              <w:top w:val="single" w:sz="6" w:space="0" w:color="C4C7C5"/>
+              <w:left w:val="single" w:sz="6" w:space="0" w:color="C4C7C5"/>
+              <w:bottom w:val="single" w:sz="6" w:space="0" w:color="C4C7C5"/>
+              <w:right w:val="single" w:sz="6" w:space="0" w:color="C4C7C5"/>
+            </w:tcBorders>
+            <w:tcMar>
+              <w:top w:w="120" w:type="dxa"/>
+              <w:left w:w="180" w:type="dxa"/>
+              <w:bottom w:w="120" w:type="dxa"/>
+              <w:right w:w="180" w:type="dxa"/>
+            </w:tcMar>
+            <w:vAlign w:val="center"/>
+            <w:hideMark/>
           </w:tcPr>
           <w:p>
             <w:r>
               <w:t>Volume 05 – Trust, Privacy &amp; Digital Identity</w:t>
+            </w:r>
+          </w:p>
+        </w:tc>
+      </w:tr>
+      <w:tr>
+        <w:trPr>
+          <w:tblCellSpacing w:w="15" w:type="dxa"/>
+        </w:trPr>
+        <w:tc>
+          <w:tcPr>
+            <w:tcW w:w="0" w:type="auto"/>
+            <w:tcBorders>
+              <w:top w:val="single" w:sz="6" w:space="0" w:color="C4C7C5"/>
+              <w:left w:val="single" w:sz="6" w:space="0" w:color="C4C7C5"/>
+              <w:bottom w:val="single" w:sz="6" w:space="0" w:color="C4C7C5"/>
+              <w:right w:val="single" w:sz="6" w:space="0" w:color="C4C7C5"/>
+            </w:tcBorders>
+            <w:tcMar>
+              <w:top w:w="120" w:type="dxa"/>
+              <w:left w:w="180" w:type="dxa"/>
+              <w:bottom w:w="120" w:type="dxa"/>
+              <w:right w:w="180" w:type="dxa"/>
+            </w:tcMar>
+            <w:vAlign w:val="center"/>
+            <w:hideMark/>
+          </w:tcPr>
+          <w:p>
+            <w:r>
+              <w:rPr>
+                <w:b/>
+                <w:bCs/>
+              </w:rPr>
+              <w:t>PAT-059</w:t>
+            </w:r>
+          </w:p>
+        </w:tc>
+        <w:tc>
+          <w:tcPr>
+            <w:tcW w:w="0" w:type="auto"/>
+            <w:tcBorders>
+              <w:top w:val="single" w:sz="6" w:space="0" w:color="C4C7C5"/>
+              <w:left w:val="single" w:sz="6" w:space="0" w:color="C4C7C5"/>
+              <w:bottom w:val="single" w:sz="6" w:space="0" w:color="C4C7C5"/>
+              <w:right w:val="single" w:sz="6" w:space="0" w:color="C4C7C5"/>
+            </w:tcBorders>
+            <w:tcMar>
+              <w:top w:w="120" w:type="dxa"/>
+              <w:left w:w="180" w:type="dxa"/>
+              <w:bottom w:w="120" w:type="dxa"/>
+              <w:right w:w="180" w:type="dxa"/>
+            </w:tcMar>
+            <w:vAlign w:val="center"/>
+            <w:hideMark/>
+          </w:tcPr>
+          <w:p>
+            <w:r>
+              <w:t>Prerequisite Dependency</w:t>
+            </w:r>
+          </w:p>
+        </w:tc>
+        <w:tc>
+          <w:tcPr>
+            <w:tcW w:w="0" w:type="auto"/>
+            <w:tcBorders>
+              <w:top w:val="single" w:sz="6" w:space="0" w:color="C4C7C5"/>
+              <w:left w:val="single" w:sz="6" w:space="0" w:color="C4C7C5"/>
+              <w:bottom w:val="single" w:sz="6" w:space="0" w:color="C4C7C5"/>
+              <w:right w:val="single" w:sz="6" w:space="0" w:color="C4C7C5"/>
+            </w:tcBorders>
+            <w:tcMar>
+              <w:top w:w="120" w:type="dxa"/>
+              <w:left w:w="180" w:type="dxa"/>
+              <w:bottom w:w="120" w:type="dxa"/>
+              <w:right w:w="180" w:type="dxa"/>
+            </w:tcMar>
+            <w:vAlign w:val="center"/>
+            <w:hideMark/>
+          </w:tcPr>
+          <w:p>
+            <w:r>
+              <w:t>Volume 02 – Knowledge &amp; Information Behaviour</w:t>
+            </w:r>
+          </w:p>
+        </w:tc>
+      </w:tr>
+      <w:tr>
+        <w:trPr>
+          <w:tblCellSpacing w:w="15" w:type="dxa"/>
+        </w:trPr>
+        <w:tc>
+          <w:tcPr>
+            <w:tcW w:w="0" w:type="auto"/>
+            <w:tcBorders>
+              <w:top w:val="single" w:sz="6" w:space="0" w:color="C4C7C5"/>
+              <w:left w:val="single" w:sz="6" w:space="0" w:color="C4C7C5"/>
+              <w:bottom w:val="single" w:sz="6" w:space="0" w:color="C4C7C5"/>
+              <w:right w:val="single" w:sz="6" w:space="0" w:color="C4C7C5"/>
+            </w:tcBorders>
+            <w:tcMar>
+              <w:top w:w="120" w:type="dxa"/>
+              <w:left w:w="180" w:type="dxa"/>
+              <w:bottom w:w="120" w:type="dxa"/>
+              <w:right w:w="180" w:type="dxa"/>
+            </w:tcMar>
+            <w:vAlign w:val="center"/>
+            <w:hideMark/>
+          </w:tcPr>
+          <w:p>
+            <w:r>
+              <w:rPr>
+                <w:b/>
+                <w:bCs/>
+              </w:rPr>
+              <w:t>PAT-060</w:t>
+            </w:r>
+          </w:p>
+        </w:tc>
+        <w:tc>
+          <w:tcPr>
+            <w:tcW w:w="0" w:type="auto"/>
+            <w:tcBorders>
+              <w:top w:val="single" w:sz="6" w:space="0" w:color="C4C7C5"/>
+              <w:left w:val="single" w:sz="6" w:space="0" w:color="C4C7C5"/>
+              <w:bottom w:val="single" w:sz="6" w:space="0" w:color="C4C7C5"/>
+              <w:right w:val="single" w:sz="6" w:space="0" w:color="C4C7C5"/>
+            </w:tcBorders>
+            <w:tcMar>
+              <w:top w:w="120" w:type="dxa"/>
+              <w:left w:w="180" w:type="dxa"/>
+              <w:bottom w:w="120" w:type="dxa"/>
+              <w:right w:w="180" w:type="dxa"/>
+            </w:tcMar>
+            <w:vAlign w:val="center"/>
+            <w:hideMark/>
+          </w:tcPr>
+          <w:p>
+            <w:r>
+              <w:t>Learning Path Navigation</w:t>
+            </w:r>
+          </w:p>
+        </w:tc>
+        <w:tc>
+          <w:tcPr>
+            <w:tcW w:w="0" w:type="auto"/>
+            <w:tcBorders>
+              <w:top w:val="single" w:sz="6" w:space="0" w:color="C4C7C5"/>
+              <w:left w:val="single" w:sz="6" w:space="0" w:color="C4C7C5"/>
+              <w:bottom w:val="single" w:sz="6" w:space="0" w:color="C4C7C5"/>
+              <w:right w:val="single" w:sz="6" w:space="0" w:color="C4C7C5"/>
+            </w:tcBorders>
+            <w:tcMar>
+              <w:top w:w="120" w:type="dxa"/>
+              <w:left w:w="180" w:type="dxa"/>
+              <w:bottom w:w="120" w:type="dxa"/>
+              <w:right w:w="180" w:type="dxa"/>
+            </w:tcMar>
+            <w:vAlign w:val="center"/>
+            <w:hideMark/>
+          </w:tcPr>
+          <w:p>
+            <w:r>
+              <w:t>Volume 04 – Interface &amp; Navigation Behaviour</w:t>
+            </w:r>
+          </w:p>
+        </w:tc>
+      </w:tr>
+      <w:tr>
+        <w:trPr>
+          <w:tblCellSpacing w:w="15" w:type="dxa"/>
+        </w:trPr>
+        <w:tc>
+          <w:tcPr>
+            <w:tcW w:w="0" w:type="auto"/>
+            <w:tcBorders>
+              <w:top w:val="single" w:sz="6" w:space="0" w:color="C4C7C5"/>
+              <w:left w:val="single" w:sz="6" w:space="0" w:color="C4C7C5"/>
+              <w:bottom w:val="single" w:sz="6" w:space="0" w:color="C4C7C5"/>
+              <w:right w:val="single" w:sz="6" w:space="0" w:color="C4C7C5"/>
+            </w:tcBorders>
+            <w:tcMar>
+              <w:top w:w="120" w:type="dxa"/>
+              <w:left w:w="180" w:type="dxa"/>
+              <w:bottom w:w="120" w:type="dxa"/>
+              <w:right w:w="180" w:type="dxa"/>
+            </w:tcMar>
+            <w:vAlign w:val="center"/>
+            <w:hideMark/>
+          </w:tcPr>
+          <w:p>
+            <w:r>
+              <w:rPr>
+                <w:b/>
+                <w:bCs/>
+              </w:rPr>
+              <w:t>PAT-061</w:t>
+            </w:r>
+          </w:p>
+        </w:tc>
+        <w:tc>
+          <w:tcPr>
+            <w:tcW w:w="0" w:type="auto"/>
+            <w:tcBorders>
+              <w:top w:val="single" w:sz="6" w:space="0" w:color="C4C7C5"/>
+              <w:left w:val="single" w:sz="6" w:space="0" w:color="C4C7C5"/>
+              <w:bottom w:val="single" w:sz="6" w:space="0" w:color="C4C7C5"/>
+              <w:right w:val="single" w:sz="6" w:space="0" w:color="C4C7C5"/>
+            </w:tcBorders>
+            <w:tcMar>
+              <w:top w:w="120" w:type="dxa"/>
+              <w:left w:w="180" w:type="dxa"/>
+              <w:bottom w:w="120" w:type="dxa"/>
+              <w:right w:w="180" w:type="dxa"/>
+            </w:tcMar>
+            <w:vAlign w:val="center"/>
+            <w:hideMark/>
+          </w:tcPr>
+          <w:p>
+            <w:r>
+              <w:t>Knowledge Transfer</w:t>
+            </w:r>
+          </w:p>
+        </w:tc>
+        <w:tc>
+          <w:tcPr>
+            <w:tcW w:w="0" w:type="auto"/>
+            <w:tcBorders>
+              <w:top w:val="single" w:sz="6" w:space="0" w:color="C4C7C5"/>
+              <w:left w:val="single" w:sz="6" w:space="0" w:color="C4C7C5"/>
+              <w:bottom w:val="single" w:sz="6" w:space="0" w:color="C4C7C5"/>
+              <w:right w:val="single" w:sz="6" w:space="0" w:color="C4C7C5"/>
+            </w:tcBorders>
+            <w:tcMar>
+              <w:top w:w="120" w:type="dxa"/>
+              <w:left w:w="180" w:type="dxa"/>
+              <w:bottom w:w="120" w:type="dxa"/>
+              <w:right w:w="180" w:type="dxa"/>
+            </w:tcMar>
+            <w:vAlign w:val="center"/>
+            <w:hideMark/>
+          </w:tcPr>
+          <w:p>
+            <w:r>
+              <w:t>Volume 02 – Knowledge &amp; Information Behaviour</w:t>
+            </w:r>
+          </w:p>
+        </w:tc>
+      </w:tr>
+      <w:tr>
+        <w:trPr>
+          <w:tblCellSpacing w:w="15" w:type="dxa"/>
+        </w:trPr>
+        <w:tc>
+          <w:tcPr>
+            <w:tcW w:w="0" w:type="auto"/>
+            <w:tcBorders>
+              <w:top w:val="single" w:sz="6" w:space="0" w:color="C4C7C5"/>
+              <w:left w:val="single" w:sz="6" w:space="0" w:color="C4C7C5"/>
+              <w:bottom w:val="single" w:sz="6" w:space="0" w:color="C4C7C5"/>
+              <w:right w:val="single" w:sz="6" w:space="0" w:color="C4C7C5"/>
+            </w:tcBorders>
+            <w:tcMar>
+              <w:top w:w="120" w:type="dxa"/>
+              <w:left w:w="180" w:type="dxa"/>
+              <w:bottom w:w="120" w:type="dxa"/>
+              <w:right w:w="180" w:type="dxa"/>
+            </w:tcMar>
+            <w:vAlign w:val="center"/>
+            <w:hideMark/>
+          </w:tcPr>
+          <w:p>
+            <w:r>
+              <w:rPr>
+                <w:b/>
+                <w:bCs/>
+              </w:rPr>
+              <w:t>PAT-062</w:t>
+            </w:r>
+          </w:p>
+        </w:tc>
+        <w:tc>
+          <w:tcPr>
+            <w:tcW w:w="0" w:type="auto"/>
+            <w:tcBorders>
+              <w:top w:val="single" w:sz="6" w:space="0" w:color="C4C7C5"/>
+              <w:left w:val="single" w:sz="6" w:space="0" w:color="C4C7C5"/>
+              <w:bottom w:val="single" w:sz="6" w:space="0" w:color="C4C7C5"/>
+              <w:right w:val="single" w:sz="6" w:space="0" w:color="C4C7C5"/>
+            </w:tcBorders>
+            <w:tcMar>
+              <w:top w:w="120" w:type="dxa"/>
+              <w:left w:w="180" w:type="dxa"/>
+              <w:bottom w:w="120" w:type="dxa"/>
+              <w:right w:w="180" w:type="dxa"/>
+            </w:tcMar>
+            <w:vAlign w:val="center"/>
+            <w:hideMark/>
+          </w:tcPr>
+          <w:p>
+            <w:r>
+              <w:t>Learning Progress Awareness</w:t>
+            </w:r>
+          </w:p>
+        </w:tc>
+        <w:tc>
+          <w:tcPr>
+            <w:tcW w:w="0" w:type="auto"/>
+            <w:tcBorders>
+              <w:top w:val="single" w:sz="6" w:space="0" w:color="C4C7C5"/>
+              <w:left w:val="single" w:sz="6" w:space="0" w:color="C4C7C5"/>
+              <w:bottom w:val="single" w:sz="6" w:space="0" w:color="C4C7C5"/>
+              <w:right w:val="single" w:sz="6" w:space="0" w:color="C4C7C5"/>
+            </w:tcBorders>
+            <w:tcMar>
+              <w:top w:w="120" w:type="dxa"/>
+              <w:left w:w="180" w:type="dxa"/>
+              <w:bottom w:w="120" w:type="dxa"/>
+              <w:right w:w="180" w:type="dxa"/>
+            </w:tcMar>
+            <w:vAlign w:val="center"/>
+            <w:hideMark/>
+          </w:tcPr>
+          <w:p>
+            <w:r>
+              <w:t>Volume 01 – Cognitive Behaviour</w:t>
+            </w:r>
+          </w:p>
+        </w:tc>
+      </w:tr>
+      <w:tr>
+        <w:trPr>
+          <w:tblCellSpacing w:w="15" w:type="dxa"/>
+        </w:trPr>
+        <w:tc>
+          <w:tcPr>
+            <w:tcW w:w="0" w:type="auto"/>
+            <w:tcBorders>
+              <w:top w:val="single" w:sz="6" w:space="0" w:color="C4C7C5"/>
+              <w:left w:val="single" w:sz="6" w:space="0" w:color="C4C7C5"/>
+              <w:bottom w:val="single" w:sz="6" w:space="0" w:color="C4C7C5"/>
+              <w:right w:val="single" w:sz="6" w:space="0" w:color="C4C7C5"/>
+            </w:tcBorders>
+            <w:tcMar>
+              <w:top w:w="120" w:type="dxa"/>
+              <w:left w:w="180" w:type="dxa"/>
+              <w:bottom w:w="120" w:type="dxa"/>
+              <w:right w:w="180" w:type="dxa"/>
+            </w:tcMar>
+            <w:vAlign w:val="center"/>
+            <w:hideMark/>
+          </w:tcPr>
+          <w:p>
+            <w:r>
+              <w:rPr>
+                <w:b/>
+                <w:bCs/>
+              </w:rPr>
+              <w:lastRenderedPageBreak/>
+              <w:t>PAT-063</w:t>
+            </w:r>
+          </w:p>
+        </w:tc>
+        <w:tc>
+          <w:tcPr>
+            <w:tcW w:w="0" w:type="auto"/>
+            <w:tcBorders>
+              <w:top w:val="single" w:sz="6" w:space="0" w:color="C4C7C5"/>
+              <w:left w:val="single" w:sz="6" w:space="0" w:color="C4C7C5"/>
+              <w:bottom w:val="single" w:sz="6" w:space="0" w:color="C4C7C5"/>
+              <w:right w:val="single" w:sz="6" w:space="0" w:color="C4C7C5"/>
+            </w:tcBorders>
+            <w:tcMar>
+              <w:top w:w="120" w:type="dxa"/>
+              <w:left w:w="180" w:type="dxa"/>
+              <w:bottom w:w="120" w:type="dxa"/>
+              <w:right w:w="180" w:type="dxa"/>
+            </w:tcMar>
+            <w:vAlign w:val="center"/>
+            <w:hideMark/>
+          </w:tcPr>
+          <w:p>
+            <w:r>
+              <w:t>Learning Strategy Evolution</w:t>
+            </w:r>
+          </w:p>
+        </w:tc>
+        <w:tc>
+          <w:tcPr>
+            <w:tcW w:w="0" w:type="auto"/>
+            <w:tcBorders>
+              <w:top w:val="single" w:sz="6" w:space="0" w:color="C4C7C5"/>
+              <w:left w:val="single" w:sz="6" w:space="0" w:color="C4C7C5"/>
+              <w:bottom w:val="single" w:sz="6" w:space="0" w:color="C4C7C5"/>
+              <w:right w:val="single" w:sz="6" w:space="0" w:color="C4C7C5"/>
+            </w:tcBorders>
+            <w:tcMar>
+              <w:top w:w="120" w:type="dxa"/>
+              <w:left w:w="180" w:type="dxa"/>
+              <w:bottom w:w="120" w:type="dxa"/>
+              <w:right w:w="180" w:type="dxa"/>
+            </w:tcMar>
+            <w:vAlign w:val="center"/>
+            <w:hideMark/>
+          </w:tcPr>
+          <w:p>
+            <w:r>
+              <w:t>Volume 01 – Cognitive Behaviour</w:t>
+            </w:r>
+          </w:p>
+        </w:tc>
+      </w:tr>
+      <w:tr>
+        <w:trPr>
+          <w:tblCellSpacing w:w="15" w:type="dxa"/>
+        </w:trPr>
+        <w:tc>
+          <w:tcPr>
+            <w:tcW w:w="0" w:type="auto"/>
+            <w:tcBorders>
+              <w:top w:val="single" w:sz="6" w:space="0" w:color="C4C7C5"/>
+              <w:left w:val="single" w:sz="6" w:space="0" w:color="C4C7C5"/>
+              <w:bottom w:val="single" w:sz="6" w:space="0" w:color="C4C7C5"/>
+              <w:right w:val="single" w:sz="6" w:space="0" w:color="C4C7C5"/>
+            </w:tcBorders>
+            <w:tcMar>
+              <w:top w:w="120" w:type="dxa"/>
+              <w:left w:w="180" w:type="dxa"/>
+              <w:bottom w:w="120" w:type="dxa"/>
+              <w:right w:w="180" w:type="dxa"/>
+            </w:tcMar>
+            <w:vAlign w:val="center"/>
+            <w:hideMark/>
+          </w:tcPr>
+          <w:p>
+            <w:r>
+              <w:rPr>
+                <w:b/>
+                <w:bCs/>
+              </w:rPr>
+              <w:t>PAT-064</w:t>
+            </w:r>
+          </w:p>
+        </w:tc>
+        <w:tc>
+          <w:tcPr>
+            <w:tcW w:w="0" w:type="auto"/>
+            <w:tcBorders>
+              <w:top w:val="single" w:sz="6" w:space="0" w:color="C4C7C5"/>
+              <w:left w:val="single" w:sz="6" w:space="0" w:color="C4C7C5"/>
+              <w:bottom w:val="single" w:sz="6" w:space="0" w:color="C4C7C5"/>
+              <w:right w:val="single" w:sz="6" w:space="0" w:color="C4C7C5"/>
+            </w:tcBorders>
+            <w:tcMar>
+              <w:top w:w="120" w:type="dxa"/>
+              <w:left w:w="180" w:type="dxa"/>
+              <w:bottom w:w="120" w:type="dxa"/>
+              <w:right w:w="180" w:type="dxa"/>
+            </w:tcMar>
+            <w:vAlign w:val="center"/>
+            <w:hideMark/>
+          </w:tcPr>
+          <w:p>
+            <w:r>
+              <w:t>Knowledge Integration</w:t>
+            </w:r>
+          </w:p>
+        </w:tc>
+        <w:tc>
+          <w:tcPr>
+            <w:tcW w:w="0" w:type="auto"/>
+            <w:tcBorders>
+              <w:top w:val="single" w:sz="6" w:space="0" w:color="C4C7C5"/>
+              <w:left w:val="single" w:sz="6" w:space="0" w:color="C4C7C5"/>
+              <w:bottom w:val="single" w:sz="6" w:space="0" w:color="C4C7C5"/>
+              <w:right w:val="single" w:sz="6" w:space="0" w:color="C4C7C5"/>
+            </w:tcBorders>
+            <w:tcMar>
+              <w:top w:w="120" w:type="dxa"/>
+              <w:left w:w="180" w:type="dxa"/>
+              <w:bottom w:w="120" w:type="dxa"/>
+              <w:right w:w="180" w:type="dxa"/>
+            </w:tcMar>
+            <w:vAlign w:val="center"/>
+            <w:hideMark/>
+          </w:tcPr>
+          <w:p>
+            <w:r>
+              <w:t>Volume 02 – Knowledge &amp; Information Behaviour</w:t>
             </w:r>
           </w:p>
         </w:tc>
@@ -4968,6 +5751,14 @@
         <w:rPr>
           <w:b/>
           <w:bCs/>
+        </w:rPr>
+      </w:pPr>
+    </w:p>
+    <w:p>
+      <w:pPr>
+        <w:rPr>
+          <w:i/>
+          <w:iCs/>
         </w:rPr>
       </w:pPr>
       <w:r>
@@ -5109,10 +5900,6 @@
           </w:tcPr>
           <w:p>
             <w:r>
-              <w:rPr>
-                <w:b/>
-                <w:bCs/>
-              </w:rPr>
               <w:t>Volume 01</w:t>
             </w:r>
           </w:p>
@@ -5161,7 +5948,7 @@
           </w:tcPr>
           <w:p>
             <w:r>
-              <w:t>12</w:t>
+              <w:t>14</w:t>
             </w:r>
           </w:p>
         </w:tc>
@@ -5190,10 +5977,6 @@
           </w:tcPr>
           <w:p>
             <w:r>
-              <w:rPr>
-                <w:b/>
-                <w:bCs/>
-              </w:rPr>
               <w:t>Volume 02</w:t>
             </w:r>
           </w:p>
@@ -5242,7 +6025,7 @@
           </w:tcPr>
           <w:p>
             <w:r>
-              <w:t>9</w:t>
+              <w:t>12</w:t>
             </w:r>
           </w:p>
         </w:tc>
@@ -5271,10 +6054,6 @@
           </w:tcPr>
           <w:p>
             <w:r>
-              <w:rPr>
-                <w:b/>
-                <w:bCs/>
-              </w:rPr>
               <w:t>Volume 03</w:t>
             </w:r>
           </w:p>
@@ -5352,10 +6131,6 @@
           </w:tcPr>
           <w:p>
             <w:r>
-              <w:rPr>
-                <w:b/>
-                <w:bCs/>
-              </w:rPr>
               <w:t>Volume 04</w:t>
             </w:r>
           </w:p>
@@ -5404,7 +6179,7 @@
           </w:tcPr>
           <w:p>
             <w:r>
-              <w:t>9</w:t>
+              <w:t>11</w:t>
             </w:r>
           </w:p>
         </w:tc>
@@ -5433,11 +6208,6 @@
           </w:tcPr>
           <w:p>
             <w:r>
-              <w:rPr>
-                <w:b/>
-                <w:bCs/>
-              </w:rPr>
-              <w:lastRenderedPageBreak/>
               <w:t>Volume 05</w:t>
             </w:r>
           </w:p>
@@ -5567,14 +6337,7 @@
                 <w:b/>
                 <w:bCs/>
               </w:rPr>
-              <w:t>5</w:t>
-            </w:r>
-            <w:r>
-              <w:rPr>
-                <w:b/>
-                <w:bCs/>
-              </w:rPr>
-              <w:t>8</w:t>
+              <w:t>64</w:t>
             </w:r>
           </w:p>
         </w:tc>
